--- a/PROYECTO-SIVFA/docs/fase-1-analisis/Fase 1 - Grupo 1.docx
+++ b/PROYECTO-SIVFA/docs/fase-1-analisis/Fase 1 - Grupo 1.docx
@@ -55,13 +55,9 @@
       <w:pPr>
         <w:spacing w:after="40" w:line="360" w:lineRule="auto"/>
         <w:jc w:val="center"/>
-        <w:rPr>
-          <w:rFonts w:ascii="Times New Roman" w:hAnsi="Times New Roman" w:cs="Times New Roman"/>
-        </w:rPr>
-      </w:pPr>
-      <w:r>
-        <w:rPr>
-          <w:rFonts w:ascii="Times New Roman" w:hAnsi="Times New Roman" w:cs="Times New Roman"/>
+      </w:pPr>
+      <w:r>
+        <w:rPr>
           <w:b/>
           <w:bCs/>
           <w:color w:val="1F3864"/>
@@ -74,7 +70,6 @@
         <w:spacing w:after="600" w:line="360" w:lineRule="auto"/>
         <w:jc w:val="center"/>
         <w:rPr>
-          <w:rFonts w:ascii="Times New Roman" w:hAnsi="Times New Roman" w:cs="Times New Roman"/>
           <w:b/>
           <w:bCs/>
           <w:color w:val="1F3864"/>
@@ -82,7 +77,6 @@
       </w:pPr>
       <w:r>
         <w:rPr>
-          <w:rFonts w:ascii="Times New Roman" w:hAnsi="Times New Roman" w:cs="Times New Roman"/>
           <w:b/>
           <w:bCs/>
           <w:color w:val="1F3864"/>
@@ -95,14 +89,12 @@
         <w:spacing w:after="80" w:line="360" w:lineRule="auto"/>
         <w:jc w:val="center"/>
         <w:rPr>
-          <w:rFonts w:ascii="Times New Roman" w:hAnsi="Times New Roman" w:cs="Times New Roman"/>
           <w:b/>
           <w:bCs/>
         </w:rPr>
       </w:pPr>
       <w:r>
         <w:rPr>
-          <w:rFonts w:ascii="Times New Roman" w:hAnsi="Times New Roman" w:cs="Times New Roman"/>
           <w:b/>
           <w:bCs/>
         </w:rPr>
@@ -114,7 +106,6 @@
         <w:spacing w:after="80" w:line="360" w:lineRule="auto"/>
         <w:jc w:val="center"/>
         <w:rPr>
-          <w:rFonts w:ascii="Times New Roman" w:hAnsi="Times New Roman" w:cs="Times New Roman"/>
           <w:b/>
           <w:bCs/>
         </w:rPr>
@@ -125,14 +116,12 @@
         <w:spacing w:after="600" w:line="360" w:lineRule="auto"/>
         <w:jc w:val="center"/>
         <w:rPr>
-          <w:rFonts w:ascii="Times New Roman" w:hAnsi="Times New Roman" w:cs="Times New Roman"/>
           <w:b/>
           <w:bCs/>
         </w:rPr>
       </w:pPr>
       <w:r>
         <w:rPr>
-          <w:rFonts w:ascii="Times New Roman" w:hAnsi="Times New Roman" w:cs="Times New Roman"/>
           <w:b/>
           <w:bCs/>
         </w:rPr>
@@ -144,14 +133,12 @@
         <w:spacing w:after="40" w:line="360" w:lineRule="auto"/>
         <w:jc w:val="center"/>
         <w:rPr>
-          <w:rFonts w:ascii="Times New Roman" w:hAnsi="Times New Roman" w:cs="Times New Roman"/>
           <w:b/>
           <w:bCs/>
         </w:rPr>
       </w:pPr>
       <w:r>
         <w:rPr>
-          <w:rFonts w:ascii="Times New Roman" w:hAnsi="Times New Roman" w:cs="Times New Roman"/>
           <w:b/>
           <w:bCs/>
         </w:rPr>
@@ -163,7 +150,6 @@
         <w:spacing w:after="40" w:line="360" w:lineRule="auto"/>
         <w:jc w:val="center"/>
         <w:rPr>
-          <w:rFonts w:ascii="Times New Roman" w:hAnsi="Times New Roman" w:cs="Times New Roman"/>
           <w:b/>
           <w:bCs/>
         </w:rPr>
@@ -174,14 +160,12 @@
         <w:spacing w:after="500" w:line="360" w:lineRule="auto"/>
         <w:jc w:val="center"/>
         <w:rPr>
-          <w:rFonts w:ascii="Times New Roman" w:hAnsi="Times New Roman" w:cs="Times New Roman"/>
           <w:b/>
           <w:bCs/>
         </w:rPr>
       </w:pPr>
       <w:r>
         <w:rPr>
-          <w:rFonts w:ascii="Times New Roman" w:hAnsi="Times New Roman" w:cs="Times New Roman"/>
           <w:b/>
           <w:bCs/>
         </w:rPr>
@@ -193,14 +177,12 @@
         <w:spacing w:after="40" w:line="360" w:lineRule="auto"/>
         <w:jc w:val="center"/>
         <w:rPr>
-          <w:rFonts w:ascii="Times New Roman" w:hAnsi="Times New Roman" w:cs="Times New Roman"/>
           <w:b/>
           <w:bCs/>
         </w:rPr>
       </w:pPr>
       <w:r>
         <w:rPr>
-          <w:rFonts w:ascii="Times New Roman" w:hAnsi="Times New Roman" w:cs="Times New Roman"/>
           <w:b/>
           <w:bCs/>
         </w:rPr>
@@ -212,7 +194,6 @@
         <w:spacing w:after="40" w:line="360" w:lineRule="auto"/>
         <w:jc w:val="center"/>
         <w:rPr>
-          <w:rFonts w:ascii="Times New Roman" w:hAnsi="Times New Roman" w:cs="Times New Roman"/>
           <w:b/>
           <w:bCs/>
         </w:rPr>
@@ -223,14 +204,12 @@
         <w:spacing w:line="360" w:lineRule="auto"/>
         <w:jc w:val="center"/>
         <w:rPr>
-          <w:rFonts w:ascii="Times New Roman" w:hAnsi="Times New Roman" w:cs="Times New Roman"/>
           <w:b/>
           <w:bCs/>
         </w:rPr>
       </w:pPr>
       <w:r>
         <w:rPr>
-          <w:rFonts w:ascii="Times New Roman" w:hAnsi="Times New Roman" w:cs="Times New Roman"/>
           <w:b/>
           <w:bCs/>
         </w:rPr>
@@ -242,14 +221,12 @@
         <w:spacing w:line="360" w:lineRule="auto"/>
         <w:jc w:val="center"/>
         <w:rPr>
-          <w:rFonts w:ascii="Times New Roman" w:hAnsi="Times New Roman" w:cs="Times New Roman"/>
           <w:b/>
           <w:bCs/>
         </w:rPr>
       </w:pPr>
       <w:r>
         <w:rPr>
-          <w:rFonts w:ascii="Times New Roman" w:hAnsi="Times New Roman" w:cs="Times New Roman"/>
           <w:b/>
           <w:bCs/>
         </w:rPr>
@@ -261,14 +238,12 @@
         <w:spacing w:line="360" w:lineRule="auto"/>
         <w:jc w:val="center"/>
         <w:rPr>
-          <w:rFonts w:ascii="Times New Roman" w:hAnsi="Times New Roman" w:cs="Times New Roman"/>
           <w:b/>
           <w:bCs/>
         </w:rPr>
       </w:pPr>
       <w:r>
         <w:rPr>
-          <w:rFonts w:ascii="Times New Roman" w:hAnsi="Times New Roman" w:cs="Times New Roman"/>
           <w:b/>
           <w:bCs/>
         </w:rPr>
@@ -280,14 +255,12 @@
         <w:spacing w:line="360" w:lineRule="auto"/>
         <w:jc w:val="center"/>
         <w:rPr>
-          <w:rFonts w:ascii="Times New Roman" w:hAnsi="Times New Roman" w:cs="Times New Roman"/>
           <w:b/>
           <w:bCs/>
         </w:rPr>
       </w:pPr>
       <w:r>
         <w:rPr>
-          <w:rFonts w:ascii="Times New Roman" w:hAnsi="Times New Roman" w:cs="Times New Roman"/>
           <w:b/>
           <w:bCs/>
         </w:rPr>
@@ -299,7 +272,6 @@
         <w:spacing w:line="360" w:lineRule="auto"/>
         <w:jc w:val="center"/>
         <w:rPr>
-          <w:rFonts w:ascii="Times New Roman" w:hAnsi="Times New Roman" w:cs="Times New Roman"/>
           <w:b/>
           <w:bCs/>
         </w:rPr>
@@ -309,10 +281,8 @@
       <w:pPr>
         <w:spacing w:line="360" w:lineRule="auto"/>
         <w:rPr>
-          <w:rFonts w:ascii="Times New Roman" w:eastAsia="Times New Roman" w:hAnsi="Times New Roman" w:cs="Times New Roman"/>
           <w:b/>
           <w:bCs/>
-          <w:color w:val="auto"/>
         </w:rPr>
       </w:pPr>
     </w:p>
@@ -321,14 +291,12 @@
         <w:spacing w:after="40" w:line="360" w:lineRule="auto"/>
         <w:jc w:val="center"/>
         <w:rPr>
-          <w:rFonts w:ascii="Times New Roman" w:hAnsi="Times New Roman" w:cs="Times New Roman"/>
           <w:b/>
           <w:bCs/>
         </w:rPr>
       </w:pPr>
       <w:r>
         <w:rPr>
-          <w:rFonts w:ascii="Times New Roman" w:hAnsi="Times New Roman" w:cs="Times New Roman"/>
           <w:b/>
           <w:bCs/>
         </w:rPr>
@@ -340,14 +308,12 @@
         <w:spacing w:after="700" w:line="360" w:lineRule="auto"/>
         <w:jc w:val="center"/>
         <w:rPr>
-          <w:rFonts w:ascii="Times New Roman" w:hAnsi="Times New Roman" w:cs="Times New Roman"/>
           <w:b/>
           <w:bCs/>
         </w:rPr>
       </w:pPr>
       <w:r>
         <w:rPr>
-          <w:rFonts w:ascii="Times New Roman" w:hAnsi="Times New Roman" w:cs="Times New Roman"/>
           <w:b/>
           <w:bCs/>
         </w:rPr>
@@ -359,14 +325,12 @@
         <w:spacing w:after="20" w:line="360" w:lineRule="auto"/>
         <w:jc w:val="center"/>
         <w:rPr>
-          <w:rFonts w:ascii="Times New Roman" w:hAnsi="Times New Roman" w:cs="Times New Roman"/>
           <w:b/>
           <w:bCs/>
         </w:rPr>
       </w:pPr>
       <w:r>
         <w:rPr>
-          <w:rFonts w:ascii="Times New Roman" w:hAnsi="Times New Roman" w:cs="Times New Roman"/>
           <w:b/>
           <w:bCs/>
         </w:rPr>
@@ -374,7 +338,6 @@
       </w:r>
       <w:r>
         <w:rPr>
-          <w:rFonts w:ascii="Times New Roman" w:hAnsi="Times New Roman" w:cs="Times New Roman"/>
           <w:b/>
           <w:bCs/>
         </w:rPr>
@@ -382,7 +345,6 @@
       </w:r>
       <w:r>
         <w:rPr>
-          <w:rFonts w:ascii="Times New Roman" w:hAnsi="Times New Roman" w:cs="Times New Roman"/>
           <w:b/>
           <w:bCs/>
         </w:rPr>
@@ -393,13 +355,9 @@
       <w:pPr>
         <w:spacing w:line="360" w:lineRule="auto"/>
         <w:jc w:val="center"/>
-        <w:rPr>
-          <w:rFonts w:ascii="Times New Roman" w:hAnsi="Times New Roman" w:cs="Times New Roman"/>
-        </w:rPr>
-      </w:pPr>
-      <w:r>
-        <w:rPr>
-          <w:rFonts w:ascii="Times New Roman" w:hAnsi="Times New Roman" w:cs="Times New Roman"/>
+      </w:pPr>
+      <w:r>
+        <w:rPr>
           <w:b/>
           <w:bCs/>
         </w:rPr>
@@ -407,7 +365,6 @@
       </w:r>
       <w:r>
         <w:rPr>
-          <w:rFonts w:ascii="Times New Roman" w:hAnsi="Times New Roman" w:cs="Times New Roman"/>
           <w:b/>
           <w:bCs/>
           <w:color w:val="1F3864"/>
@@ -424,6 +381,12 @@
         <w:alias w:val="Tabla de Contenidos"/>
         <w:id w:val="-618302515"/>
       </w:sdtPr>
+      <w:sdtEndPr>
+        <w:rPr>
+          <w:rFonts w:eastAsia="Times New Roman"/>
+          <w:color w:val="auto"/>
+        </w:rPr>
+      </w:sdtEndPr>
       <w:sdtContent>
         <w:p>
           <w:pPr>
@@ -457,7 +420,7 @@
             </w:rPr>
             <w:fldChar w:fldCharType="separate"/>
           </w:r>
-          <w:hyperlink w:anchor="_Toc233228482" w:history="1">
+          <w:hyperlink w:anchor="_Toc233311719" w:history="1">
             <w:r>
               <w:rPr>
                 <w:rStyle w:val="Hipervnculo"/>
@@ -482,7 +445,7 @@
               <w:rPr>
                 <w:noProof/>
               </w:rPr>
-              <w:instrText xml:space="preserve"> PAGEREF _Toc233228482 \h </w:instrText>
+              <w:instrText xml:space="preserve"> PAGEREF _Toc233311719 \h </w:instrText>
             </w:r>
             <w:r>
               <w:rPr>
@@ -523,7 +486,7 @@
               <w14:ligatures w14:val="standardContextual"/>
             </w:rPr>
           </w:pPr>
-          <w:hyperlink w:anchor="_Toc233228483" w:history="1">
+          <w:hyperlink w:anchor="_Toc233311720" w:history="1">
             <w:r>
               <w:rPr>
                 <w:rStyle w:val="Hipervnculo"/>
@@ -548,7 +511,7 @@
               <w:rPr>
                 <w:noProof/>
               </w:rPr>
-              <w:instrText xml:space="preserve"> PAGEREF _Toc233228483 \h </w:instrText>
+              <w:instrText xml:space="preserve"> PAGEREF _Toc233311720 \h </w:instrText>
             </w:r>
             <w:r>
               <w:rPr>
@@ -589,7 +552,7 @@
               <w14:ligatures w14:val="standardContextual"/>
             </w:rPr>
           </w:pPr>
-          <w:hyperlink w:anchor="_Toc233228484" w:history="1">
+          <w:hyperlink w:anchor="_Toc233311721" w:history="1">
             <w:r>
               <w:rPr>
                 <w:rStyle w:val="Hipervnculo"/>
@@ -614,7 +577,7 @@
               <w:rPr>
                 <w:noProof/>
               </w:rPr>
-              <w:instrText xml:space="preserve"> PAGEREF _Toc233228484 \h </w:instrText>
+              <w:instrText xml:space="preserve"> PAGEREF _Toc233311721 \h </w:instrText>
             </w:r>
             <w:r>
               <w:rPr>
@@ -655,7 +618,7 @@
               <w14:ligatures w14:val="standardContextual"/>
             </w:rPr>
           </w:pPr>
-          <w:hyperlink w:anchor="_Toc233228485" w:history="1">
+          <w:hyperlink w:anchor="_Toc233311722" w:history="1">
             <w:r>
               <w:rPr>
                 <w:rStyle w:val="Hipervnculo"/>
@@ -680,7 +643,7 @@
               <w:rPr>
                 <w:noProof/>
               </w:rPr>
-              <w:instrText xml:space="preserve"> PAGEREF _Toc233228485 \h </w:instrText>
+              <w:instrText xml:space="preserve"> PAGEREF _Toc233311722 \h </w:instrText>
             </w:r>
             <w:r>
               <w:rPr>
@@ -721,7 +684,7 @@
               <w14:ligatures w14:val="standardContextual"/>
             </w:rPr>
           </w:pPr>
-          <w:hyperlink w:anchor="_Toc233228486" w:history="1">
+          <w:hyperlink w:anchor="_Toc233311723" w:history="1">
             <w:r>
               <w:rPr>
                 <w:rStyle w:val="Hipervnculo"/>
@@ -746,7 +709,7 @@
               <w:rPr>
                 <w:noProof/>
               </w:rPr>
-              <w:instrText xml:space="preserve"> PAGEREF _Toc233228486 \h </w:instrText>
+              <w:instrText xml:space="preserve"> PAGEREF _Toc233311723 \h </w:instrText>
             </w:r>
             <w:r>
               <w:rPr>
@@ -787,7 +750,7 @@
               <w14:ligatures w14:val="standardContextual"/>
             </w:rPr>
           </w:pPr>
-          <w:hyperlink w:anchor="_Toc233228487" w:history="1">
+          <w:hyperlink w:anchor="_Toc233311724" w:history="1">
             <w:r>
               <w:rPr>
                 <w:rStyle w:val="Hipervnculo"/>
@@ -812,7 +775,7 @@
               <w:rPr>
                 <w:noProof/>
               </w:rPr>
-              <w:instrText xml:space="preserve"> PAGEREF _Toc233228487 \h </w:instrText>
+              <w:instrText xml:space="preserve"> PAGEREF _Toc233311724 \h </w:instrText>
             </w:r>
             <w:r>
               <w:rPr>
@@ -853,7 +816,7 @@
               <w14:ligatures w14:val="standardContextual"/>
             </w:rPr>
           </w:pPr>
-          <w:hyperlink w:anchor="_Toc233228488" w:history="1">
+          <w:hyperlink w:anchor="_Toc233311725" w:history="1">
             <w:r>
               <w:rPr>
                 <w:rStyle w:val="Hipervnculo"/>
@@ -878,7 +841,7 @@
               <w:rPr>
                 <w:noProof/>
               </w:rPr>
-              <w:instrText xml:space="preserve"> PAGEREF _Toc233228488 \h </w:instrText>
+              <w:instrText xml:space="preserve"> PAGEREF _Toc233311725 \h </w:instrText>
             </w:r>
             <w:r>
               <w:rPr>
@@ -895,7 +858,7 @@
               <w:rPr>
                 <w:noProof/>
               </w:rPr>
-              <w:t>5</w:t>
+              <w:t>6</w:t>
             </w:r>
             <w:r>
               <w:rPr>
@@ -919,7 +882,7 @@
               <w14:ligatures w14:val="standardContextual"/>
             </w:rPr>
           </w:pPr>
-          <w:hyperlink w:anchor="_Toc233228489" w:history="1">
+          <w:hyperlink w:anchor="_Toc233311726" w:history="1">
             <w:r>
               <w:rPr>
                 <w:rStyle w:val="Hipervnculo"/>
@@ -944,7 +907,7 @@
               <w:rPr>
                 <w:noProof/>
               </w:rPr>
-              <w:instrText xml:space="preserve"> PAGEREF _Toc233228489 \h </w:instrText>
+              <w:instrText xml:space="preserve"> PAGEREF _Toc233311726 \h </w:instrText>
             </w:r>
             <w:r>
               <w:rPr>
@@ -985,7 +948,7 @@
               <w14:ligatures w14:val="standardContextual"/>
             </w:rPr>
           </w:pPr>
-          <w:hyperlink w:anchor="_Toc233228490" w:history="1">
+          <w:hyperlink w:anchor="_Toc233311727" w:history="1">
             <w:r>
               <w:rPr>
                 <w:rStyle w:val="Hipervnculo"/>
@@ -1010,7 +973,7 @@
               <w:rPr>
                 <w:noProof/>
               </w:rPr>
-              <w:instrText xml:space="preserve"> PAGEREF _Toc233228490 \h </w:instrText>
+              <w:instrText xml:space="preserve"> PAGEREF _Toc233311727 \h </w:instrText>
             </w:r>
             <w:r>
               <w:rPr>
@@ -1051,7 +1014,7 @@
               <w14:ligatures w14:val="standardContextual"/>
             </w:rPr>
           </w:pPr>
-          <w:hyperlink w:anchor="_Toc233228491" w:history="1">
+          <w:hyperlink w:anchor="_Toc233311728" w:history="1">
             <w:r>
               <w:rPr>
                 <w:rStyle w:val="Hipervnculo"/>
@@ -1076,7 +1039,7 @@
               <w:rPr>
                 <w:noProof/>
               </w:rPr>
-              <w:instrText xml:space="preserve"> PAGEREF _Toc233228491 \h </w:instrText>
+              <w:instrText xml:space="preserve"> PAGEREF _Toc233311728 \h </w:instrText>
             </w:r>
             <w:r>
               <w:rPr>
@@ -1117,7 +1080,7 @@
               <w14:ligatures w14:val="standardContextual"/>
             </w:rPr>
           </w:pPr>
-          <w:hyperlink w:anchor="_Toc233228492" w:history="1">
+          <w:hyperlink w:anchor="_Toc233311729" w:history="1">
             <w:r>
               <w:rPr>
                 <w:rStyle w:val="Hipervnculo"/>
@@ -1142,7 +1105,7 @@
               <w:rPr>
                 <w:noProof/>
               </w:rPr>
-              <w:instrText xml:space="preserve"> PAGEREF _Toc233228492 \h </w:instrText>
+              <w:instrText xml:space="preserve"> PAGEREF _Toc233311729 \h </w:instrText>
             </w:r>
             <w:r>
               <w:rPr>
@@ -1159,7 +1122,7 @@
               <w:rPr>
                 <w:noProof/>
               </w:rPr>
-              <w:t>6</w:t>
+              <w:t>7</w:t>
             </w:r>
             <w:r>
               <w:rPr>
@@ -1183,7 +1146,7 @@
               <w14:ligatures w14:val="standardContextual"/>
             </w:rPr>
           </w:pPr>
-          <w:hyperlink w:anchor="_Toc233228493" w:history="1">
+          <w:hyperlink w:anchor="_Toc233311730" w:history="1">
             <w:r>
               <w:rPr>
                 <w:rStyle w:val="Hipervnculo"/>
@@ -1208,7 +1171,7 @@
               <w:rPr>
                 <w:noProof/>
               </w:rPr>
-              <w:instrText xml:space="preserve"> PAGEREF _Toc233228493 \h </w:instrText>
+              <w:instrText xml:space="preserve"> PAGEREF _Toc233311730 \h </w:instrText>
             </w:r>
             <w:r>
               <w:rPr>
@@ -1249,7 +1212,7 @@
               <w14:ligatures w14:val="standardContextual"/>
             </w:rPr>
           </w:pPr>
-          <w:hyperlink w:anchor="_Toc233228494" w:history="1">
+          <w:hyperlink w:anchor="_Toc233311731" w:history="1">
             <w:r>
               <w:rPr>
                 <w:rStyle w:val="Hipervnculo"/>
@@ -1274,7 +1237,7 @@
               <w:rPr>
                 <w:noProof/>
               </w:rPr>
-              <w:instrText xml:space="preserve"> PAGEREF _Toc233228494 \h </w:instrText>
+              <w:instrText xml:space="preserve"> PAGEREF _Toc233311731 \h </w:instrText>
             </w:r>
             <w:r>
               <w:rPr>
@@ -1315,7 +1278,7 @@
               <w14:ligatures w14:val="standardContextual"/>
             </w:rPr>
           </w:pPr>
-          <w:hyperlink w:anchor="_Toc233228495" w:history="1">
+          <w:hyperlink w:anchor="_Toc233311732" w:history="1">
             <w:r>
               <w:rPr>
                 <w:rStyle w:val="Hipervnculo"/>
@@ -1340,7 +1303,7 @@
               <w:rPr>
                 <w:noProof/>
               </w:rPr>
-              <w:instrText xml:space="preserve"> PAGEREF _Toc233228495 \h </w:instrText>
+              <w:instrText xml:space="preserve"> PAGEREF _Toc233311732 \h </w:instrText>
             </w:r>
             <w:r>
               <w:rPr>
@@ -1357,7 +1320,7 @@
               <w:rPr>
                 <w:noProof/>
               </w:rPr>
-              <w:t>7</w:t>
+              <w:t>8</w:t>
             </w:r>
             <w:r>
               <w:rPr>
@@ -1381,7 +1344,7 @@
               <w14:ligatures w14:val="standardContextual"/>
             </w:rPr>
           </w:pPr>
-          <w:hyperlink w:anchor="_Toc233228496" w:history="1">
+          <w:hyperlink w:anchor="_Toc233311733" w:history="1">
             <w:r>
               <w:rPr>
                 <w:rStyle w:val="Hipervnculo"/>
@@ -1406,7 +1369,7 @@
               <w:rPr>
                 <w:noProof/>
               </w:rPr>
-              <w:instrText xml:space="preserve"> PAGEREF _Toc233228496 \h </w:instrText>
+              <w:instrText xml:space="preserve"> PAGEREF _Toc233311733 \h </w:instrText>
             </w:r>
             <w:r>
               <w:rPr>
@@ -1447,7 +1410,7 @@
               <w14:ligatures w14:val="standardContextual"/>
             </w:rPr>
           </w:pPr>
-          <w:hyperlink w:anchor="_Toc233228497" w:history="1">
+          <w:hyperlink w:anchor="_Toc233311734" w:history="1">
             <w:r>
               <w:rPr>
                 <w:rStyle w:val="Hipervnculo"/>
@@ -1472,7 +1435,7 @@
               <w:rPr>
                 <w:noProof/>
               </w:rPr>
-              <w:instrText xml:space="preserve"> PAGEREF _Toc233228497 \h </w:instrText>
+              <w:instrText xml:space="preserve"> PAGEREF _Toc233311734 \h </w:instrText>
             </w:r>
             <w:r>
               <w:rPr>
@@ -1513,7 +1476,7 @@
               <w14:ligatures w14:val="standardContextual"/>
             </w:rPr>
           </w:pPr>
-          <w:hyperlink w:anchor="_Toc233228498" w:history="1">
+          <w:hyperlink w:anchor="_Toc233311735" w:history="1">
             <w:r>
               <w:rPr>
                 <w:rStyle w:val="Hipervnculo"/>
@@ -1538,7 +1501,7 @@
               <w:rPr>
                 <w:noProof/>
               </w:rPr>
-              <w:instrText xml:space="preserve"> PAGEREF _Toc233228498 \h </w:instrText>
+              <w:instrText xml:space="preserve"> PAGEREF _Toc233311735 \h </w:instrText>
             </w:r>
             <w:r>
               <w:rPr>
@@ -1579,7 +1542,7 @@
               <w14:ligatures w14:val="standardContextual"/>
             </w:rPr>
           </w:pPr>
-          <w:hyperlink w:anchor="_Toc233228499" w:history="1">
+          <w:hyperlink w:anchor="_Toc233311736" w:history="1">
             <w:r>
               <w:rPr>
                 <w:rStyle w:val="Hipervnculo"/>
@@ -1604,7 +1567,7 @@
               <w:rPr>
                 <w:noProof/>
               </w:rPr>
-              <w:instrText xml:space="preserve"> PAGEREF _Toc233228499 \h </w:instrText>
+              <w:instrText xml:space="preserve"> PAGEREF _Toc233311736 \h </w:instrText>
             </w:r>
             <w:r>
               <w:rPr>
@@ -1621,7 +1584,7 @@
               <w:rPr>
                 <w:noProof/>
               </w:rPr>
-              <w:t>8</w:t>
+              <w:t>9</w:t>
             </w:r>
             <w:r>
               <w:rPr>
@@ -1645,7 +1608,7 @@
               <w14:ligatures w14:val="standardContextual"/>
             </w:rPr>
           </w:pPr>
-          <w:hyperlink w:anchor="_Toc233228500" w:history="1">
+          <w:hyperlink w:anchor="_Toc233311737" w:history="1">
             <w:r>
               <w:rPr>
                 <w:rStyle w:val="Hipervnculo"/>
@@ -1670,7 +1633,7 @@
               <w:rPr>
                 <w:noProof/>
               </w:rPr>
-              <w:instrText xml:space="preserve"> PAGEREF _Toc233228500 \h </w:instrText>
+              <w:instrText xml:space="preserve"> PAGEREF _Toc233311737 \h </w:instrText>
             </w:r>
             <w:r>
               <w:rPr>
@@ -1711,7 +1674,7 @@
               <w14:ligatures w14:val="standardContextual"/>
             </w:rPr>
           </w:pPr>
-          <w:hyperlink w:anchor="_Toc233228501" w:history="1">
+          <w:hyperlink w:anchor="_Toc233311738" w:history="1">
             <w:r>
               <w:rPr>
                 <w:rStyle w:val="Hipervnculo"/>
@@ -1736,7 +1699,7 @@
               <w:rPr>
                 <w:noProof/>
               </w:rPr>
-              <w:instrText xml:space="preserve"> PAGEREF _Toc233228501 \h </w:instrText>
+              <w:instrText xml:space="preserve"> PAGEREF _Toc233311738 \h </w:instrText>
             </w:r>
             <w:r>
               <w:rPr>
@@ -1753,7 +1716,7 @@
               <w:rPr>
                 <w:noProof/>
               </w:rPr>
-              <w:t>9</w:t>
+              <w:t>10</w:t>
             </w:r>
             <w:r>
               <w:rPr>
@@ -1777,7 +1740,7 @@
               <w14:ligatures w14:val="standardContextual"/>
             </w:rPr>
           </w:pPr>
-          <w:hyperlink w:anchor="_Toc233228502" w:history="1">
+          <w:hyperlink w:anchor="_Toc233311739" w:history="1">
             <w:r>
               <w:rPr>
                 <w:rStyle w:val="Hipervnculo"/>
@@ -1802,7 +1765,7 @@
               <w:rPr>
                 <w:noProof/>
               </w:rPr>
-              <w:instrText xml:space="preserve"> PAGEREF _Toc233228502 \h </w:instrText>
+              <w:instrText xml:space="preserve"> PAGEREF _Toc233311739 \h </w:instrText>
             </w:r>
             <w:r>
               <w:rPr>
@@ -1819,7 +1782,7 @@
               <w:rPr>
                 <w:noProof/>
               </w:rPr>
-              <w:t>10</w:t>
+              <w:t>11</w:t>
             </w:r>
             <w:r>
               <w:rPr>
@@ -1843,7 +1806,7 @@
               <w14:ligatures w14:val="standardContextual"/>
             </w:rPr>
           </w:pPr>
-          <w:hyperlink w:anchor="_Toc233228503" w:history="1">
+          <w:hyperlink w:anchor="_Toc233311740" w:history="1">
             <w:r>
               <w:rPr>
                 <w:rStyle w:val="Hipervnculo"/>
@@ -1868,7 +1831,7 @@
               <w:rPr>
                 <w:noProof/>
               </w:rPr>
-              <w:instrText xml:space="preserve"> PAGEREF _Toc233228503 \h </w:instrText>
+              <w:instrText xml:space="preserve"> PAGEREF _Toc233311740 \h </w:instrText>
             </w:r>
             <w:r>
               <w:rPr>
@@ -1885,7 +1848,7 @@
               <w:rPr>
                 <w:noProof/>
               </w:rPr>
-              <w:t>10</w:t>
+              <w:t>11</w:t>
             </w:r>
             <w:r>
               <w:rPr>
@@ -1909,7 +1872,7 @@
               <w14:ligatures w14:val="standardContextual"/>
             </w:rPr>
           </w:pPr>
-          <w:hyperlink w:anchor="_Toc233228504" w:history="1">
+          <w:hyperlink w:anchor="_Toc233311741" w:history="1">
             <w:r>
               <w:rPr>
                 <w:rStyle w:val="Hipervnculo"/>
@@ -1934,7 +1897,7 @@
               <w:rPr>
                 <w:noProof/>
               </w:rPr>
-              <w:instrText xml:space="preserve"> PAGEREF _Toc233228504 \h </w:instrText>
+              <w:instrText xml:space="preserve"> PAGEREF _Toc233311741 \h </w:instrText>
             </w:r>
             <w:r>
               <w:rPr>
@@ -1951,7 +1914,7 @@
               <w:rPr>
                 <w:noProof/>
               </w:rPr>
-              <w:t>11</w:t>
+              <w:t>12</w:t>
             </w:r>
             <w:r>
               <w:rPr>
@@ -1975,7 +1938,7 @@
               <w14:ligatures w14:val="standardContextual"/>
             </w:rPr>
           </w:pPr>
-          <w:hyperlink w:anchor="_Toc233228505" w:history="1">
+          <w:hyperlink w:anchor="_Toc233311742" w:history="1">
             <w:r>
               <w:rPr>
                 <w:rStyle w:val="Hipervnculo"/>
@@ -2000,7 +1963,7 @@
               <w:rPr>
                 <w:noProof/>
               </w:rPr>
-              <w:instrText xml:space="preserve"> PAGEREF _Toc233228505 \h </w:instrText>
+              <w:instrText xml:space="preserve"> PAGEREF _Toc233311742 \h </w:instrText>
             </w:r>
             <w:r>
               <w:rPr>
@@ -2041,7 +2004,7 @@
               <w14:ligatures w14:val="standardContextual"/>
             </w:rPr>
           </w:pPr>
-          <w:hyperlink w:anchor="_Toc233228506" w:history="1">
+          <w:hyperlink w:anchor="_Toc233311743" w:history="1">
             <w:r>
               <w:rPr>
                 <w:rStyle w:val="Hipervnculo"/>
@@ -2066,7 +2029,7 @@
               <w:rPr>
                 <w:noProof/>
               </w:rPr>
-              <w:instrText xml:space="preserve"> PAGEREF _Toc233228506 \h </w:instrText>
+              <w:instrText xml:space="preserve"> PAGEREF _Toc233311743 \h </w:instrText>
             </w:r>
             <w:r>
               <w:rPr>
@@ -2107,7 +2070,7 @@
               <w14:ligatures w14:val="standardContextual"/>
             </w:rPr>
           </w:pPr>
-          <w:hyperlink w:anchor="_Toc233228507" w:history="1">
+          <w:hyperlink w:anchor="_Toc233311744" w:history="1">
             <w:r>
               <w:rPr>
                 <w:rStyle w:val="Hipervnculo"/>
@@ -2132,7 +2095,7 @@
               <w:rPr>
                 <w:noProof/>
               </w:rPr>
-              <w:instrText xml:space="preserve"> PAGEREF _Toc233228507 \h </w:instrText>
+              <w:instrText xml:space="preserve"> PAGEREF _Toc233311744 \h </w:instrText>
             </w:r>
             <w:r>
               <w:rPr>
@@ -2173,7 +2136,7 @@
               <w14:ligatures w14:val="standardContextual"/>
             </w:rPr>
           </w:pPr>
-          <w:hyperlink w:anchor="_Toc233228508" w:history="1">
+          <w:hyperlink w:anchor="_Toc233311745" w:history="1">
             <w:r>
               <w:rPr>
                 <w:rStyle w:val="Hipervnculo"/>
@@ -2198,7 +2161,7 @@
               <w:rPr>
                 <w:noProof/>
               </w:rPr>
-              <w:instrText xml:space="preserve"> PAGEREF _Toc233228508 \h </w:instrText>
+              <w:instrText xml:space="preserve"> PAGEREF _Toc233311745 \h </w:instrText>
             </w:r>
             <w:r>
               <w:rPr>
@@ -2239,7 +2202,7 @@
               <w14:ligatures w14:val="standardContextual"/>
             </w:rPr>
           </w:pPr>
-          <w:hyperlink w:anchor="_Toc233228509" w:history="1">
+          <w:hyperlink w:anchor="_Toc233311746" w:history="1">
             <w:r>
               <w:rPr>
                 <w:rStyle w:val="Hipervnculo"/>
@@ -2264,7 +2227,7 @@
               <w:rPr>
                 <w:noProof/>
               </w:rPr>
-              <w:instrText xml:space="preserve"> PAGEREF _Toc233228509 \h </w:instrText>
+              <w:instrText xml:space="preserve"> PAGEREF _Toc233311746 \h </w:instrText>
             </w:r>
             <w:r>
               <w:rPr>
@@ -2305,7 +2268,7 @@
               <w14:ligatures w14:val="standardContextual"/>
             </w:rPr>
           </w:pPr>
-          <w:hyperlink w:anchor="_Toc233228510" w:history="1">
+          <w:hyperlink w:anchor="_Toc233311747" w:history="1">
             <w:r>
               <w:rPr>
                 <w:rStyle w:val="Hipervnculo"/>
@@ -2330,7 +2293,7 @@
               <w:rPr>
                 <w:noProof/>
               </w:rPr>
-              <w:instrText xml:space="preserve"> PAGEREF _Toc233228510 \h </w:instrText>
+              <w:instrText xml:space="preserve"> PAGEREF _Toc233311747 \h </w:instrText>
             </w:r>
             <w:r>
               <w:rPr>
@@ -2371,7 +2334,7 @@
               <w14:ligatures w14:val="standardContextual"/>
             </w:rPr>
           </w:pPr>
-          <w:hyperlink w:anchor="_Toc233228511" w:history="1">
+          <w:hyperlink w:anchor="_Toc233311748" w:history="1">
             <w:r>
               <w:rPr>
                 <w:rStyle w:val="Hipervnculo"/>
@@ -2396,7 +2359,7 @@
               <w:rPr>
                 <w:noProof/>
               </w:rPr>
-              <w:instrText xml:space="preserve"> PAGEREF _Toc233228511 \h </w:instrText>
+              <w:instrText xml:space="preserve"> PAGEREF _Toc233311748 \h </w:instrText>
             </w:r>
             <w:r>
               <w:rPr>
@@ -2437,7 +2400,7 @@
               <w14:ligatures w14:val="standardContextual"/>
             </w:rPr>
           </w:pPr>
-          <w:hyperlink w:anchor="_Toc233228512" w:history="1">
+          <w:hyperlink w:anchor="_Toc233311749" w:history="1">
             <w:r>
               <w:rPr>
                 <w:rStyle w:val="Hipervnculo"/>
@@ -2462,7 +2425,7 @@
               <w:rPr>
                 <w:noProof/>
               </w:rPr>
-              <w:instrText xml:space="preserve"> PAGEREF _Toc233228512 \h </w:instrText>
+              <w:instrText xml:space="preserve"> PAGEREF _Toc233311749 \h </w:instrText>
             </w:r>
             <w:r>
               <w:rPr>
@@ -2503,7 +2466,7 @@
               <w14:ligatures w14:val="standardContextual"/>
             </w:rPr>
           </w:pPr>
-          <w:hyperlink w:anchor="_Toc233228513" w:history="1">
+          <w:hyperlink w:anchor="_Toc233311750" w:history="1">
             <w:r>
               <w:rPr>
                 <w:rStyle w:val="Hipervnculo"/>
@@ -2528,7 +2491,7 @@
               <w:rPr>
                 <w:noProof/>
               </w:rPr>
-              <w:instrText xml:space="preserve"> PAGEREF _Toc233228513 \h </w:instrText>
+              <w:instrText xml:space="preserve"> PAGEREF _Toc233311750 \h </w:instrText>
             </w:r>
             <w:r>
               <w:rPr>
@@ -2569,7 +2532,7 @@
               <w14:ligatures w14:val="standardContextual"/>
             </w:rPr>
           </w:pPr>
-          <w:hyperlink w:anchor="_Toc233228514" w:history="1">
+          <w:hyperlink w:anchor="_Toc233311751" w:history="1">
             <w:r>
               <w:rPr>
                 <w:rStyle w:val="Hipervnculo"/>
@@ -2594,7 +2557,7 @@
               <w:rPr>
                 <w:noProof/>
               </w:rPr>
-              <w:instrText xml:space="preserve"> PAGEREF _Toc233228514 \h </w:instrText>
+              <w:instrText xml:space="preserve"> PAGEREF _Toc233311751 \h </w:instrText>
             </w:r>
             <w:r>
               <w:rPr>
@@ -2635,7 +2598,7 @@
               <w14:ligatures w14:val="standardContextual"/>
             </w:rPr>
           </w:pPr>
-          <w:hyperlink w:anchor="_Toc233228515" w:history="1">
+          <w:hyperlink w:anchor="_Toc233311752" w:history="1">
             <w:r>
               <w:rPr>
                 <w:rStyle w:val="Hipervnculo"/>
@@ -2660,7 +2623,7 @@
               <w:rPr>
                 <w:noProof/>
               </w:rPr>
-              <w:instrText xml:space="preserve"> PAGEREF _Toc233228515 \h </w:instrText>
+              <w:instrText xml:space="preserve"> PAGEREF _Toc233311752 \h </w:instrText>
             </w:r>
             <w:r>
               <w:rPr>
@@ -2701,7 +2664,7 @@
               <w14:ligatures w14:val="standardContextual"/>
             </w:rPr>
           </w:pPr>
-          <w:hyperlink w:anchor="_Toc233228516" w:history="1">
+          <w:hyperlink w:anchor="_Toc233311753" w:history="1">
             <w:r>
               <w:rPr>
                 <w:rStyle w:val="Hipervnculo"/>
@@ -2726,7 +2689,7 @@
               <w:rPr>
                 <w:noProof/>
               </w:rPr>
-              <w:instrText xml:space="preserve"> PAGEREF _Toc233228516 \h </w:instrText>
+              <w:instrText xml:space="preserve"> PAGEREF _Toc233311753 \h </w:instrText>
             </w:r>
             <w:r>
               <w:rPr>
@@ -2767,7 +2730,7 @@
               <w14:ligatures w14:val="standardContextual"/>
             </w:rPr>
           </w:pPr>
-          <w:hyperlink w:anchor="_Toc233228517" w:history="1">
+          <w:hyperlink w:anchor="_Toc233311754" w:history="1">
             <w:r>
               <w:rPr>
                 <w:rStyle w:val="Hipervnculo"/>
@@ -2792,7 +2755,7 @@
               <w:rPr>
                 <w:noProof/>
               </w:rPr>
-              <w:instrText xml:space="preserve"> PAGEREF _Toc233228517 \h </w:instrText>
+              <w:instrText xml:space="preserve"> PAGEREF _Toc233311754 \h </w:instrText>
             </w:r>
             <w:r>
               <w:rPr>
@@ -2833,7 +2796,7 @@
               <w14:ligatures w14:val="standardContextual"/>
             </w:rPr>
           </w:pPr>
-          <w:hyperlink w:anchor="_Toc233228518" w:history="1">
+          <w:hyperlink w:anchor="_Toc233311755" w:history="1">
             <w:r>
               <w:rPr>
                 <w:rStyle w:val="Hipervnculo"/>
@@ -2858,7 +2821,7 @@
               <w:rPr>
                 <w:noProof/>
               </w:rPr>
-              <w:instrText xml:space="preserve"> PAGEREF _Toc233228518 \h </w:instrText>
+              <w:instrText xml:space="preserve"> PAGEREF _Toc233311755 \h </w:instrText>
             </w:r>
             <w:r>
               <w:rPr>
@@ -2899,7 +2862,7 @@
               <w14:ligatures w14:val="standardContextual"/>
             </w:rPr>
           </w:pPr>
-          <w:hyperlink w:anchor="_Toc233228519" w:history="1">
+          <w:hyperlink w:anchor="_Toc233311756" w:history="1">
             <w:r>
               <w:rPr>
                 <w:rStyle w:val="Hipervnculo"/>
@@ -2924,7 +2887,7 @@
               <w:rPr>
                 <w:noProof/>
               </w:rPr>
-              <w:instrText xml:space="preserve"> PAGEREF _Toc233228519 \h </w:instrText>
+              <w:instrText xml:space="preserve"> PAGEREF _Toc233311756 \h </w:instrText>
             </w:r>
             <w:r>
               <w:rPr>
@@ -2965,7 +2928,7 @@
               <w14:ligatures w14:val="standardContextual"/>
             </w:rPr>
           </w:pPr>
-          <w:hyperlink w:anchor="_Toc233228520" w:history="1">
+          <w:hyperlink w:anchor="_Toc233311757" w:history="1">
             <w:r>
               <w:rPr>
                 <w:rStyle w:val="Hipervnculo"/>
@@ -2990,7 +2953,7 @@
               <w:rPr>
                 <w:noProof/>
               </w:rPr>
-              <w:instrText xml:space="preserve"> PAGEREF _Toc233228520 \h </w:instrText>
+              <w:instrText xml:space="preserve"> PAGEREF _Toc233311757 \h </w:instrText>
             </w:r>
             <w:r>
               <w:rPr>
@@ -3031,7 +2994,7 @@
               <w14:ligatures w14:val="standardContextual"/>
             </w:rPr>
           </w:pPr>
-          <w:hyperlink w:anchor="_Toc233228521" w:history="1">
+          <w:hyperlink w:anchor="_Toc233311758" w:history="1">
             <w:r>
               <w:rPr>
                 <w:rStyle w:val="Hipervnculo"/>
@@ -3056,7 +3019,7 @@
               <w:rPr>
                 <w:noProof/>
               </w:rPr>
-              <w:instrText xml:space="preserve"> PAGEREF _Toc233228521 \h </w:instrText>
+              <w:instrText xml:space="preserve"> PAGEREF _Toc233311758 \h </w:instrText>
             </w:r>
             <w:r>
               <w:rPr>
@@ -3097,7 +3060,7 @@
               <w14:ligatures w14:val="standardContextual"/>
             </w:rPr>
           </w:pPr>
-          <w:hyperlink w:anchor="_Toc233228522" w:history="1">
+          <w:hyperlink w:anchor="_Toc233311759" w:history="1">
             <w:r>
               <w:rPr>
                 <w:rStyle w:val="Hipervnculo"/>
@@ -3122,7 +3085,7 @@
               <w:rPr>
                 <w:noProof/>
               </w:rPr>
-              <w:instrText xml:space="preserve"> PAGEREF _Toc233228522 \h </w:instrText>
+              <w:instrText xml:space="preserve"> PAGEREF _Toc233311759 \h </w:instrText>
             </w:r>
             <w:r>
               <w:rPr>
@@ -3163,7 +3126,7 @@
               <w14:ligatures w14:val="standardContextual"/>
             </w:rPr>
           </w:pPr>
-          <w:hyperlink w:anchor="_Toc233228523" w:history="1">
+          <w:hyperlink w:anchor="_Toc233311760" w:history="1">
             <w:r>
               <w:rPr>
                 <w:rStyle w:val="Hipervnculo"/>
@@ -3188,7 +3151,7 @@
               <w:rPr>
                 <w:noProof/>
               </w:rPr>
-              <w:instrText xml:space="preserve"> PAGEREF _Toc233228523 \h </w:instrText>
+              <w:instrText xml:space="preserve"> PAGEREF _Toc233311760 \h </w:instrText>
             </w:r>
             <w:r>
               <w:rPr>
@@ -3229,7 +3192,7 @@
               <w14:ligatures w14:val="standardContextual"/>
             </w:rPr>
           </w:pPr>
-          <w:hyperlink w:anchor="_Toc233228524" w:history="1">
+          <w:hyperlink w:anchor="_Toc233311761" w:history="1">
             <w:r>
               <w:rPr>
                 <w:rStyle w:val="Hipervnculo"/>
@@ -3254,7 +3217,7 @@
               <w:rPr>
                 <w:noProof/>
               </w:rPr>
-              <w:instrText xml:space="preserve"> PAGEREF _Toc233228524 \h </w:instrText>
+              <w:instrText xml:space="preserve"> PAGEREF _Toc233311761 \h </w:instrText>
             </w:r>
             <w:r>
               <w:rPr>
@@ -3295,7 +3258,7 @@
               <w14:ligatures w14:val="standardContextual"/>
             </w:rPr>
           </w:pPr>
-          <w:hyperlink w:anchor="_Toc233228525" w:history="1">
+          <w:hyperlink w:anchor="_Toc233311762" w:history="1">
             <w:r>
               <w:rPr>
                 <w:rStyle w:val="Hipervnculo"/>
@@ -3320,7 +3283,7 @@
               <w:rPr>
                 <w:noProof/>
               </w:rPr>
-              <w:instrText xml:space="preserve"> PAGEREF _Toc233228525 \h </w:instrText>
+              <w:instrText xml:space="preserve"> PAGEREF _Toc233311762 \h </w:instrText>
             </w:r>
             <w:r>
               <w:rPr>
@@ -3361,7 +3324,7 @@
               <w14:ligatures w14:val="standardContextual"/>
             </w:rPr>
           </w:pPr>
-          <w:hyperlink w:anchor="_Toc233228526" w:history="1">
+          <w:hyperlink w:anchor="_Toc233311763" w:history="1">
             <w:r>
               <w:rPr>
                 <w:rStyle w:val="Hipervnculo"/>
@@ -3386,7 +3349,7 @@
               <w:rPr>
                 <w:noProof/>
               </w:rPr>
-              <w:instrText xml:space="preserve"> PAGEREF _Toc233228526 \h </w:instrText>
+              <w:instrText xml:space="preserve"> PAGEREF _Toc233311763 \h </w:instrText>
             </w:r>
             <w:r>
               <w:rPr>
@@ -3427,7 +3390,7 @@
               <w14:ligatures w14:val="standardContextual"/>
             </w:rPr>
           </w:pPr>
-          <w:hyperlink w:anchor="_Toc233228527" w:history="1">
+          <w:hyperlink w:anchor="_Toc233311764" w:history="1">
             <w:r>
               <w:rPr>
                 <w:rStyle w:val="Hipervnculo"/>
@@ -3452,7 +3415,7 @@
               <w:rPr>
                 <w:noProof/>
               </w:rPr>
-              <w:instrText xml:space="preserve"> PAGEREF _Toc233228527 \h </w:instrText>
+              <w:instrText xml:space="preserve"> PAGEREF _Toc233311764 \h </w:instrText>
             </w:r>
             <w:r>
               <w:rPr>
@@ -3493,7 +3456,7 @@
               <w14:ligatures w14:val="standardContextual"/>
             </w:rPr>
           </w:pPr>
-          <w:hyperlink w:anchor="_Toc233228528" w:history="1">
+          <w:hyperlink w:anchor="_Toc233311765" w:history="1">
             <w:r>
               <w:rPr>
                 <w:rStyle w:val="Hipervnculo"/>
@@ -3518,7 +3481,7 @@
               <w:rPr>
                 <w:noProof/>
               </w:rPr>
-              <w:instrText xml:space="preserve"> PAGEREF _Toc233228528 \h </w:instrText>
+              <w:instrText xml:space="preserve"> PAGEREF _Toc233311765 \h </w:instrText>
             </w:r>
             <w:r>
               <w:rPr>
@@ -3559,7 +3522,7 @@
               <w14:ligatures w14:val="standardContextual"/>
             </w:rPr>
           </w:pPr>
-          <w:hyperlink w:anchor="_Toc233228529" w:history="1">
+          <w:hyperlink w:anchor="_Toc233311766" w:history="1">
             <w:r>
               <w:rPr>
                 <w:rStyle w:val="Hipervnculo"/>
@@ -3584,7 +3547,7 @@
               <w:rPr>
                 <w:noProof/>
               </w:rPr>
-              <w:instrText xml:space="preserve"> PAGEREF _Toc233228529 \h </w:instrText>
+              <w:instrText xml:space="preserve"> PAGEREF _Toc233311766 \h </w:instrText>
             </w:r>
             <w:r>
               <w:rPr>
@@ -3625,7 +3588,7 @@
               <w14:ligatures w14:val="standardContextual"/>
             </w:rPr>
           </w:pPr>
-          <w:hyperlink w:anchor="_Toc233228530" w:history="1">
+          <w:hyperlink w:anchor="_Toc233311767" w:history="1">
             <w:r>
               <w:rPr>
                 <w:rStyle w:val="Hipervnculo"/>
@@ -3650,7 +3613,7 @@
               <w:rPr>
                 <w:noProof/>
               </w:rPr>
-              <w:instrText xml:space="preserve"> PAGEREF _Toc233228530 \h </w:instrText>
+              <w:instrText xml:space="preserve"> PAGEREF _Toc233311767 \h </w:instrText>
             </w:r>
             <w:r>
               <w:rPr>
@@ -3691,7 +3654,7 @@
               <w14:ligatures w14:val="standardContextual"/>
             </w:rPr>
           </w:pPr>
-          <w:hyperlink w:anchor="_Toc233228531" w:history="1">
+          <w:hyperlink w:anchor="_Toc233311768" w:history="1">
             <w:r>
               <w:rPr>
                 <w:rStyle w:val="Hipervnculo"/>
@@ -3716,7 +3679,7 @@
               <w:rPr>
                 <w:noProof/>
               </w:rPr>
-              <w:instrText xml:space="preserve"> PAGEREF _Toc233228531 \h </w:instrText>
+              <w:instrText xml:space="preserve"> PAGEREF _Toc233311768 \h </w:instrText>
             </w:r>
             <w:r>
               <w:rPr>
@@ -3757,7 +3720,7 @@
               <w14:ligatures w14:val="standardContextual"/>
             </w:rPr>
           </w:pPr>
-          <w:hyperlink w:anchor="_Toc233228532" w:history="1">
+          <w:hyperlink w:anchor="_Toc233311769" w:history="1">
             <w:r>
               <w:rPr>
                 <w:rStyle w:val="Hipervnculo"/>
@@ -3782,7 +3745,7 @@
               <w:rPr>
                 <w:noProof/>
               </w:rPr>
-              <w:instrText xml:space="preserve"> PAGEREF _Toc233228532 \h </w:instrText>
+              <w:instrText xml:space="preserve"> PAGEREF _Toc233311769 \h </w:instrText>
             </w:r>
             <w:r>
               <w:rPr>
@@ -3823,7 +3786,7 @@
               <w14:ligatures w14:val="standardContextual"/>
             </w:rPr>
           </w:pPr>
-          <w:hyperlink w:anchor="_Toc233228533" w:history="1">
+          <w:hyperlink w:anchor="_Toc233311770" w:history="1">
             <w:r>
               <w:rPr>
                 <w:rStyle w:val="Hipervnculo"/>
@@ -3848,7 +3811,7 @@
               <w:rPr>
                 <w:noProof/>
               </w:rPr>
-              <w:instrText xml:space="preserve"> PAGEREF _Toc233228533 \h </w:instrText>
+              <w:instrText xml:space="preserve"> PAGEREF _Toc233311770 \h </w:instrText>
             </w:r>
             <w:r>
               <w:rPr>
@@ -3878,14 +3841,8 @@
         <w:p>
           <w:pPr>
             <w:spacing w:line="360" w:lineRule="auto"/>
-            <w:rPr>
-              <w:rFonts w:ascii="Times New Roman" w:hAnsi="Times New Roman" w:cs="Times New Roman"/>
-            </w:rPr>
           </w:pPr>
           <w:r>
-            <w:rPr>
-              <w:rFonts w:ascii="Times New Roman" w:hAnsi="Times New Roman" w:cs="Times New Roman"/>
-            </w:rPr>
             <w:fldChar w:fldCharType="end"/>
           </w:r>
         </w:p>
@@ -3894,14 +3851,8 @@
     <w:p>
       <w:pPr>
         <w:spacing w:line="360" w:lineRule="auto"/>
-        <w:rPr>
-          <w:rFonts w:ascii="Times New Roman" w:hAnsi="Times New Roman" w:cs="Times New Roman"/>
-        </w:rPr>
-      </w:pPr>
-      <w:r>
-        <w:rPr>
-          <w:rFonts w:ascii="Times New Roman" w:hAnsi="Times New Roman" w:cs="Times New Roman"/>
-        </w:rPr>
+      </w:pPr>
+      <w:r>
         <w:br w:type="page"/>
       </w:r>
     </w:p>
@@ -3915,7 +3866,7 @@
           <w:szCs w:val="24"/>
         </w:rPr>
       </w:pPr>
-      <w:bookmarkStart w:id="0" w:name="_Toc233228482"/>
+      <w:bookmarkStart w:id="0" w:name="_Toc233311719"/>
       <w:r>
         <w:rPr>
           <w:rFonts w:ascii="Times New Roman" w:hAnsi="Times New Roman" w:cs="Times New Roman"/>
@@ -3932,14 +3883,8 @@
         <w:spacing w:after="160" w:line="360" w:lineRule="auto"/>
         <w:ind w:firstLine="708"/>
         <w:jc w:val="both"/>
-        <w:rPr>
-          <w:rFonts w:ascii="Times New Roman" w:hAnsi="Times New Roman" w:cs="Times New Roman"/>
-        </w:rPr>
-      </w:pPr>
-      <w:r>
-        <w:rPr>
-          <w:rFonts w:ascii="Times New Roman" w:hAnsi="Times New Roman" w:cs="Times New Roman"/>
-        </w:rPr>
+      </w:pPr>
+      <w:r>
         <w:t>En el sector comercial minorista de productos de consumo masivo, la eficiencia operativa en los procesos de inventariado, facturación y reposición de stock representa un factor clave para la sostenibilidad financiera. Las micro y medianas empresas dedicadas a la actividad de supermercado o abastecedores locales comúnmente enfrentan desafíos operativos debido al registro manual de transacciones o al uso de herramientas de software desarticuladas que no logran centralizar la información.</w:t>
       </w:r>
     </w:p>
@@ -3948,16 +3893,49 @@
         <w:spacing w:after="160" w:line="360" w:lineRule="auto"/>
         <w:ind w:firstLine="708"/>
         <w:jc w:val="both"/>
-        <w:rPr>
-          <w:rFonts w:ascii="Times New Roman" w:hAnsi="Times New Roman" w:cs="Times New Roman"/>
-        </w:rPr>
-      </w:pPr>
-      <w:r>
-        <w:rPr>
-          <w:rFonts w:ascii="Times New Roman" w:hAnsi="Times New Roman" w:cs="Times New Roman"/>
-        </w:rPr>
+      </w:pPr>
+      <w:r>
         <w:t>El presente documento aborda la primera fase de una propuesta analítica para el desarrollo de un sistema integrado de información enfocado en las necesidades específicas del supermercado «Multiahorro». A través de este trabajo se delimita el alcance tecnológico requerido, se identifican las necesidades funcionales de los distintos actores operativos y se estructuran los requerimientos técnicos y metodológicos necesarios para sentar las bases de la solución conceptual propuesta.</w:t>
       </w:r>
+    </w:p>
+    <w:p>
+      <w:pPr>
+        <w:pStyle w:val="ng-star-inserted"/>
+        <w:shd w:val="clear" w:color="auto" w:fill="FFFFFF"/>
+        <w:spacing w:after="0" w:afterAutospacing="0" w:line="360" w:lineRule="auto"/>
+        <w:ind w:firstLine="708"/>
+        <w:jc w:val="both"/>
+      </w:pPr>
+      <w:r>
+        <w:t xml:space="preserve">Para la </w:t>
+      </w:r>
+      <w:r>
+        <w:t>Multiahorro</w:t>
+      </w:r>
+      <w:r>
+        <w:t xml:space="preserve">, proteger los datos no es un obstáculo administrativo, sino el cimiento sobre el cual </w:t>
+      </w:r>
+      <w:r>
+        <w:t>se construye</w:t>
+      </w:r>
+      <w:r>
+        <w:t xml:space="preserve"> un comercio moderno, responsable y seguro. Nos permite crecer de forma ordenada y profesional, garantizando que cada transacción sea un espacio de absoluta tranquilidad y respeto por la privacidad de nuestra comunidad.</w:t>
+      </w:r>
+      <w:r>
+        <w:t xml:space="preserve"> Por lo que aplicar </w:t>
+      </w:r>
+      <w:r>
+        <w:t xml:space="preserve">la </w:t>
+      </w:r>
+      <w:r>
+        <w:t>Ley de Protección de Datos 8967 trasciende la simple obligación legal; es un compromiso ético de protección mutua.</w:t>
+      </w:r>
+    </w:p>
+    <w:p>
+      <w:pPr>
+        <w:spacing w:after="160" w:line="360" w:lineRule="auto"/>
+        <w:jc w:val="both"/>
+      </w:pPr>
     </w:p>
     <w:p>
       <w:pPr>
@@ -3969,7 +3947,7 @@
           <w:szCs w:val="24"/>
         </w:rPr>
       </w:pPr>
-      <w:bookmarkStart w:id="1" w:name="_Toc233228483"/>
+      <w:bookmarkStart w:id="1" w:name="_Toc233311720"/>
       <w:r>
         <w:rPr>
           <w:rFonts w:ascii="Times New Roman" w:hAnsi="Times New Roman" w:cs="Times New Roman"/>
@@ -3985,14 +3963,8 @@
         <w:spacing w:after="160" w:line="360" w:lineRule="auto"/>
         <w:ind w:firstLine="708"/>
         <w:jc w:val="both"/>
-        <w:rPr>
-          <w:rFonts w:ascii="Times New Roman" w:hAnsi="Times New Roman" w:cs="Times New Roman"/>
-        </w:rPr>
-      </w:pPr>
-      <w:r>
-        <w:rPr>
-          <w:rFonts w:ascii="Times New Roman" w:hAnsi="Times New Roman" w:cs="Times New Roman"/>
-        </w:rPr>
+      </w:pPr>
+      <w:r>
         <w:t>Analizar y documentar los requerimientos de un sistema de información integrado para el control de inventarios, ventas y facturación en el supermercado «Multiahorro», utilizando metodologías de desarrollo ágil, técnicas de modelado UML y herramientas de estimación para estructurar una propuesta técnica viable que optimice la gestión operativa del negocio.</w:t>
       </w:r>
     </w:p>
@@ -4006,7 +3978,7 @@
           <w:szCs w:val="24"/>
         </w:rPr>
       </w:pPr>
-      <w:bookmarkStart w:id="2" w:name="_Toc233228484"/>
+      <w:bookmarkStart w:id="2" w:name="_Toc233311721"/>
       <w:r>
         <w:rPr>
           <w:rFonts w:ascii="Times New Roman" w:hAnsi="Times New Roman" w:cs="Times New Roman"/>
@@ -4027,7 +3999,7 @@
           <w:szCs w:val="24"/>
         </w:rPr>
       </w:pPr>
-      <w:bookmarkStart w:id="3" w:name="_Toc233228485"/>
+      <w:bookmarkStart w:id="3" w:name="_Toc233311722"/>
       <w:r>
         <w:rPr>
           <w:rFonts w:ascii="Times New Roman" w:hAnsi="Times New Roman" w:cs="Times New Roman"/>
@@ -4043,14 +4015,9 @@
         <w:spacing w:after="160" w:line="360" w:lineRule="auto"/>
         <w:ind w:firstLine="708"/>
         <w:jc w:val="both"/>
-        <w:rPr>
-          <w:rFonts w:ascii="Times New Roman" w:hAnsi="Times New Roman" w:cs="Times New Roman"/>
-        </w:rPr>
-      </w:pPr>
-      <w:r>
-        <w:rPr>
-          <w:rFonts w:ascii="Times New Roman" w:hAnsi="Times New Roman" w:cs="Times New Roman"/>
-        </w:rPr>
+      </w:pPr>
+      <w:r>
+        <w:lastRenderedPageBreak/>
         <w:t>La ausencia de un sistema centralizado de control en el supermercado «Multiahorro» genera discrepancias recurrentes entre las existencias físicas de almacén y los registros de ventas, lo que deriva en pérdidas económicas por vencimiento de productos perecederos o pérdida de ventas por desabastecimiento. La implementación de un análisis estructurado para una solución tecnológica se justifica por la necesidad de automatizar la facturación en el punto de venta, agilizar la toma de decisiones basada en reportes históricos y mitigar el error humano en el control diario de productos.</w:t>
       </w:r>
     </w:p>
@@ -4064,14 +4031,13 @@
           <w:szCs w:val="24"/>
         </w:rPr>
       </w:pPr>
-      <w:bookmarkStart w:id="4" w:name="_Toc233228486"/>
+      <w:bookmarkStart w:id="4" w:name="_Toc233311723"/>
       <w:r>
         <w:rPr>
           <w:rFonts w:ascii="Times New Roman" w:hAnsi="Times New Roman" w:cs="Times New Roman"/>
           <w:sz w:val="24"/>
           <w:szCs w:val="24"/>
         </w:rPr>
-        <w:lastRenderedPageBreak/>
         <w:t>3.2 Alcance (dentro de la Fase 1)</w:t>
       </w:r>
       <w:bookmarkEnd w:id="4"/>
@@ -4123,9 +4089,6 @@
             <w:pPr>
               <w:spacing w:line="360" w:lineRule="auto"/>
               <w:jc w:val="center"/>
-              <w:rPr>
-                <w:rFonts w:ascii="Times New Roman" w:hAnsi="Times New Roman" w:cs="Times New Roman"/>
-              </w:rPr>
             </w:pPr>
             <w:r>
               <w:rPr>
@@ -4138,7 +4101,6 @@
             </w:r>
             <w:r>
               <w:rPr>
-                <w:rFonts w:ascii="Times New Roman" w:hAnsi="Times New Roman" w:cs="Times New Roman"/>
                 <w:b/>
                 <w:bCs/>
                 <w:color w:val="FFFFFF"/>
@@ -4169,9 +4131,6 @@
             <w:pPr>
               <w:spacing w:line="360" w:lineRule="auto"/>
               <w:jc w:val="center"/>
-              <w:rPr>
-                <w:rFonts w:ascii="Times New Roman" w:hAnsi="Times New Roman" w:cs="Times New Roman"/>
-              </w:rPr>
             </w:pPr>
             <w:r>
               <w:rPr>
@@ -4184,7 +4143,6 @@
             </w:r>
             <w:r>
               <w:rPr>
-                <w:rFonts w:ascii="Times New Roman" w:hAnsi="Times New Roman" w:cs="Times New Roman"/>
                 <w:b/>
                 <w:bCs/>
                 <w:color w:val="FFFFFF"/>
@@ -4417,13 +4375,9 @@
       <w:pPr>
         <w:spacing w:before="60" w:after="240" w:line="360" w:lineRule="auto"/>
         <w:jc w:val="center"/>
-        <w:rPr>
-          <w:rFonts w:ascii="Times New Roman" w:hAnsi="Times New Roman" w:cs="Times New Roman"/>
-        </w:rPr>
-      </w:pPr>
-      <w:r>
-        <w:rPr>
-          <w:rFonts w:ascii="Times New Roman" w:hAnsi="Times New Roman" w:cs="Times New Roman"/>
+      </w:pPr>
+      <w:r>
+        <w:rPr>
           <w:i/>
           <w:iCs/>
           <w:color w:val="595959"/>
@@ -4441,7 +4395,7 @@
           <w:szCs w:val="24"/>
         </w:rPr>
       </w:pPr>
-      <w:bookmarkStart w:id="5" w:name="_Toc233228487"/>
+      <w:bookmarkStart w:id="5" w:name="_Toc233311724"/>
       <w:r>
         <w:rPr>
           <w:rFonts w:ascii="Times New Roman" w:hAnsi="Times New Roman" w:cs="Times New Roman"/>
@@ -4457,14 +4411,9 @@
         <w:spacing w:after="160" w:line="360" w:lineRule="auto"/>
         <w:ind w:firstLine="708"/>
         <w:jc w:val="both"/>
-        <w:rPr>
-          <w:rFonts w:ascii="Times New Roman" w:hAnsi="Times New Roman" w:cs="Times New Roman"/>
-        </w:rPr>
-      </w:pPr>
-      <w:r>
-        <w:rPr>
-          <w:rFonts w:ascii="Times New Roman" w:hAnsi="Times New Roman" w:cs="Times New Roman"/>
-        </w:rPr>
+      </w:pPr>
+      <w:r>
+        <w:lastRenderedPageBreak/>
         <w:t>Justificación del escenario ficticio: se utiliza la empresa ficticia Supermercado Multiahorro S.A. como objeto de estudio. Esta aproximación permite estructurar de forma íntegra todos los escenarios operativos requeridos por la guía académica, sin incurrir en la divulgación de datos confidenciales ni en restricciones de propiedad intelectual de terceros, garantizando un análisis detallado sobre un modelo de negocio de alta complejidad transaccional.</w:t>
       </w:r>
     </w:p>
@@ -4478,7 +4427,7 @@
           <w:szCs w:val="24"/>
         </w:rPr>
       </w:pPr>
-      <w:bookmarkStart w:id="6" w:name="_Toc233228488"/>
+      <w:bookmarkStart w:id="6" w:name="_Toc233311725"/>
       <w:r>
         <w:rPr>
           <w:rFonts w:ascii="Times New Roman" w:hAnsi="Times New Roman" w:cs="Times New Roman"/>
@@ -4494,15 +4443,8 @@
         <w:spacing w:after="160" w:line="360" w:lineRule="auto"/>
         <w:ind w:firstLine="708"/>
         <w:jc w:val="both"/>
-        <w:rPr>
-          <w:rFonts w:ascii="Times New Roman" w:hAnsi="Times New Roman" w:cs="Times New Roman"/>
-        </w:rPr>
-      </w:pPr>
-      <w:r>
-        <w:rPr>
-          <w:rFonts w:ascii="Times New Roman" w:hAnsi="Times New Roman" w:cs="Times New Roman"/>
-        </w:rPr>
-        <w:lastRenderedPageBreak/>
+      </w:pPr>
+      <w:r>
         <w:t>El giro principal de la empresa consiste en la comercialización minorista de productos de consumo masivo, incluyendo alimentos procesados, abarrotes, bebidas y licores, productos de higiene personal y del hogar. Como servicios diversificados, el supermercado ofrece recargas de servicios públicos, cobro de servicios de telecomunicaciones en cajas de cobro físicas y venta menor de productos frescos de panadería y carnicería.</w:t>
       </w:r>
     </w:p>
@@ -4516,7 +4458,7 @@
           <w:szCs w:val="24"/>
         </w:rPr>
       </w:pPr>
-      <w:bookmarkStart w:id="7" w:name="_Toc233228489"/>
+      <w:bookmarkStart w:id="7" w:name="_Toc233311726"/>
       <w:r>
         <w:rPr>
           <w:rFonts w:ascii="Times New Roman" w:hAnsi="Times New Roman" w:cs="Times New Roman"/>
@@ -4532,14 +4474,8 @@
         <w:spacing w:after="160" w:line="360" w:lineRule="auto"/>
         <w:ind w:firstLine="708"/>
         <w:jc w:val="both"/>
-        <w:rPr>
-          <w:rFonts w:ascii="Times New Roman" w:hAnsi="Times New Roman" w:cs="Times New Roman"/>
-        </w:rPr>
-      </w:pPr>
-      <w:r>
-        <w:rPr>
-          <w:rFonts w:ascii="Times New Roman" w:hAnsi="Times New Roman" w:cs="Times New Roman"/>
-        </w:rPr>
+      </w:pPr>
+      <w:r>
         <w:t>Pertenece al sector terciario de la economía, específicamente al comercio minorista (retail) de alimentos y bienes de consumo rápido.</w:t>
       </w:r>
     </w:p>
@@ -4553,7 +4489,7 @@
           <w:szCs w:val="24"/>
         </w:rPr>
       </w:pPr>
-      <w:bookmarkStart w:id="8" w:name="_Toc233228490"/>
+      <w:bookmarkStart w:id="8" w:name="_Toc233311727"/>
       <w:r>
         <w:rPr>
           <w:rFonts w:ascii="Times New Roman" w:hAnsi="Times New Roman" w:cs="Times New Roman"/>
@@ -4568,14 +4504,8 @@
       <w:pPr>
         <w:spacing w:after="160" w:line="360" w:lineRule="auto"/>
         <w:jc w:val="both"/>
-        <w:rPr>
-          <w:rFonts w:ascii="Times New Roman" w:hAnsi="Times New Roman" w:cs="Times New Roman"/>
-        </w:rPr>
-      </w:pPr>
-      <w:r>
-        <w:rPr>
-          <w:rFonts w:ascii="Times New Roman" w:hAnsi="Times New Roman" w:cs="Times New Roman"/>
-        </w:rPr>
+      </w:pPr>
+      <w:r>
         <w:t>La estructura organizativa es lineal-funcional, compuesta por:</w:t>
       </w:r>
     </w:p>
@@ -4729,7 +4659,7 @@
           <w:szCs w:val="24"/>
         </w:rPr>
       </w:pPr>
-      <w:bookmarkStart w:id="9" w:name="_Toc233228491"/>
+      <w:bookmarkStart w:id="9" w:name="_Toc233311728"/>
       <w:r>
         <w:rPr>
           <w:rFonts w:ascii="Times New Roman" w:hAnsi="Times New Roman" w:cs="Times New Roman"/>
@@ -4759,6 +4689,7 @@
           <w:b/>
           <w:bCs/>
         </w:rPr>
+        <w:lastRenderedPageBreak/>
         <w:t xml:space="preserve">Estrategia de negocio: </w:t>
       </w:r>
       <w:r>
@@ -4806,7 +4737,7 @@
           <w:szCs w:val="24"/>
         </w:rPr>
       </w:pPr>
-      <w:bookmarkStart w:id="10" w:name="_Toc233228492"/>
+      <w:bookmarkStart w:id="10" w:name="_Toc233311729"/>
       <w:r>
         <w:rPr>
           <w:rFonts w:ascii="Times New Roman" w:hAnsi="Times New Roman" w:cs="Times New Roman"/>
@@ -4836,7 +4767,6 @@
           <w:b/>
           <w:bCs/>
         </w:rPr>
-        <w:lastRenderedPageBreak/>
         <w:t xml:space="preserve">Administración y Finanzas: </w:t>
       </w:r>
       <w:r>
@@ -4926,7 +4856,7 @@
           <w:szCs w:val="24"/>
         </w:rPr>
       </w:pPr>
-      <w:bookmarkStart w:id="11" w:name="_Toc233228493"/>
+      <w:bookmarkStart w:id="11" w:name="_Toc233311730"/>
       <w:r>
         <w:rPr>
           <w:rFonts w:ascii="Times New Roman" w:hAnsi="Times New Roman" w:cs="Times New Roman"/>
@@ -5031,7 +4961,7 @@
           <w:szCs w:val="24"/>
         </w:rPr>
       </w:pPr>
-      <w:bookmarkStart w:id="12" w:name="_Toc233228494"/>
+      <w:bookmarkStart w:id="12" w:name="_Toc233311731"/>
       <w:r>
         <w:rPr>
           <w:rFonts w:ascii="Times New Roman" w:hAnsi="Times New Roman" w:cs="Times New Roman"/>
@@ -5117,6 +5047,7 @@
           <w:b/>
           <w:bCs/>
         </w:rPr>
+        <w:lastRenderedPageBreak/>
         <w:t xml:space="preserve">Protección de datos: </w:t>
       </w:r>
       <w:r>
@@ -5136,7 +5067,7 @@
           <w:szCs w:val="24"/>
         </w:rPr>
       </w:pPr>
-      <w:bookmarkStart w:id="13" w:name="_Toc233228495"/>
+      <w:bookmarkStart w:id="13" w:name="_Toc233311732"/>
       <w:r>
         <w:rPr>
           <w:rFonts w:ascii="Times New Roman" w:hAnsi="Times New Roman" w:cs="Times New Roman"/>
@@ -5209,14 +5140,13 @@
           <w:szCs w:val="24"/>
         </w:rPr>
       </w:pPr>
-      <w:bookmarkStart w:id="14" w:name="_Toc233228496"/>
+      <w:bookmarkStart w:id="14" w:name="_Toc233311733"/>
       <w:r>
         <w:rPr>
           <w:rFonts w:ascii="Times New Roman" w:hAnsi="Times New Roman" w:cs="Times New Roman"/>
           <w:sz w:val="24"/>
           <w:szCs w:val="24"/>
         </w:rPr>
-        <w:lastRenderedPageBreak/>
         <w:t>i. Nivel respecto al uso de sistemas</w:t>
       </w:r>
       <w:bookmarkEnd w:id="14"/>
@@ -5226,14 +5156,8 @@
         <w:spacing w:after="160" w:line="360" w:lineRule="auto"/>
         <w:ind w:firstLine="708"/>
         <w:jc w:val="both"/>
-        <w:rPr>
-          <w:rFonts w:ascii="Times New Roman" w:hAnsi="Times New Roman" w:cs="Times New Roman"/>
-        </w:rPr>
-      </w:pPr>
-      <w:r>
-        <w:rPr>
-          <w:rFonts w:ascii="Times New Roman" w:hAnsi="Times New Roman" w:cs="Times New Roman"/>
-        </w:rPr>
+      </w:pPr>
+      <w:r>
         <w:t>Actualmente, el supermercado posee un nivel tecnológico bajo-intermedio. Se utiliza un software de facturación genérico instalado localmente en una única PC, sin conexión compartida al almacén, lo que provoca desfases severos en la visualización del stock disponible en tiempo real desde el puesto administrativo.</w:t>
       </w:r>
     </w:p>
@@ -5247,7 +5171,7 @@
           <w:szCs w:val="24"/>
         </w:rPr>
       </w:pPr>
-      <w:bookmarkStart w:id="15" w:name="_Toc233228497"/>
+      <w:bookmarkStart w:id="15" w:name="_Toc233311734"/>
       <w:r>
         <w:rPr>
           <w:rFonts w:ascii="Times New Roman" w:hAnsi="Times New Roman" w:cs="Times New Roman"/>
@@ -5348,7 +5272,7 @@
           <w:szCs w:val="24"/>
         </w:rPr>
       </w:pPr>
-      <w:bookmarkStart w:id="16" w:name="_Toc233228498"/>
+      <w:bookmarkStart w:id="16" w:name="_Toc233311735"/>
       <w:r>
         <w:rPr>
           <w:rFonts w:ascii="Times New Roman" w:hAnsi="Times New Roman" w:cs="Times New Roman"/>
@@ -5364,22 +5288,15 @@
         <w:spacing w:after="160" w:line="360" w:lineRule="auto"/>
         <w:ind w:firstLine="708"/>
         <w:jc w:val="both"/>
-        <w:rPr>
-          <w:rFonts w:ascii="Times New Roman" w:hAnsi="Times New Roman" w:cs="Times New Roman"/>
-        </w:rPr>
-      </w:pPr>
-      <w:r>
-        <w:rPr>
-          <w:rFonts w:ascii="Times New Roman" w:hAnsi="Times New Roman" w:cs="Times New Roman"/>
+      </w:pPr>
+      <w:r>
+        <w:rPr>
           <w:b/>
           <w:bCs/>
         </w:rPr>
         <w:t xml:space="preserve">Objetivo estratégico: </w:t>
       </w:r>
       <w:r>
-        <w:rPr>
-          <w:rFonts w:ascii="Times New Roman" w:hAnsi="Times New Roman" w:cs="Times New Roman"/>
-        </w:rPr>
         <w:t>incrementar la rentabilidad operativa del supermercado en un 15 % en el plazo de un año, mediante la eliminación de fugas físicas de inventario y la agilización de la facturación en punto de venta.</w:t>
       </w:r>
     </w:p>
@@ -5387,14 +5304,8 @@
       <w:pPr>
         <w:spacing w:after="160" w:line="360" w:lineRule="auto"/>
         <w:jc w:val="both"/>
-        <w:rPr>
-          <w:rFonts w:ascii="Times New Roman" w:hAnsi="Times New Roman" w:cs="Times New Roman"/>
-        </w:rPr>
-      </w:pPr>
-      <w:r>
-        <w:rPr>
-          <w:rFonts w:ascii="Times New Roman" w:hAnsi="Times New Roman" w:cs="Times New Roman"/>
-        </w:rPr>
+      </w:pPr>
+      <w:r>
         <w:t>Objetivos tácticos:</w:t>
       </w:r>
     </w:p>
@@ -5435,6 +5346,7 @@
         <w:rPr>
           <w:rFonts w:ascii="Times New Roman" w:hAnsi="Times New Roman" w:cs="Times New Roman"/>
         </w:rPr>
+        <w:lastRenderedPageBreak/>
         <w:t>Automatizar en su totalidad las alertas de stock mínimo para evitar compras de emergencia o rupturas de inventario.</w:t>
       </w:r>
     </w:p>
@@ -5448,7 +5360,7 @@
           <w:szCs w:val="24"/>
         </w:rPr>
       </w:pPr>
-      <w:bookmarkStart w:id="17" w:name="_Toc233228499"/>
+      <w:bookmarkStart w:id="17" w:name="_Toc233311736"/>
       <w:r>
         <w:rPr>
           <w:rFonts w:ascii="Times New Roman" w:hAnsi="Times New Roman" w:cs="Times New Roman"/>
@@ -5464,14 +5376,8 @@
         <w:spacing w:after="160" w:line="360" w:lineRule="auto"/>
         <w:ind w:firstLine="708"/>
         <w:jc w:val="both"/>
-        <w:rPr>
-          <w:rFonts w:ascii="Times New Roman" w:hAnsi="Times New Roman" w:cs="Times New Roman"/>
-        </w:rPr>
-      </w:pPr>
-      <w:r>
-        <w:rPr>
-          <w:rFonts w:ascii="Times New Roman" w:hAnsi="Times New Roman" w:cs="Times New Roman"/>
-        </w:rPr>
+      </w:pPr>
+      <w:r>
         <w:t>La solución propuesta consiste en el diseño conceptual del «Sistema Integrado de Control de Inventario y Punto de Venta — SIVFA (Sistema de Inventario, Ventas y Facturación)».</w:t>
       </w:r>
     </w:p>
@@ -5480,22 +5386,9 @@
         <w:spacing w:after="160" w:line="360" w:lineRule="auto"/>
         <w:ind w:firstLine="708"/>
         <w:jc w:val="both"/>
-        <w:rPr>
-          <w:rFonts w:ascii="Times New Roman" w:hAnsi="Times New Roman" w:cs="Times New Roman"/>
-        </w:rPr>
-      </w:pPr>
-      <w:r>
-        <w:rPr>
-          <w:rFonts w:ascii="Times New Roman" w:hAnsi="Times New Roman" w:cs="Times New Roman"/>
-        </w:rPr>
-        <w:t xml:space="preserve">Se trata de un sistema de información estructurado de manera web/local que permite sincronizar en tiempo real el registro de transacciones comerciales con los movimientos físicos del </w:t>
-      </w:r>
-      <w:r>
-        <w:rPr>
-          <w:rFonts w:ascii="Times New Roman" w:hAnsi="Times New Roman" w:cs="Times New Roman"/>
-        </w:rPr>
-        <w:lastRenderedPageBreak/>
-        <w:t>almacén. El sistema ofrecerá interfaces diferenciadas para cajeros (módulo POS simplificado) y administradores (módulo de compras, reportes, inventario y configuración del sistema), permitiendo una trazabilidad total de los productos desde su ingreso de parte de proveedores hasta el consumidor final.</w:t>
+      </w:pPr>
+      <w:r>
+        <w:t>Se trata de un sistema de información estructurado de manera web/local que permite sincronizar en tiempo real el registro de transacciones comerciales con los movimientos físicos del almacén. El sistema ofrecerá interfaces diferenciadas para cajeros (módulo POS simplificado) y administradores (módulo de compras, reportes, inventario y configuración del sistema), permitiendo una trazabilidad total de los productos desde su ingreso de parte de proveedores hasta el consumidor final.</w:t>
       </w:r>
     </w:p>
     <w:p>
@@ -5508,7 +5401,7 @@
           <w:szCs w:val="24"/>
         </w:rPr>
       </w:pPr>
-      <w:bookmarkStart w:id="18" w:name="_Toc233228500"/>
+      <w:bookmarkStart w:id="18" w:name="_Toc233311737"/>
       <w:r>
         <w:rPr>
           <w:rFonts w:ascii="Times New Roman" w:hAnsi="Times New Roman" w:cs="Times New Roman"/>
@@ -5585,13 +5478,9 @@
             <w:pPr>
               <w:spacing w:line="360" w:lineRule="auto"/>
               <w:jc w:val="center"/>
-              <w:rPr>
-                <w:rFonts w:ascii="Times New Roman" w:hAnsi="Times New Roman" w:cs="Times New Roman"/>
-              </w:rPr>
-            </w:pPr>
-            <w:r>
-              <w:rPr>
-                <w:rFonts w:ascii="Times New Roman" w:hAnsi="Times New Roman" w:cs="Times New Roman"/>
+            </w:pPr>
+            <w:r>
+              <w:rPr>
                 <w:b/>
                 <w:bCs/>
                 <w:color w:val="FFFFFF"/>
@@ -5601,7 +5490,6 @@
             <w:proofErr w:type="spellStart"/>
             <w:r>
               <w:rPr>
-                <w:rFonts w:ascii="Times New Roman" w:hAnsi="Times New Roman" w:cs="Times New Roman"/>
                 <w:b/>
                 <w:bCs/>
                 <w:color w:val="FFFFFF"/>
@@ -5633,13 +5521,9 @@
             <w:pPr>
               <w:spacing w:line="360" w:lineRule="auto"/>
               <w:jc w:val="center"/>
-              <w:rPr>
-                <w:rFonts w:ascii="Times New Roman" w:hAnsi="Times New Roman" w:cs="Times New Roman"/>
-              </w:rPr>
-            </w:pPr>
-            <w:r>
-              <w:rPr>
-                <w:rFonts w:ascii="Times New Roman" w:hAnsi="Times New Roman" w:cs="Times New Roman"/>
+            </w:pPr>
+            <w:r>
+              <w:rPr>
                 <w:b/>
                 <w:bCs/>
                 <w:color w:val="FFFFFF"/>
@@ -5670,13 +5554,9 @@
             <w:pPr>
               <w:spacing w:line="360" w:lineRule="auto"/>
               <w:jc w:val="center"/>
-              <w:rPr>
-                <w:rFonts w:ascii="Times New Roman" w:hAnsi="Times New Roman" w:cs="Times New Roman"/>
-              </w:rPr>
-            </w:pPr>
-            <w:r>
-              <w:rPr>
-                <w:rFonts w:ascii="Times New Roman" w:hAnsi="Times New Roman" w:cs="Times New Roman"/>
+            </w:pPr>
+            <w:r>
+              <w:rPr>
                 <w:b/>
                 <w:bCs/>
                 <w:color w:val="FFFFFF"/>
@@ -5708,14 +5588,8 @@
             <w:pPr>
               <w:spacing w:after="60" w:line="360" w:lineRule="auto"/>
               <w:jc w:val="both"/>
-              <w:rPr>
-                <w:rFonts w:ascii="Times New Roman" w:hAnsi="Times New Roman" w:cs="Times New Roman"/>
-              </w:rPr>
-            </w:pPr>
-            <w:r>
-              <w:rPr>
-                <w:rFonts w:ascii="Times New Roman" w:hAnsi="Times New Roman" w:cs="Times New Roman"/>
-              </w:rPr>
+            </w:pPr>
+            <w:r>
               <w:t>Gerente / Dueño</w:t>
             </w:r>
           </w:p>
@@ -5741,14 +5615,8 @@
             <w:pPr>
               <w:spacing w:after="60" w:line="360" w:lineRule="auto"/>
               <w:jc w:val="center"/>
-              <w:rPr>
-                <w:rFonts w:ascii="Times New Roman" w:hAnsi="Times New Roman" w:cs="Times New Roman"/>
-              </w:rPr>
-            </w:pPr>
-            <w:r>
-              <w:rPr>
-                <w:rFonts w:ascii="Times New Roman" w:hAnsi="Times New Roman" w:cs="Times New Roman"/>
-              </w:rPr>
+            </w:pPr>
+            <w:r>
               <w:t>Interno</w:t>
             </w:r>
           </w:p>
@@ -5774,14 +5642,8 @@
             <w:pPr>
               <w:spacing w:after="60" w:line="360" w:lineRule="auto"/>
               <w:jc w:val="both"/>
-              <w:rPr>
-                <w:rFonts w:ascii="Times New Roman" w:hAnsi="Times New Roman" w:cs="Times New Roman"/>
-              </w:rPr>
-            </w:pPr>
-            <w:r>
-              <w:rPr>
-                <w:rFonts w:ascii="Times New Roman" w:hAnsi="Times New Roman" w:cs="Times New Roman"/>
-              </w:rPr>
+            </w:pPr>
+            <w:r>
               <w:t>Interesado en la rentabilidad general, obtención de reportes de ventas consolidados y seguridad del efectivo.</w:t>
             </w:r>
           </w:p>
@@ -5810,14 +5672,8 @@
             <w:pPr>
               <w:spacing w:after="60" w:line="360" w:lineRule="auto"/>
               <w:jc w:val="both"/>
-              <w:rPr>
-                <w:rFonts w:ascii="Times New Roman" w:hAnsi="Times New Roman" w:cs="Times New Roman"/>
-              </w:rPr>
-            </w:pPr>
-            <w:r>
-              <w:rPr>
-                <w:rFonts w:ascii="Times New Roman" w:hAnsi="Times New Roman" w:cs="Times New Roman"/>
-              </w:rPr>
+            </w:pPr>
+            <w:r>
               <w:t>Administrador</w:t>
             </w:r>
           </w:p>
@@ -5844,14 +5700,8 @@
             <w:pPr>
               <w:spacing w:after="60" w:line="360" w:lineRule="auto"/>
               <w:jc w:val="center"/>
-              <w:rPr>
-                <w:rFonts w:ascii="Times New Roman" w:hAnsi="Times New Roman" w:cs="Times New Roman"/>
-              </w:rPr>
-            </w:pPr>
-            <w:r>
-              <w:rPr>
-                <w:rFonts w:ascii="Times New Roman" w:hAnsi="Times New Roman" w:cs="Times New Roman"/>
-              </w:rPr>
+            </w:pPr>
+            <w:r>
               <w:t>Interno</w:t>
             </w:r>
           </w:p>
@@ -5878,14 +5728,8 @@
             <w:pPr>
               <w:spacing w:after="60" w:line="360" w:lineRule="auto"/>
               <w:jc w:val="both"/>
-              <w:rPr>
-                <w:rFonts w:ascii="Times New Roman" w:hAnsi="Times New Roman" w:cs="Times New Roman"/>
-              </w:rPr>
-            </w:pPr>
-            <w:r>
-              <w:rPr>
-                <w:rFonts w:ascii="Times New Roman" w:hAnsi="Times New Roman" w:cs="Times New Roman"/>
-              </w:rPr>
+            </w:pPr>
+            <w:r>
               <w:t>Operador del sistema. Requiere acceso para configurar precios, dar de alta productos, revisar alertas de inventario y coordinar compras.</w:t>
             </w:r>
           </w:p>
@@ -5913,14 +5757,8 @@
             <w:pPr>
               <w:spacing w:after="60" w:line="360" w:lineRule="auto"/>
               <w:jc w:val="both"/>
-              <w:rPr>
-                <w:rFonts w:ascii="Times New Roman" w:hAnsi="Times New Roman" w:cs="Times New Roman"/>
-              </w:rPr>
-            </w:pPr>
-            <w:r>
-              <w:rPr>
-                <w:rFonts w:ascii="Times New Roman" w:hAnsi="Times New Roman" w:cs="Times New Roman"/>
-              </w:rPr>
+            </w:pPr>
+            <w:r>
               <w:t>Cajero</w:t>
             </w:r>
           </w:p>
@@ -5946,14 +5784,8 @@
             <w:pPr>
               <w:spacing w:after="60" w:line="360" w:lineRule="auto"/>
               <w:jc w:val="center"/>
-              <w:rPr>
-                <w:rFonts w:ascii="Times New Roman" w:hAnsi="Times New Roman" w:cs="Times New Roman"/>
-              </w:rPr>
-            </w:pPr>
-            <w:r>
-              <w:rPr>
-                <w:rFonts w:ascii="Times New Roman" w:hAnsi="Times New Roman" w:cs="Times New Roman"/>
-              </w:rPr>
+            </w:pPr>
+            <w:r>
               <w:t>Interno</w:t>
             </w:r>
           </w:p>
@@ -5979,14 +5811,8 @@
             <w:pPr>
               <w:spacing w:after="60" w:line="360" w:lineRule="auto"/>
               <w:jc w:val="both"/>
-              <w:rPr>
-                <w:rFonts w:ascii="Times New Roman" w:hAnsi="Times New Roman" w:cs="Times New Roman"/>
-              </w:rPr>
-            </w:pPr>
-            <w:r>
-              <w:rPr>
-                <w:rFonts w:ascii="Times New Roman" w:hAnsi="Times New Roman" w:cs="Times New Roman"/>
-              </w:rPr>
+            </w:pPr>
+            <w:r>
               <w:t>Usuario operativo final. Requiere una interfaz amigable, rápida e intuitiva para ejecutar cobros sin fricciones técnicas.</w:t>
             </w:r>
           </w:p>
@@ -6015,14 +5841,8 @@
             <w:pPr>
               <w:spacing w:after="60" w:line="360" w:lineRule="auto"/>
               <w:jc w:val="both"/>
-              <w:rPr>
-                <w:rFonts w:ascii="Times New Roman" w:hAnsi="Times New Roman" w:cs="Times New Roman"/>
-              </w:rPr>
-            </w:pPr>
-            <w:r>
-              <w:rPr>
-                <w:rFonts w:ascii="Times New Roman" w:hAnsi="Times New Roman" w:cs="Times New Roman"/>
-              </w:rPr>
+            </w:pPr>
+            <w:r>
               <w:t>Personal de Almacén</w:t>
             </w:r>
           </w:p>
@@ -6049,14 +5869,8 @@
             <w:pPr>
               <w:spacing w:after="60" w:line="360" w:lineRule="auto"/>
               <w:jc w:val="center"/>
-              <w:rPr>
-                <w:rFonts w:ascii="Times New Roman" w:hAnsi="Times New Roman" w:cs="Times New Roman"/>
-              </w:rPr>
-            </w:pPr>
-            <w:r>
-              <w:rPr>
-                <w:rFonts w:ascii="Times New Roman" w:hAnsi="Times New Roman" w:cs="Times New Roman"/>
-              </w:rPr>
+            </w:pPr>
+            <w:r>
               <w:t>Interno</w:t>
             </w:r>
           </w:p>
@@ -6083,14 +5897,8 @@
             <w:pPr>
               <w:spacing w:after="60" w:line="360" w:lineRule="auto"/>
               <w:jc w:val="both"/>
-              <w:rPr>
-                <w:rFonts w:ascii="Times New Roman" w:hAnsi="Times New Roman" w:cs="Times New Roman"/>
-              </w:rPr>
-            </w:pPr>
-            <w:r>
-              <w:rPr>
-                <w:rFonts w:ascii="Times New Roman" w:hAnsi="Times New Roman" w:cs="Times New Roman"/>
-              </w:rPr>
+            </w:pPr>
+            <w:r>
               <w:t>Encargado del registro de mermas, traslados y validación de lotes de productos ingresados.</w:t>
             </w:r>
           </w:p>
@@ -6118,14 +5926,9 @@
             <w:pPr>
               <w:spacing w:after="60" w:line="360" w:lineRule="auto"/>
               <w:jc w:val="both"/>
-              <w:rPr>
-                <w:rFonts w:ascii="Times New Roman" w:hAnsi="Times New Roman" w:cs="Times New Roman"/>
-              </w:rPr>
-            </w:pPr>
-            <w:r>
-              <w:rPr>
-                <w:rFonts w:ascii="Times New Roman" w:hAnsi="Times New Roman" w:cs="Times New Roman"/>
-              </w:rPr>
+            </w:pPr>
+            <w:r>
+              <w:lastRenderedPageBreak/>
               <w:t>Proveedores</w:t>
             </w:r>
           </w:p>
@@ -6151,14 +5954,8 @@
             <w:pPr>
               <w:spacing w:after="60" w:line="360" w:lineRule="auto"/>
               <w:jc w:val="center"/>
-              <w:rPr>
-                <w:rFonts w:ascii="Times New Roman" w:hAnsi="Times New Roman" w:cs="Times New Roman"/>
-              </w:rPr>
-            </w:pPr>
-            <w:r>
-              <w:rPr>
-                <w:rFonts w:ascii="Times New Roman" w:hAnsi="Times New Roman" w:cs="Times New Roman"/>
-              </w:rPr>
+            </w:pPr>
+            <w:r>
               <w:t>Externo</w:t>
             </w:r>
           </w:p>
@@ -6184,14 +5981,8 @@
             <w:pPr>
               <w:spacing w:after="60" w:line="360" w:lineRule="auto"/>
               <w:jc w:val="both"/>
-              <w:rPr>
-                <w:rFonts w:ascii="Times New Roman" w:hAnsi="Times New Roman" w:cs="Times New Roman"/>
-              </w:rPr>
-            </w:pPr>
-            <w:r>
-              <w:rPr>
-                <w:rFonts w:ascii="Times New Roman" w:hAnsi="Times New Roman" w:cs="Times New Roman"/>
-              </w:rPr>
+            </w:pPr>
+            <w:r>
               <w:t>Interés indirecto en el abastecimiento ágil mediante la exactitud de las órdenes de compra.</w:t>
             </w:r>
           </w:p>
@@ -6220,14 +6011,8 @@
             <w:pPr>
               <w:spacing w:after="60" w:line="360" w:lineRule="auto"/>
               <w:jc w:val="both"/>
-              <w:rPr>
-                <w:rFonts w:ascii="Times New Roman" w:hAnsi="Times New Roman" w:cs="Times New Roman"/>
-              </w:rPr>
-            </w:pPr>
-            <w:r>
-              <w:rPr>
-                <w:rFonts w:ascii="Times New Roman" w:hAnsi="Times New Roman" w:cs="Times New Roman"/>
-              </w:rPr>
+            </w:pPr>
+            <w:r>
               <w:t>Ministerio de Hacienda / Auditoría</w:t>
             </w:r>
           </w:p>
@@ -6254,14 +6039,8 @@
             <w:pPr>
               <w:spacing w:after="60" w:line="360" w:lineRule="auto"/>
               <w:jc w:val="center"/>
-              <w:rPr>
-                <w:rFonts w:ascii="Times New Roman" w:hAnsi="Times New Roman" w:cs="Times New Roman"/>
-              </w:rPr>
-            </w:pPr>
-            <w:r>
-              <w:rPr>
-                <w:rFonts w:ascii="Times New Roman" w:hAnsi="Times New Roman" w:cs="Times New Roman"/>
-              </w:rPr>
+            </w:pPr>
+            <w:r>
               <w:t>Externo</w:t>
             </w:r>
           </w:p>
@@ -6288,14 +6067,8 @@
             <w:pPr>
               <w:spacing w:after="60" w:line="360" w:lineRule="auto"/>
               <w:jc w:val="both"/>
-              <w:rPr>
-                <w:rFonts w:ascii="Times New Roman" w:hAnsi="Times New Roman" w:cs="Times New Roman"/>
-              </w:rPr>
-            </w:pPr>
-            <w:r>
-              <w:rPr>
-                <w:rFonts w:ascii="Times New Roman" w:hAnsi="Times New Roman" w:cs="Times New Roman"/>
-              </w:rPr>
+            </w:pPr>
+            <w:r>
               <w:t>Ente regulador que exige la precisión fiscal en el envío de facturas electrónicas emitidas.</w:t>
             </w:r>
           </w:p>
@@ -6306,13 +6079,9 @@
       <w:pPr>
         <w:spacing w:before="60" w:after="240" w:line="360" w:lineRule="auto"/>
         <w:jc w:val="center"/>
-        <w:rPr>
-          <w:rFonts w:ascii="Times New Roman" w:hAnsi="Times New Roman" w:cs="Times New Roman"/>
-        </w:rPr>
-      </w:pPr>
-      <w:r>
-        <w:rPr>
-          <w:rFonts w:ascii="Times New Roman" w:hAnsi="Times New Roman" w:cs="Times New Roman"/>
+      </w:pPr>
+      <w:r>
+        <w:rPr>
           <w:i/>
           <w:iCs/>
           <w:color w:val="595959"/>
@@ -6330,7 +6099,7 @@
           <w:szCs w:val="24"/>
         </w:rPr>
       </w:pPr>
-      <w:bookmarkStart w:id="19" w:name="_Toc233228501"/>
+      <w:bookmarkStart w:id="19" w:name="_Toc233311738"/>
       <w:r>
         <w:rPr>
           <w:rFonts w:ascii="Times New Roman" w:hAnsi="Times New Roman" w:cs="Times New Roman"/>
@@ -6346,15 +6115,8 @@
         <w:spacing w:after="160" w:line="360" w:lineRule="auto"/>
         <w:ind w:firstLine="708"/>
         <w:jc w:val="both"/>
-        <w:rPr>
-          <w:rFonts w:ascii="Times New Roman" w:hAnsi="Times New Roman" w:cs="Times New Roman"/>
-        </w:rPr>
-      </w:pPr>
-      <w:r>
-        <w:rPr>
-          <w:rFonts w:ascii="Times New Roman" w:hAnsi="Times New Roman" w:cs="Times New Roman"/>
-        </w:rPr>
-        <w:lastRenderedPageBreak/>
+      </w:pPr>
+      <w:r>
         <w:t>Para el análisis conceptual se han definido tres riesgos operativos iniciales asociados a la formulación del sistema de información:</w:t>
       </w:r>
     </w:p>
@@ -6406,13 +6168,9 @@
             <w:pPr>
               <w:spacing w:line="360" w:lineRule="auto"/>
               <w:jc w:val="center"/>
-              <w:rPr>
-                <w:rFonts w:ascii="Times New Roman" w:hAnsi="Times New Roman" w:cs="Times New Roman"/>
-              </w:rPr>
-            </w:pPr>
-            <w:r>
-              <w:rPr>
-                <w:rFonts w:ascii="Times New Roman" w:hAnsi="Times New Roman" w:cs="Times New Roman"/>
+            </w:pPr>
+            <w:r>
+              <w:rPr>
                 <w:b/>
                 <w:bCs/>
                 <w:color w:val="FFFFFF"/>
@@ -6443,13 +6201,9 @@
             <w:pPr>
               <w:spacing w:line="360" w:lineRule="auto"/>
               <w:jc w:val="center"/>
-              <w:rPr>
-                <w:rFonts w:ascii="Times New Roman" w:hAnsi="Times New Roman" w:cs="Times New Roman"/>
-              </w:rPr>
-            </w:pPr>
-            <w:r>
-              <w:rPr>
-                <w:rFonts w:ascii="Times New Roman" w:hAnsi="Times New Roman" w:cs="Times New Roman"/>
+            </w:pPr>
+            <w:r>
+              <w:rPr>
                 <w:b/>
                 <w:bCs/>
                 <w:color w:val="FFFFFF"/>
@@ -6480,13 +6234,9 @@
             <w:pPr>
               <w:spacing w:line="360" w:lineRule="auto"/>
               <w:jc w:val="center"/>
-              <w:rPr>
-                <w:rFonts w:ascii="Times New Roman" w:hAnsi="Times New Roman" w:cs="Times New Roman"/>
-              </w:rPr>
-            </w:pPr>
-            <w:r>
-              <w:rPr>
-                <w:rFonts w:ascii="Times New Roman" w:hAnsi="Times New Roman" w:cs="Times New Roman"/>
+            </w:pPr>
+            <w:r>
+              <w:rPr>
                 <w:b/>
                 <w:bCs/>
                 <w:color w:val="FFFFFF"/>
@@ -6518,14 +6268,8 @@
             <w:pPr>
               <w:spacing w:after="60" w:line="360" w:lineRule="auto"/>
               <w:jc w:val="both"/>
-              <w:rPr>
-                <w:rFonts w:ascii="Times New Roman" w:hAnsi="Times New Roman" w:cs="Times New Roman"/>
-              </w:rPr>
-            </w:pPr>
-            <w:r>
-              <w:rPr>
-                <w:rFonts w:ascii="Times New Roman" w:hAnsi="Times New Roman" w:cs="Times New Roman"/>
-              </w:rPr>
+            </w:pPr>
+            <w:r>
               <w:t>Resistencia al cambio por parte del personal</w:t>
             </w:r>
           </w:p>
@@ -6551,14 +6295,8 @@
             <w:pPr>
               <w:spacing w:after="60" w:line="360" w:lineRule="auto"/>
               <w:jc w:val="both"/>
-              <w:rPr>
-                <w:rFonts w:ascii="Times New Roman" w:hAnsi="Times New Roman" w:cs="Times New Roman"/>
-              </w:rPr>
-            </w:pPr>
-            <w:r>
-              <w:rPr>
-                <w:rFonts w:ascii="Times New Roman" w:hAnsi="Times New Roman" w:cs="Times New Roman"/>
-              </w:rPr>
+            </w:pPr>
+            <w:r>
               <w:t>Los cajeros habituados al sistema antiguo podrían experimentar dificultades para asimilar la nueva interfaz de usuario.</w:t>
             </w:r>
           </w:p>
@@ -6584,14 +6322,8 @@
             <w:pPr>
               <w:spacing w:after="60" w:line="360" w:lineRule="auto"/>
               <w:jc w:val="both"/>
-              <w:rPr>
-                <w:rFonts w:ascii="Times New Roman" w:hAnsi="Times New Roman" w:cs="Times New Roman"/>
-              </w:rPr>
-            </w:pPr>
-            <w:r>
-              <w:rPr>
-                <w:rFonts w:ascii="Times New Roman" w:hAnsi="Times New Roman" w:cs="Times New Roman"/>
-              </w:rPr>
+            </w:pPr>
+            <w:r>
               <w:t>Diseño de pantallas simplificadas y prototipado enfocado en usabilidad (UI/UX sencilla).</w:t>
             </w:r>
           </w:p>
@@ -6620,14 +6352,8 @@
             <w:pPr>
               <w:spacing w:after="60" w:line="360" w:lineRule="auto"/>
               <w:jc w:val="both"/>
-              <w:rPr>
-                <w:rFonts w:ascii="Times New Roman" w:hAnsi="Times New Roman" w:cs="Times New Roman"/>
-              </w:rPr>
-            </w:pPr>
-            <w:r>
-              <w:rPr>
-                <w:rFonts w:ascii="Times New Roman" w:hAnsi="Times New Roman" w:cs="Times New Roman"/>
-              </w:rPr>
+            </w:pPr>
+            <w:r>
               <w:t>Inconsistencia de datos en la migración inicial</w:t>
             </w:r>
           </w:p>
@@ -6654,14 +6380,8 @@
             <w:pPr>
               <w:spacing w:after="60" w:line="360" w:lineRule="auto"/>
               <w:jc w:val="both"/>
-              <w:rPr>
-                <w:rFonts w:ascii="Times New Roman" w:hAnsi="Times New Roman" w:cs="Times New Roman"/>
-              </w:rPr>
-            </w:pPr>
-            <w:r>
-              <w:rPr>
-                <w:rFonts w:ascii="Times New Roman" w:hAnsi="Times New Roman" w:cs="Times New Roman"/>
-              </w:rPr>
+            </w:pPr>
+            <w:r>
               <w:t>La información de productos cargada de manera masiva podría contener errores en códigos de barras, descripciones o precios.</w:t>
             </w:r>
           </w:p>
@@ -6688,14 +6408,8 @@
             <w:pPr>
               <w:spacing w:after="60" w:line="360" w:lineRule="auto"/>
               <w:jc w:val="both"/>
-              <w:rPr>
-                <w:rFonts w:ascii="Times New Roman" w:hAnsi="Times New Roman" w:cs="Times New Roman"/>
-              </w:rPr>
-            </w:pPr>
-            <w:r>
-              <w:rPr>
-                <w:rFonts w:ascii="Times New Roman" w:hAnsi="Times New Roman" w:cs="Times New Roman"/>
-              </w:rPr>
+            </w:pPr>
+            <w:r>
               <w:t>Establecer un proceso de depuración previa e ingreso de inventarios iniciales de manera controlada por módulos.</w:t>
             </w:r>
           </w:p>
@@ -6723,14 +6437,8 @@
             <w:pPr>
               <w:spacing w:after="60" w:line="360" w:lineRule="auto"/>
               <w:jc w:val="both"/>
-              <w:rPr>
-                <w:rFonts w:ascii="Times New Roman" w:hAnsi="Times New Roman" w:cs="Times New Roman"/>
-              </w:rPr>
-            </w:pPr>
-            <w:r>
-              <w:rPr>
-                <w:rFonts w:ascii="Times New Roman" w:hAnsi="Times New Roman" w:cs="Times New Roman"/>
-              </w:rPr>
+            </w:pPr>
+            <w:r>
               <w:t>Pérdida de conectividad a Internet durante la facturación</w:t>
             </w:r>
           </w:p>
@@ -6756,14 +6464,8 @@
             <w:pPr>
               <w:spacing w:after="60" w:line="360" w:lineRule="auto"/>
               <w:jc w:val="both"/>
-              <w:rPr>
-                <w:rFonts w:ascii="Times New Roman" w:hAnsi="Times New Roman" w:cs="Times New Roman"/>
-              </w:rPr>
-            </w:pPr>
-            <w:r>
-              <w:rPr>
-                <w:rFonts w:ascii="Times New Roman" w:hAnsi="Times New Roman" w:cs="Times New Roman"/>
-              </w:rPr>
+            </w:pPr>
+            <w:r>
               <w:t>El fallo de la conexión de red podría detener por completo la operación de venta si la solución no cuenta con resiliencia local.</w:t>
             </w:r>
           </w:p>
@@ -6789,14 +6491,8 @@
             <w:pPr>
               <w:spacing w:after="60" w:line="360" w:lineRule="auto"/>
               <w:jc w:val="both"/>
-              <w:rPr>
-                <w:rFonts w:ascii="Times New Roman" w:hAnsi="Times New Roman" w:cs="Times New Roman"/>
-              </w:rPr>
-            </w:pPr>
-            <w:r>
-              <w:rPr>
-                <w:rFonts w:ascii="Times New Roman" w:hAnsi="Times New Roman" w:cs="Times New Roman"/>
-              </w:rPr>
+            </w:pPr>
+            <w:r>
               <w:t>Diseñar conceptualmente un mecanismo de almacenamiento de transacciones local en contingencia, que sincronice las transacciones cuando la conexión se restablezca.</w:t>
             </w:r>
           </w:p>
@@ -6807,13 +6503,9 @@
       <w:pPr>
         <w:spacing w:before="60" w:after="240" w:line="360" w:lineRule="auto"/>
         <w:jc w:val="center"/>
-        <w:rPr>
-          <w:rFonts w:ascii="Times New Roman" w:hAnsi="Times New Roman" w:cs="Times New Roman"/>
-        </w:rPr>
-      </w:pPr>
-      <w:r>
-        <w:rPr>
-          <w:rFonts w:ascii="Times New Roman" w:hAnsi="Times New Roman" w:cs="Times New Roman"/>
+      </w:pPr>
+      <w:r>
+        <w:rPr>
           <w:i/>
           <w:iCs/>
           <w:color w:val="595959"/>
@@ -6831,13 +6523,14 @@
           <w:szCs w:val="24"/>
         </w:rPr>
       </w:pPr>
-      <w:bookmarkStart w:id="20" w:name="_Toc233228502"/>
+      <w:bookmarkStart w:id="20" w:name="_Toc233311739"/>
       <w:r>
         <w:rPr>
           <w:rFonts w:ascii="Times New Roman" w:hAnsi="Times New Roman" w:cs="Times New Roman"/>
           <w:sz w:val="24"/>
           <w:szCs w:val="24"/>
         </w:rPr>
+        <w:lastRenderedPageBreak/>
         <w:t>8. Catálogo de Requerimientos</w:t>
       </w:r>
       <w:bookmarkEnd w:id="20"/>
@@ -6852,7 +6545,7 @@
           <w:szCs w:val="24"/>
         </w:rPr>
       </w:pPr>
-      <w:bookmarkStart w:id="21" w:name="_Toc233228503"/>
+      <w:bookmarkStart w:id="21" w:name="_Toc233311740"/>
       <w:r>
         <w:rPr>
           <w:rFonts w:ascii="Times New Roman" w:hAnsi="Times New Roman" w:cs="Times New Roman"/>
@@ -6910,13 +6603,9 @@
             <w:pPr>
               <w:spacing w:line="360" w:lineRule="auto"/>
               <w:jc w:val="center"/>
-              <w:rPr>
-                <w:rFonts w:ascii="Times New Roman" w:hAnsi="Times New Roman" w:cs="Times New Roman"/>
-              </w:rPr>
-            </w:pPr>
-            <w:r>
-              <w:rPr>
-                <w:rFonts w:ascii="Times New Roman" w:hAnsi="Times New Roman" w:cs="Times New Roman"/>
+            </w:pPr>
+            <w:r>
+              <w:rPr>
                 <w:b/>
                 <w:bCs/>
                 <w:color w:val="FFFFFF"/>
@@ -6947,13 +6636,9 @@
             <w:pPr>
               <w:spacing w:line="360" w:lineRule="auto"/>
               <w:jc w:val="center"/>
-              <w:rPr>
-                <w:rFonts w:ascii="Times New Roman" w:hAnsi="Times New Roman" w:cs="Times New Roman"/>
-              </w:rPr>
-            </w:pPr>
-            <w:r>
-              <w:rPr>
-                <w:rFonts w:ascii="Times New Roman" w:hAnsi="Times New Roman" w:cs="Times New Roman"/>
+            </w:pPr>
+            <w:r>
+              <w:rPr>
                 <w:b/>
                 <w:bCs/>
                 <w:color w:val="FFFFFF"/>
@@ -6985,14 +6670,8 @@
             <w:pPr>
               <w:spacing w:after="60" w:line="360" w:lineRule="auto"/>
               <w:jc w:val="center"/>
-              <w:rPr>
-                <w:rFonts w:ascii="Times New Roman" w:hAnsi="Times New Roman" w:cs="Times New Roman"/>
-              </w:rPr>
-            </w:pPr>
-            <w:r>
-              <w:rPr>
-                <w:rFonts w:ascii="Times New Roman" w:hAnsi="Times New Roman" w:cs="Times New Roman"/>
-              </w:rPr>
+            </w:pPr>
+            <w:r>
               <w:t>RF-01</w:t>
             </w:r>
           </w:p>
@@ -7018,14 +6697,8 @@
             <w:pPr>
               <w:spacing w:after="60" w:line="360" w:lineRule="auto"/>
               <w:jc w:val="both"/>
-              <w:rPr>
-                <w:rFonts w:ascii="Times New Roman" w:hAnsi="Times New Roman" w:cs="Times New Roman"/>
-              </w:rPr>
-            </w:pPr>
-            <w:r>
-              <w:rPr>
-                <w:rFonts w:ascii="Times New Roman" w:hAnsi="Times New Roman" w:cs="Times New Roman"/>
-              </w:rPr>
+            </w:pPr>
+            <w:r>
               <w:t>El sistema deberá permitir el inicio de sesión y autenticación segura de usuarios según sus roles asignados (Administrador, Cajero, Bodeguero).</w:t>
             </w:r>
           </w:p>
@@ -7054,15 +6727,8 @@
             <w:pPr>
               <w:spacing w:after="60" w:line="360" w:lineRule="auto"/>
               <w:jc w:val="center"/>
-              <w:rPr>
-                <w:rFonts w:ascii="Times New Roman" w:hAnsi="Times New Roman" w:cs="Times New Roman"/>
-              </w:rPr>
-            </w:pPr>
-            <w:r>
-              <w:rPr>
-                <w:rFonts w:ascii="Times New Roman" w:hAnsi="Times New Roman" w:cs="Times New Roman"/>
-              </w:rPr>
-              <w:lastRenderedPageBreak/>
+            </w:pPr>
+            <w:r>
               <w:t>RF-02</w:t>
             </w:r>
           </w:p>
@@ -7089,14 +6755,8 @@
             <w:pPr>
               <w:spacing w:after="60" w:line="360" w:lineRule="auto"/>
               <w:jc w:val="both"/>
-              <w:rPr>
-                <w:rFonts w:ascii="Times New Roman" w:hAnsi="Times New Roman" w:cs="Times New Roman"/>
-              </w:rPr>
-            </w:pPr>
-            <w:r>
-              <w:rPr>
-                <w:rFonts w:ascii="Times New Roman" w:hAnsi="Times New Roman" w:cs="Times New Roman"/>
-              </w:rPr>
+            </w:pPr>
+            <w:r>
               <w:t>El sistema deberá permitir registrar nuevos productos en el catálogo, ingresando código de barra, descripción, costo, precio de venta, categoría y stock mínimo.</w:t>
             </w:r>
           </w:p>
@@ -7124,14 +6784,8 @@
             <w:pPr>
               <w:spacing w:after="60" w:line="360" w:lineRule="auto"/>
               <w:jc w:val="center"/>
-              <w:rPr>
-                <w:rFonts w:ascii="Times New Roman" w:hAnsi="Times New Roman" w:cs="Times New Roman"/>
-              </w:rPr>
-            </w:pPr>
-            <w:r>
-              <w:rPr>
-                <w:rFonts w:ascii="Times New Roman" w:hAnsi="Times New Roman" w:cs="Times New Roman"/>
-              </w:rPr>
+            </w:pPr>
+            <w:r>
               <w:t>RF-03</w:t>
             </w:r>
           </w:p>
@@ -7157,14 +6811,8 @@
             <w:pPr>
               <w:spacing w:after="60" w:line="360" w:lineRule="auto"/>
               <w:jc w:val="both"/>
-              <w:rPr>
-                <w:rFonts w:ascii="Times New Roman" w:hAnsi="Times New Roman" w:cs="Times New Roman"/>
-              </w:rPr>
-            </w:pPr>
-            <w:r>
-              <w:rPr>
-                <w:rFonts w:ascii="Times New Roman" w:hAnsi="Times New Roman" w:cs="Times New Roman"/>
-              </w:rPr>
+            </w:pPr>
+            <w:r>
               <w:t>El sistema deberá restar automáticamente las unidades del inventario al momento de procesar y concretar una venta.</w:t>
             </w:r>
           </w:p>
@@ -7193,14 +6841,8 @@
             <w:pPr>
               <w:spacing w:after="60" w:line="360" w:lineRule="auto"/>
               <w:jc w:val="center"/>
-              <w:rPr>
-                <w:rFonts w:ascii="Times New Roman" w:hAnsi="Times New Roman" w:cs="Times New Roman"/>
-              </w:rPr>
-            </w:pPr>
-            <w:r>
-              <w:rPr>
-                <w:rFonts w:ascii="Times New Roman" w:hAnsi="Times New Roman" w:cs="Times New Roman"/>
-              </w:rPr>
+            </w:pPr>
+            <w:r>
               <w:t>RF-04</w:t>
             </w:r>
           </w:p>
@@ -7227,14 +6869,8 @@
             <w:pPr>
               <w:spacing w:after="60" w:line="360" w:lineRule="auto"/>
               <w:jc w:val="both"/>
-              <w:rPr>
-                <w:rFonts w:ascii="Times New Roman" w:hAnsi="Times New Roman" w:cs="Times New Roman"/>
-              </w:rPr>
-            </w:pPr>
-            <w:r>
-              <w:rPr>
-                <w:rFonts w:ascii="Times New Roman" w:hAnsi="Times New Roman" w:cs="Times New Roman"/>
-              </w:rPr>
+            </w:pPr>
+            <w:r>
               <w:t>El sistema deberá admitir diferentes métodos de pago para una transacción (efectivo, tarjeta de crédito/débito y pago móvil).</w:t>
             </w:r>
           </w:p>
@@ -7262,14 +6898,8 @@
             <w:pPr>
               <w:spacing w:after="60" w:line="360" w:lineRule="auto"/>
               <w:jc w:val="center"/>
-              <w:rPr>
-                <w:rFonts w:ascii="Times New Roman" w:hAnsi="Times New Roman" w:cs="Times New Roman"/>
-              </w:rPr>
-            </w:pPr>
-            <w:r>
-              <w:rPr>
-                <w:rFonts w:ascii="Times New Roman" w:hAnsi="Times New Roman" w:cs="Times New Roman"/>
-              </w:rPr>
+            </w:pPr>
+            <w:r>
               <w:t>RF-05</w:t>
             </w:r>
           </w:p>
@@ -7295,28 +6925,16 @@
             <w:pPr>
               <w:spacing w:after="60" w:line="360" w:lineRule="auto"/>
               <w:jc w:val="both"/>
-              <w:rPr>
-                <w:rFonts w:ascii="Times New Roman" w:hAnsi="Times New Roman" w:cs="Times New Roman"/>
-              </w:rPr>
-            </w:pPr>
-            <w:r>
-              <w:rPr>
-                <w:rFonts w:ascii="Times New Roman" w:hAnsi="Times New Roman" w:cs="Times New Roman"/>
-              </w:rPr>
+            </w:pPr>
+            <w:r>
               <w:t xml:space="preserve">El sistema deberá generar y emitir comprobantes de pago autorizados (facturas) en formato digital o para impresión física en </w:t>
             </w:r>
             <w:proofErr w:type="spellStart"/>
             <w:r>
-              <w:rPr>
-                <w:rFonts w:ascii="Times New Roman" w:hAnsi="Times New Roman" w:cs="Times New Roman"/>
-              </w:rPr>
               <w:t>ticketera</w:t>
             </w:r>
             <w:proofErr w:type="spellEnd"/>
             <w:r>
-              <w:rPr>
-                <w:rFonts w:ascii="Times New Roman" w:hAnsi="Times New Roman" w:cs="Times New Roman"/>
-              </w:rPr>
               <w:t>.</w:t>
             </w:r>
           </w:p>
@@ -7345,14 +6963,8 @@
             <w:pPr>
               <w:spacing w:after="60" w:line="360" w:lineRule="auto"/>
               <w:jc w:val="center"/>
-              <w:rPr>
-                <w:rFonts w:ascii="Times New Roman" w:hAnsi="Times New Roman" w:cs="Times New Roman"/>
-              </w:rPr>
-            </w:pPr>
-            <w:r>
-              <w:rPr>
-                <w:rFonts w:ascii="Times New Roman" w:hAnsi="Times New Roman" w:cs="Times New Roman"/>
-              </w:rPr>
+            </w:pPr>
+            <w:r>
               <w:t>RF-06</w:t>
             </w:r>
           </w:p>
@@ -7379,14 +6991,8 @@
             <w:pPr>
               <w:spacing w:after="60" w:line="360" w:lineRule="auto"/>
               <w:jc w:val="both"/>
-              <w:rPr>
-                <w:rFonts w:ascii="Times New Roman" w:hAnsi="Times New Roman" w:cs="Times New Roman"/>
-              </w:rPr>
-            </w:pPr>
-            <w:r>
-              <w:rPr>
-                <w:rFonts w:ascii="Times New Roman" w:hAnsi="Times New Roman" w:cs="Times New Roman"/>
-              </w:rPr>
+            </w:pPr>
+            <w:r>
               <w:t>El sistema deberá desplegar alertas visuales en la pantalla del administrador cuando un producto alcance su nivel de stock mínimo definido.</w:t>
             </w:r>
           </w:p>
@@ -7414,14 +7020,8 @@
             <w:pPr>
               <w:spacing w:after="60" w:line="360" w:lineRule="auto"/>
               <w:jc w:val="center"/>
-              <w:rPr>
-                <w:rFonts w:ascii="Times New Roman" w:hAnsi="Times New Roman" w:cs="Times New Roman"/>
-              </w:rPr>
-            </w:pPr>
-            <w:r>
-              <w:rPr>
-                <w:rFonts w:ascii="Times New Roman" w:hAnsi="Times New Roman" w:cs="Times New Roman"/>
-              </w:rPr>
+            </w:pPr>
+            <w:r>
               <w:t>RF-07</w:t>
             </w:r>
           </w:p>
@@ -7447,14 +7047,8 @@
             <w:pPr>
               <w:spacing w:after="60" w:line="360" w:lineRule="auto"/>
               <w:jc w:val="both"/>
-              <w:rPr>
-                <w:rFonts w:ascii="Times New Roman" w:hAnsi="Times New Roman" w:cs="Times New Roman"/>
-              </w:rPr>
-            </w:pPr>
-            <w:r>
-              <w:rPr>
-                <w:rFonts w:ascii="Times New Roman" w:hAnsi="Times New Roman" w:cs="Times New Roman"/>
-              </w:rPr>
+            </w:pPr>
+            <w:r>
               <w:t>El sistema deberá permitir la búsqueda rápida de productos por nombre, categoría o mediante escaneo de código de barras en el módulo de ventas.</w:t>
             </w:r>
           </w:p>
@@ -7483,14 +7077,8 @@
             <w:pPr>
               <w:spacing w:after="60" w:line="360" w:lineRule="auto"/>
               <w:jc w:val="center"/>
-              <w:rPr>
-                <w:rFonts w:ascii="Times New Roman" w:hAnsi="Times New Roman" w:cs="Times New Roman"/>
-              </w:rPr>
-            </w:pPr>
-            <w:r>
-              <w:rPr>
-                <w:rFonts w:ascii="Times New Roman" w:hAnsi="Times New Roman" w:cs="Times New Roman"/>
-              </w:rPr>
+            </w:pPr>
+            <w:r>
               <w:t>RF-08</w:t>
             </w:r>
           </w:p>
@@ -7517,14 +7105,8 @@
             <w:pPr>
               <w:spacing w:after="60" w:line="360" w:lineRule="auto"/>
               <w:jc w:val="both"/>
-              <w:rPr>
-                <w:rFonts w:ascii="Times New Roman" w:hAnsi="Times New Roman" w:cs="Times New Roman"/>
-              </w:rPr>
-            </w:pPr>
-            <w:r>
-              <w:rPr>
-                <w:rFonts w:ascii="Times New Roman" w:hAnsi="Times New Roman" w:cs="Times New Roman"/>
-              </w:rPr>
+            </w:pPr>
+            <w:r>
               <w:t>El sistema deberá permitir el registro manual de pérdidas o mermas (por daño o fecha de caducidad vencida), restando el ítem de las existencias.</w:t>
             </w:r>
           </w:p>
@@ -7552,14 +7134,8 @@
             <w:pPr>
               <w:spacing w:after="60" w:line="360" w:lineRule="auto"/>
               <w:jc w:val="center"/>
-              <w:rPr>
-                <w:rFonts w:ascii="Times New Roman" w:hAnsi="Times New Roman" w:cs="Times New Roman"/>
-              </w:rPr>
-            </w:pPr>
-            <w:r>
-              <w:rPr>
-                <w:rFonts w:ascii="Times New Roman" w:hAnsi="Times New Roman" w:cs="Times New Roman"/>
-              </w:rPr>
+            </w:pPr>
+            <w:r>
               <w:t>RF-09</w:t>
             </w:r>
           </w:p>
@@ -7585,14 +7161,8 @@
             <w:pPr>
               <w:spacing w:after="60" w:line="360" w:lineRule="auto"/>
               <w:jc w:val="both"/>
-              <w:rPr>
-                <w:rFonts w:ascii="Times New Roman" w:hAnsi="Times New Roman" w:cs="Times New Roman"/>
-              </w:rPr>
-            </w:pPr>
-            <w:r>
-              <w:rPr>
-                <w:rFonts w:ascii="Times New Roman" w:hAnsi="Times New Roman" w:cs="Times New Roman"/>
-              </w:rPr>
+            </w:pPr>
+            <w:r>
               <w:t>El sistema deberá permitir la apertura, arqueo intermedio y cierre de caja detallado por turno de cajero.</w:t>
             </w:r>
           </w:p>
@@ -7621,14 +7191,8 @@
             <w:pPr>
               <w:spacing w:after="60" w:line="360" w:lineRule="auto"/>
               <w:jc w:val="center"/>
-              <w:rPr>
-                <w:rFonts w:ascii="Times New Roman" w:hAnsi="Times New Roman" w:cs="Times New Roman"/>
-              </w:rPr>
-            </w:pPr>
-            <w:r>
-              <w:rPr>
-                <w:rFonts w:ascii="Times New Roman" w:hAnsi="Times New Roman" w:cs="Times New Roman"/>
-              </w:rPr>
+            </w:pPr>
+            <w:r>
               <w:t>RF-10</w:t>
             </w:r>
           </w:p>
@@ -7655,14 +7219,8 @@
             <w:pPr>
               <w:spacing w:after="60" w:line="360" w:lineRule="auto"/>
               <w:jc w:val="both"/>
-              <w:rPr>
-                <w:rFonts w:ascii="Times New Roman" w:hAnsi="Times New Roman" w:cs="Times New Roman"/>
-              </w:rPr>
-            </w:pPr>
-            <w:r>
-              <w:rPr>
-                <w:rFonts w:ascii="Times New Roman" w:hAnsi="Times New Roman" w:cs="Times New Roman"/>
-              </w:rPr>
+            </w:pPr>
+            <w:r>
               <w:t>El sistema deberá generar reportes estadísticos exportables en PDF de ventas diarias, semanales y mensuales.</w:t>
             </w:r>
           </w:p>
@@ -7674,7 +7232,6 @@
         <w:spacing w:before="60" w:after="240" w:line="360" w:lineRule="auto"/>
         <w:jc w:val="center"/>
         <w:rPr>
-          <w:rFonts w:ascii="Times New Roman" w:hAnsi="Times New Roman" w:cs="Times New Roman"/>
           <w:i/>
           <w:iCs/>
           <w:color w:val="595959"/>
@@ -7682,11 +7239,11 @@
       </w:pPr>
       <w:r>
         <w:rPr>
-          <w:rFonts w:ascii="Times New Roman" w:hAnsi="Times New Roman" w:cs="Times New Roman"/>
           <w:i/>
           <w:iCs/>
           <w:color w:val="595959"/>
         </w:rPr>
+        <w:lastRenderedPageBreak/>
         <w:t>Tabla 4. Requerimientos funcionales del sistema SIVFA.</w:t>
       </w:r>
     </w:p>
@@ -7695,7 +7252,6 @@
         <w:spacing w:before="60" w:after="240" w:line="360" w:lineRule="auto"/>
         <w:jc w:val="center"/>
         <w:rPr>
-          <w:rFonts w:ascii="Times New Roman" w:hAnsi="Times New Roman" w:cs="Times New Roman"/>
           <w:i/>
           <w:iCs/>
           <w:color w:val="595959"/>
@@ -7706,9 +7262,6 @@
       <w:pPr>
         <w:spacing w:before="60" w:after="240" w:line="360" w:lineRule="auto"/>
         <w:jc w:val="center"/>
-        <w:rPr>
-          <w:rFonts w:ascii="Times New Roman" w:hAnsi="Times New Roman" w:cs="Times New Roman"/>
-        </w:rPr>
       </w:pPr>
     </w:p>
     <w:p>
@@ -7721,7 +7274,7 @@
           <w:szCs w:val="24"/>
         </w:rPr>
       </w:pPr>
-      <w:bookmarkStart w:id="22" w:name="_Toc233228504"/>
+      <w:bookmarkStart w:id="22" w:name="_Toc233311741"/>
       <w:r>
         <w:rPr>
           <w:rFonts w:ascii="Times New Roman" w:hAnsi="Times New Roman" w:cs="Times New Roman"/>
@@ -7780,18 +7333,13 @@
             <w:pPr>
               <w:spacing w:line="360" w:lineRule="auto"/>
               <w:jc w:val="center"/>
-              <w:rPr>
-                <w:rFonts w:ascii="Times New Roman" w:hAnsi="Times New Roman" w:cs="Times New Roman"/>
-              </w:rPr>
-            </w:pPr>
-            <w:r>
-              <w:rPr>
-                <w:rFonts w:ascii="Times New Roman" w:hAnsi="Times New Roman" w:cs="Times New Roman"/>
+            </w:pPr>
+            <w:r>
+              <w:rPr>
                 <w:b/>
                 <w:bCs/>
                 <w:color w:val="FFFFFF"/>
               </w:rPr>
-              <w:lastRenderedPageBreak/>
               <w:t>ID</w:t>
             </w:r>
           </w:p>
@@ -7818,13 +7366,9 @@
             <w:pPr>
               <w:spacing w:line="360" w:lineRule="auto"/>
               <w:jc w:val="center"/>
-              <w:rPr>
-                <w:rFonts w:ascii="Times New Roman" w:hAnsi="Times New Roman" w:cs="Times New Roman"/>
-              </w:rPr>
-            </w:pPr>
-            <w:r>
-              <w:rPr>
-                <w:rFonts w:ascii="Times New Roman" w:hAnsi="Times New Roman" w:cs="Times New Roman"/>
+            </w:pPr>
+            <w:r>
+              <w:rPr>
                 <w:b/>
                 <w:bCs/>
                 <w:color w:val="FFFFFF"/>
@@ -7855,13 +7399,9 @@
             <w:pPr>
               <w:spacing w:line="360" w:lineRule="auto"/>
               <w:jc w:val="center"/>
-              <w:rPr>
-                <w:rFonts w:ascii="Times New Roman" w:hAnsi="Times New Roman" w:cs="Times New Roman"/>
-              </w:rPr>
-            </w:pPr>
-            <w:r>
-              <w:rPr>
-                <w:rFonts w:ascii="Times New Roman" w:hAnsi="Times New Roman" w:cs="Times New Roman"/>
+            </w:pPr>
+            <w:r>
+              <w:rPr>
                 <w:b/>
                 <w:bCs/>
                 <w:color w:val="FFFFFF"/>
@@ -7893,14 +7433,8 @@
             <w:pPr>
               <w:spacing w:after="60" w:line="360" w:lineRule="auto"/>
               <w:jc w:val="center"/>
-              <w:rPr>
-                <w:rFonts w:ascii="Times New Roman" w:hAnsi="Times New Roman" w:cs="Times New Roman"/>
-              </w:rPr>
-            </w:pPr>
-            <w:r>
-              <w:rPr>
-                <w:rFonts w:ascii="Times New Roman" w:hAnsi="Times New Roman" w:cs="Times New Roman"/>
-              </w:rPr>
+            </w:pPr>
+            <w:r>
               <w:t>RNF-01</w:t>
             </w:r>
           </w:p>
@@ -7926,14 +7460,8 @@
             <w:pPr>
               <w:spacing w:after="60" w:line="360" w:lineRule="auto"/>
               <w:jc w:val="center"/>
-              <w:rPr>
-                <w:rFonts w:ascii="Times New Roman" w:hAnsi="Times New Roman" w:cs="Times New Roman"/>
-              </w:rPr>
-            </w:pPr>
-            <w:r>
-              <w:rPr>
-                <w:rFonts w:ascii="Times New Roman" w:hAnsi="Times New Roman" w:cs="Times New Roman"/>
-              </w:rPr>
+            </w:pPr>
+            <w:r>
               <w:t>Usabilidad</w:t>
             </w:r>
           </w:p>
@@ -7959,14 +7487,8 @@
             <w:pPr>
               <w:spacing w:after="60" w:line="360" w:lineRule="auto"/>
               <w:jc w:val="both"/>
-              <w:rPr>
-                <w:rFonts w:ascii="Times New Roman" w:hAnsi="Times New Roman" w:cs="Times New Roman"/>
-              </w:rPr>
-            </w:pPr>
-            <w:r>
-              <w:rPr>
-                <w:rFonts w:ascii="Times New Roman" w:hAnsi="Times New Roman" w:cs="Times New Roman"/>
-              </w:rPr>
+            </w:pPr>
+            <w:r>
               <w:t>La interfaz de cobro en el punto de venta debe permitir procesar una transacción completa en menos de un minuto.</w:t>
             </w:r>
           </w:p>
@@ -7995,14 +7517,8 @@
             <w:pPr>
               <w:spacing w:after="60" w:line="360" w:lineRule="auto"/>
               <w:jc w:val="center"/>
-              <w:rPr>
-                <w:rFonts w:ascii="Times New Roman" w:hAnsi="Times New Roman" w:cs="Times New Roman"/>
-              </w:rPr>
-            </w:pPr>
-            <w:r>
-              <w:rPr>
-                <w:rFonts w:ascii="Times New Roman" w:hAnsi="Times New Roman" w:cs="Times New Roman"/>
-              </w:rPr>
+            </w:pPr>
+            <w:r>
               <w:t>RNF-02</w:t>
             </w:r>
           </w:p>
@@ -8029,14 +7545,8 @@
             <w:pPr>
               <w:spacing w:after="60" w:line="360" w:lineRule="auto"/>
               <w:jc w:val="center"/>
-              <w:rPr>
-                <w:rFonts w:ascii="Times New Roman" w:hAnsi="Times New Roman" w:cs="Times New Roman"/>
-              </w:rPr>
-            </w:pPr>
-            <w:r>
-              <w:rPr>
-                <w:rFonts w:ascii="Times New Roman" w:hAnsi="Times New Roman" w:cs="Times New Roman"/>
-              </w:rPr>
+            </w:pPr>
+            <w:r>
               <w:t>Seguridad</w:t>
             </w:r>
           </w:p>
@@ -8063,14 +7573,8 @@
             <w:pPr>
               <w:spacing w:after="60" w:line="360" w:lineRule="auto"/>
               <w:jc w:val="both"/>
-              <w:rPr>
-                <w:rFonts w:ascii="Times New Roman" w:hAnsi="Times New Roman" w:cs="Times New Roman"/>
-              </w:rPr>
-            </w:pPr>
-            <w:r>
-              <w:rPr>
-                <w:rFonts w:ascii="Times New Roman" w:hAnsi="Times New Roman" w:cs="Times New Roman"/>
-              </w:rPr>
+            </w:pPr>
+            <w:r>
               <w:t>Las contraseñas de acceso al sistema deberán estar cifradas mediante algoritmos estándar (ej. SHA-256 o superior).</w:t>
             </w:r>
           </w:p>
@@ -8098,14 +7602,8 @@
             <w:pPr>
               <w:spacing w:after="60" w:line="360" w:lineRule="auto"/>
               <w:jc w:val="center"/>
-              <w:rPr>
-                <w:rFonts w:ascii="Times New Roman" w:hAnsi="Times New Roman" w:cs="Times New Roman"/>
-              </w:rPr>
-            </w:pPr>
-            <w:r>
-              <w:rPr>
-                <w:rFonts w:ascii="Times New Roman" w:hAnsi="Times New Roman" w:cs="Times New Roman"/>
-              </w:rPr>
+            </w:pPr>
+            <w:r>
               <w:t>RNF-03</w:t>
             </w:r>
           </w:p>
@@ -8131,14 +7629,8 @@
             <w:pPr>
               <w:spacing w:after="60" w:line="360" w:lineRule="auto"/>
               <w:jc w:val="center"/>
-              <w:rPr>
-                <w:rFonts w:ascii="Times New Roman" w:hAnsi="Times New Roman" w:cs="Times New Roman"/>
-              </w:rPr>
-            </w:pPr>
-            <w:r>
-              <w:rPr>
-                <w:rFonts w:ascii="Times New Roman" w:hAnsi="Times New Roman" w:cs="Times New Roman"/>
-              </w:rPr>
+            </w:pPr>
+            <w:r>
               <w:t>Disponibilidad</w:t>
             </w:r>
           </w:p>
@@ -8164,14 +7656,8 @@
             <w:pPr>
               <w:spacing w:after="60" w:line="360" w:lineRule="auto"/>
               <w:jc w:val="both"/>
-              <w:rPr>
-                <w:rFonts w:ascii="Times New Roman" w:hAnsi="Times New Roman" w:cs="Times New Roman"/>
-              </w:rPr>
-            </w:pPr>
-            <w:r>
-              <w:rPr>
-                <w:rFonts w:ascii="Times New Roman" w:hAnsi="Times New Roman" w:cs="Times New Roman"/>
-              </w:rPr>
+            </w:pPr>
+            <w:r>
               <w:t>La base de datos local y el servicio de consulta de productos deben estar disponibles el 99.9 % del tiempo de operación de la tienda.</w:t>
             </w:r>
           </w:p>
@@ -8200,14 +7686,8 @@
             <w:pPr>
               <w:spacing w:after="60" w:line="360" w:lineRule="auto"/>
               <w:jc w:val="center"/>
-              <w:rPr>
-                <w:rFonts w:ascii="Times New Roman" w:hAnsi="Times New Roman" w:cs="Times New Roman"/>
-              </w:rPr>
-            </w:pPr>
-            <w:r>
-              <w:rPr>
-                <w:rFonts w:ascii="Times New Roman" w:hAnsi="Times New Roman" w:cs="Times New Roman"/>
-              </w:rPr>
+            </w:pPr>
+            <w:r>
               <w:t>RNF-04</w:t>
             </w:r>
           </w:p>
@@ -8234,14 +7714,8 @@
             <w:pPr>
               <w:spacing w:after="60" w:line="360" w:lineRule="auto"/>
               <w:jc w:val="center"/>
-              <w:rPr>
-                <w:rFonts w:ascii="Times New Roman" w:hAnsi="Times New Roman" w:cs="Times New Roman"/>
-              </w:rPr>
-            </w:pPr>
-            <w:r>
-              <w:rPr>
-                <w:rFonts w:ascii="Times New Roman" w:hAnsi="Times New Roman" w:cs="Times New Roman"/>
-              </w:rPr>
+            </w:pPr>
+            <w:r>
               <w:t>Compatibilidad</w:t>
             </w:r>
           </w:p>
@@ -8268,14 +7742,8 @@
             <w:pPr>
               <w:spacing w:after="60" w:line="360" w:lineRule="auto"/>
               <w:jc w:val="both"/>
-              <w:rPr>
-                <w:rFonts w:ascii="Times New Roman" w:hAnsi="Times New Roman" w:cs="Times New Roman"/>
-              </w:rPr>
-            </w:pPr>
-            <w:r>
-              <w:rPr>
-                <w:rFonts w:ascii="Times New Roman" w:hAnsi="Times New Roman" w:cs="Times New Roman"/>
-              </w:rPr>
+            </w:pPr>
+            <w:r>
               <w:t>El sistema POS deberá ser compatible con lectores de código de barra estándar con interfaz USB y ticketeras térmicas estándar.</w:t>
             </w:r>
           </w:p>
@@ -8303,14 +7771,8 @@
             <w:pPr>
               <w:spacing w:after="60" w:line="360" w:lineRule="auto"/>
               <w:jc w:val="center"/>
-              <w:rPr>
-                <w:rFonts w:ascii="Times New Roman" w:hAnsi="Times New Roman" w:cs="Times New Roman"/>
-              </w:rPr>
-            </w:pPr>
-            <w:r>
-              <w:rPr>
-                <w:rFonts w:ascii="Times New Roman" w:hAnsi="Times New Roman" w:cs="Times New Roman"/>
-              </w:rPr>
+            </w:pPr>
+            <w:r>
               <w:t>RNF-05</w:t>
             </w:r>
           </w:p>
@@ -8336,14 +7798,8 @@
             <w:pPr>
               <w:spacing w:after="60" w:line="360" w:lineRule="auto"/>
               <w:jc w:val="center"/>
-              <w:rPr>
-                <w:rFonts w:ascii="Times New Roman" w:hAnsi="Times New Roman" w:cs="Times New Roman"/>
-              </w:rPr>
-            </w:pPr>
-            <w:r>
-              <w:rPr>
-                <w:rFonts w:ascii="Times New Roman" w:hAnsi="Times New Roman" w:cs="Times New Roman"/>
-              </w:rPr>
+            </w:pPr>
+            <w:r>
               <w:t>Rendimiento</w:t>
             </w:r>
           </w:p>
@@ -8369,14 +7825,8 @@
             <w:pPr>
               <w:spacing w:after="60" w:line="360" w:lineRule="auto"/>
               <w:jc w:val="both"/>
-              <w:rPr>
-                <w:rFonts w:ascii="Times New Roman" w:hAnsi="Times New Roman" w:cs="Times New Roman"/>
-              </w:rPr>
-            </w:pPr>
-            <w:r>
-              <w:rPr>
-                <w:rFonts w:ascii="Times New Roman" w:hAnsi="Times New Roman" w:cs="Times New Roman"/>
-              </w:rPr>
+            </w:pPr>
+            <w:r>
               <w:t>El tiempo de respuesta del sistema para la búsqueda y despliegue de un producto en el POS no deberá exceder de 1.5 segundos.</w:t>
             </w:r>
           </w:p>
@@ -8387,13 +7837,9 @@
       <w:pPr>
         <w:spacing w:before="60" w:after="240" w:line="360" w:lineRule="auto"/>
         <w:jc w:val="center"/>
-        <w:rPr>
-          <w:rFonts w:ascii="Times New Roman" w:hAnsi="Times New Roman" w:cs="Times New Roman"/>
-        </w:rPr>
-      </w:pPr>
-      <w:r>
-        <w:rPr>
-          <w:rFonts w:ascii="Times New Roman" w:hAnsi="Times New Roman" w:cs="Times New Roman"/>
+      </w:pPr>
+      <w:r>
+        <w:rPr>
           <w:i/>
           <w:iCs/>
           <w:color w:val="595959"/>
@@ -8412,7 +7858,7 @@
           <w:szCs w:val="24"/>
         </w:rPr>
       </w:pPr>
-      <w:bookmarkStart w:id="23" w:name="_Toc233228505"/>
+      <w:bookmarkStart w:id="23" w:name="_Toc233311742"/>
       <w:r>
         <w:rPr>
           <w:rFonts w:ascii="Times New Roman" w:hAnsi="Times New Roman" w:cs="Times New Roman"/>
@@ -8429,14 +7875,8 @@
         <w:spacing w:after="160" w:line="360" w:lineRule="auto"/>
         <w:ind w:firstLine="708"/>
         <w:jc w:val="both"/>
-        <w:rPr>
-          <w:rFonts w:ascii="Times New Roman" w:hAnsi="Times New Roman" w:cs="Times New Roman"/>
-        </w:rPr>
-      </w:pPr>
-      <w:r>
-        <w:rPr>
-          <w:rFonts w:ascii="Times New Roman" w:hAnsi="Times New Roman" w:cs="Times New Roman"/>
-        </w:rPr>
+      </w:pPr>
+      <w:r>
         <w:t>Se detallan a continuación las 10 Historias de Usuario obligatorias, redactadas bajo el estándar INVEST y aplicando criterios de aceptación claros bajo el formato Dado/Cuando/Entonces.</w:t>
       </w:r>
     </w:p>
@@ -8450,7 +7890,7 @@
           <w:szCs w:val="24"/>
         </w:rPr>
       </w:pPr>
-      <w:bookmarkStart w:id="24" w:name="_Toc233228506"/>
+      <w:bookmarkStart w:id="24" w:name="_Toc233311743"/>
       <w:r>
         <w:rPr>
           <w:rFonts w:ascii="Times New Roman" w:hAnsi="Times New Roman" w:cs="Times New Roman"/>
@@ -8476,7 +7916,7 @@
           <w:szCs w:val="24"/>
         </w:rPr>
       </w:pPr>
-      <w:bookmarkStart w:id="25" w:name="_Toc233228507"/>
+      <w:bookmarkStart w:id="25" w:name="_Toc233311744"/>
       <w:r>
         <w:rPr>
           <w:rFonts w:ascii="Times New Roman" w:hAnsi="Times New Roman" w:cs="Times New Roman"/>
@@ -8494,14 +7934,12 @@
       <w:pPr>
         <w:spacing w:after="80" w:line="360" w:lineRule="auto"/>
         <w:rPr>
-          <w:rFonts w:ascii="Times New Roman" w:hAnsi="Times New Roman" w:cs="Times New Roman"/>
           <w:b/>
           <w:bCs/>
         </w:rPr>
       </w:pPr>
       <w:r>
         <w:rPr>
-          <w:rFonts w:ascii="Times New Roman" w:hAnsi="Times New Roman" w:cs="Times New Roman"/>
           <w:b/>
           <w:bCs/>
         </w:rPr>
@@ -8558,7 +7996,7 @@
           <w:szCs w:val="24"/>
         </w:rPr>
       </w:pPr>
-      <w:bookmarkStart w:id="26" w:name="_Toc233228508"/>
+      <w:bookmarkStart w:id="26" w:name="_Toc233311745"/>
       <w:r>
         <w:rPr>
           <w:rFonts w:ascii="Times New Roman" w:hAnsi="Times New Roman" w:cs="Times New Roman"/>
@@ -8574,14 +8012,8 @@
         <w:spacing w:after="80" w:line="360" w:lineRule="auto"/>
         <w:ind w:firstLine="708"/>
         <w:jc w:val="both"/>
-        <w:rPr>
-          <w:rFonts w:ascii="Times New Roman" w:hAnsi="Times New Roman" w:cs="Times New Roman"/>
-        </w:rPr>
-      </w:pPr>
-      <w:r>
-        <w:rPr>
-          <w:rFonts w:ascii="Times New Roman" w:hAnsi="Times New Roman" w:cs="Times New Roman"/>
-        </w:rPr>
+      </w:pPr>
+      <w:r>
         <w:t>Como Encargado de Bodega o Administrador, quiero ingresar un producto nuevo al catálogo digital, para que este se encuentre disponible para su venta y control de stock.</w:t>
       </w:r>
     </w:p>
@@ -8589,14 +8021,12 @@
       <w:pPr>
         <w:spacing w:after="80" w:line="360" w:lineRule="auto"/>
         <w:rPr>
-          <w:rFonts w:ascii="Times New Roman" w:hAnsi="Times New Roman" w:cs="Times New Roman"/>
           <w:b/>
           <w:bCs/>
         </w:rPr>
       </w:pPr>
       <w:r>
         <w:rPr>
-          <w:rFonts w:ascii="Times New Roman" w:hAnsi="Times New Roman" w:cs="Times New Roman"/>
           <w:b/>
           <w:bCs/>
         </w:rPr>
@@ -8675,7 +8105,7 @@
           <w:szCs w:val="24"/>
         </w:rPr>
       </w:pPr>
-      <w:bookmarkStart w:id="27" w:name="_Toc233228509"/>
+      <w:bookmarkStart w:id="27" w:name="_Toc233311746"/>
       <w:r>
         <w:rPr>
           <w:rFonts w:ascii="Times New Roman" w:hAnsi="Times New Roman" w:cs="Times New Roman"/>
@@ -8702,7 +8132,7 @@
           <w:szCs w:val="24"/>
         </w:rPr>
       </w:pPr>
-      <w:bookmarkStart w:id="28" w:name="_Toc233228510"/>
+      <w:bookmarkStart w:id="28" w:name="_Toc233311747"/>
       <w:r>
         <w:rPr>
           <w:rFonts w:ascii="Times New Roman" w:hAnsi="Times New Roman" w:cs="Times New Roman"/>
@@ -8720,14 +8150,12 @@
       <w:pPr>
         <w:spacing w:after="80" w:line="360" w:lineRule="auto"/>
         <w:rPr>
-          <w:rFonts w:ascii="Times New Roman" w:hAnsi="Times New Roman" w:cs="Times New Roman"/>
           <w:b/>
           <w:bCs/>
         </w:rPr>
       </w:pPr>
       <w:r>
         <w:rPr>
-          <w:rFonts w:ascii="Times New Roman" w:hAnsi="Times New Roman" w:cs="Times New Roman"/>
           <w:b/>
           <w:bCs/>
         </w:rPr>
@@ -8764,7 +8192,7 @@
           <w:szCs w:val="24"/>
         </w:rPr>
       </w:pPr>
-      <w:bookmarkStart w:id="29" w:name="_Toc233228511"/>
+      <w:bookmarkStart w:id="29" w:name="_Toc233311748"/>
       <w:r>
         <w:rPr>
           <w:rFonts w:ascii="Times New Roman" w:hAnsi="Times New Roman" w:cs="Times New Roman"/>
@@ -8789,7 +8217,7 @@
           <w:szCs w:val="24"/>
         </w:rPr>
       </w:pPr>
-      <w:bookmarkStart w:id="30" w:name="_Toc233228512"/>
+      <w:bookmarkStart w:id="30" w:name="_Toc233311749"/>
       <w:r>
         <w:rPr>
           <w:rFonts w:ascii="Times New Roman" w:hAnsi="Times New Roman" w:cs="Times New Roman"/>
@@ -8806,13 +8234,9 @@
     <w:p>
       <w:pPr>
         <w:spacing w:after="80" w:line="360" w:lineRule="auto"/>
-        <w:rPr>
-          <w:rFonts w:ascii="Times New Roman" w:hAnsi="Times New Roman" w:cs="Times New Roman"/>
-        </w:rPr>
-      </w:pPr>
-      <w:r>
-        <w:rPr>
-          <w:rFonts w:ascii="Times New Roman" w:hAnsi="Times New Roman" w:cs="Times New Roman"/>
+      </w:pPr>
+      <w:r>
+        <w:rPr>
           <w:b/>
           <w:bCs/>
         </w:rPr>
@@ -8849,7 +8273,7 @@
           <w:szCs w:val="24"/>
         </w:rPr>
       </w:pPr>
-      <w:bookmarkStart w:id="31" w:name="_Toc233228513"/>
+      <w:bookmarkStart w:id="31" w:name="_Toc233311750"/>
       <w:r>
         <w:rPr>
           <w:rFonts w:ascii="Times New Roman" w:hAnsi="Times New Roman" w:cs="Times New Roman"/>
@@ -8875,7 +8299,7 @@
           <w:szCs w:val="24"/>
         </w:rPr>
       </w:pPr>
-      <w:bookmarkStart w:id="32" w:name="_Toc233228514"/>
+      <w:bookmarkStart w:id="32" w:name="_Toc233311751"/>
       <w:r>
         <w:rPr>
           <w:rFonts w:ascii="Times New Roman" w:hAnsi="Times New Roman" w:cs="Times New Roman"/>
@@ -8892,13 +8316,9 @@
     <w:p>
       <w:pPr>
         <w:spacing w:after="80" w:line="360" w:lineRule="auto"/>
-        <w:rPr>
-          <w:rFonts w:ascii="Times New Roman" w:hAnsi="Times New Roman" w:cs="Times New Roman"/>
-        </w:rPr>
-      </w:pPr>
-      <w:r>
-        <w:rPr>
-          <w:rFonts w:ascii="Times New Roman" w:hAnsi="Times New Roman" w:cs="Times New Roman"/>
+      </w:pPr>
+      <w:r>
+        <w:rPr>
           <w:b/>
           <w:bCs/>
         </w:rPr>
@@ -8966,7 +8386,7 @@
           <w:szCs w:val="24"/>
         </w:rPr>
       </w:pPr>
-      <w:bookmarkStart w:id="33" w:name="_Toc233228515"/>
+      <w:bookmarkStart w:id="33" w:name="_Toc233311752"/>
       <w:r>
         <w:rPr>
           <w:rFonts w:ascii="Times New Roman" w:hAnsi="Times New Roman" w:cs="Times New Roman"/>
@@ -8992,7 +8412,7 @@
           <w:szCs w:val="24"/>
         </w:rPr>
       </w:pPr>
-      <w:bookmarkStart w:id="34" w:name="_Toc233228516"/>
+      <w:bookmarkStart w:id="34" w:name="_Toc233311753"/>
       <w:r>
         <w:rPr>
           <w:rFonts w:ascii="Times New Roman" w:hAnsi="Times New Roman" w:cs="Times New Roman"/>
@@ -9009,13 +8429,9 @@
     <w:p>
       <w:pPr>
         <w:spacing w:after="80" w:line="360" w:lineRule="auto"/>
-        <w:rPr>
-          <w:rFonts w:ascii="Times New Roman" w:hAnsi="Times New Roman" w:cs="Times New Roman"/>
-        </w:rPr>
-      </w:pPr>
-      <w:r>
-        <w:rPr>
-          <w:rFonts w:ascii="Times New Roman" w:hAnsi="Times New Roman" w:cs="Times New Roman"/>
+      </w:pPr>
+      <w:r>
+        <w:rPr>
           <w:b/>
           <w:bCs/>
         </w:rPr>
@@ -9052,7 +8468,7 @@
           <w:szCs w:val="24"/>
         </w:rPr>
       </w:pPr>
-      <w:bookmarkStart w:id="35" w:name="_Toc233228517"/>
+      <w:bookmarkStart w:id="35" w:name="_Toc233311754"/>
       <w:r>
         <w:rPr>
           <w:rFonts w:ascii="Times New Roman" w:hAnsi="Times New Roman" w:cs="Times New Roman"/>
@@ -9078,7 +8494,7 @@
           <w:szCs w:val="24"/>
         </w:rPr>
       </w:pPr>
-      <w:bookmarkStart w:id="36" w:name="_Toc233228518"/>
+      <w:bookmarkStart w:id="36" w:name="_Toc233311755"/>
       <w:r>
         <w:rPr>
           <w:rFonts w:ascii="Times New Roman" w:hAnsi="Times New Roman" w:cs="Times New Roman"/>
@@ -9095,13 +8511,9 @@
     <w:p>
       <w:pPr>
         <w:spacing w:after="80" w:line="360" w:lineRule="auto"/>
-        <w:rPr>
-          <w:rFonts w:ascii="Times New Roman" w:hAnsi="Times New Roman" w:cs="Times New Roman"/>
-        </w:rPr>
-      </w:pPr>
-      <w:r>
-        <w:rPr>
-          <w:rFonts w:ascii="Times New Roman" w:hAnsi="Times New Roman" w:cs="Times New Roman"/>
+      </w:pPr>
+      <w:r>
+        <w:rPr>
           <w:b/>
           <w:bCs/>
         </w:rPr>
@@ -9138,7 +8550,7 @@
           <w:szCs w:val="24"/>
         </w:rPr>
       </w:pPr>
-      <w:bookmarkStart w:id="37" w:name="_Toc233228519"/>
+      <w:bookmarkStart w:id="37" w:name="_Toc233311756"/>
       <w:r>
         <w:rPr>
           <w:rFonts w:ascii="Times New Roman" w:hAnsi="Times New Roman" w:cs="Times New Roman"/>
@@ -9164,7 +8576,7 @@
           <w:szCs w:val="24"/>
         </w:rPr>
       </w:pPr>
-      <w:bookmarkStart w:id="38" w:name="_Toc233228520"/>
+      <w:bookmarkStart w:id="38" w:name="_Toc233311757"/>
       <w:r>
         <w:rPr>
           <w:rFonts w:ascii="Times New Roman" w:hAnsi="Times New Roman" w:cs="Times New Roman"/>
@@ -9181,13 +8593,9 @@
     <w:p>
       <w:pPr>
         <w:spacing w:after="80" w:line="360" w:lineRule="auto"/>
-        <w:rPr>
-          <w:rFonts w:ascii="Times New Roman" w:hAnsi="Times New Roman" w:cs="Times New Roman"/>
-        </w:rPr>
-      </w:pPr>
-      <w:r>
-        <w:rPr>
-          <w:rFonts w:ascii="Times New Roman" w:hAnsi="Times New Roman" w:cs="Times New Roman"/>
+      </w:pPr>
+      <w:r>
+        <w:rPr>
           <w:b/>
           <w:bCs/>
         </w:rPr>
@@ -9257,7 +8665,7 @@
           <w:szCs w:val="24"/>
         </w:rPr>
       </w:pPr>
-      <w:bookmarkStart w:id="39" w:name="_Toc233228521"/>
+      <w:bookmarkStart w:id="39" w:name="_Toc233311758"/>
       <w:r>
         <w:rPr>
           <w:rFonts w:ascii="Times New Roman" w:hAnsi="Times New Roman" w:cs="Times New Roman"/>
@@ -9284,7 +8692,7 @@
           <w:szCs w:val="24"/>
         </w:rPr>
       </w:pPr>
-      <w:bookmarkStart w:id="40" w:name="_Toc233228522"/>
+      <w:bookmarkStart w:id="40" w:name="_Toc233311759"/>
       <w:r>
         <w:rPr>
           <w:rFonts w:ascii="Times New Roman" w:hAnsi="Times New Roman" w:cs="Times New Roman"/>
@@ -9301,13 +8709,9 @@
     <w:p>
       <w:pPr>
         <w:spacing w:after="80" w:line="360" w:lineRule="auto"/>
-        <w:rPr>
-          <w:rFonts w:ascii="Times New Roman" w:hAnsi="Times New Roman" w:cs="Times New Roman"/>
-        </w:rPr>
-      </w:pPr>
-      <w:r>
-        <w:rPr>
-          <w:rFonts w:ascii="Times New Roman" w:hAnsi="Times New Roman" w:cs="Times New Roman"/>
+      </w:pPr>
+      <w:r>
+        <w:rPr>
           <w:b/>
           <w:bCs/>
         </w:rPr>
@@ -9364,7 +8768,7 @@
           <w:szCs w:val="24"/>
         </w:rPr>
       </w:pPr>
-      <w:bookmarkStart w:id="41" w:name="_Toc233228523"/>
+      <w:bookmarkStart w:id="41" w:name="_Toc233311760"/>
       <w:r>
         <w:rPr>
           <w:rFonts w:ascii="Times New Roman" w:hAnsi="Times New Roman" w:cs="Times New Roman"/>
@@ -9390,7 +8794,7 @@
           <w:szCs w:val="24"/>
         </w:rPr>
       </w:pPr>
-      <w:bookmarkStart w:id="42" w:name="_Toc233228524"/>
+      <w:bookmarkStart w:id="42" w:name="_Toc233311761"/>
       <w:r>
         <w:rPr>
           <w:rFonts w:ascii="Times New Roman" w:hAnsi="Times New Roman" w:cs="Times New Roman"/>
@@ -9407,13 +8811,9 @@
     <w:p>
       <w:pPr>
         <w:spacing w:after="80" w:line="360" w:lineRule="auto"/>
-        <w:rPr>
-          <w:rFonts w:ascii="Times New Roman" w:hAnsi="Times New Roman" w:cs="Times New Roman"/>
-        </w:rPr>
-      </w:pPr>
-      <w:r>
-        <w:rPr>
-          <w:rFonts w:ascii="Times New Roman" w:hAnsi="Times New Roman" w:cs="Times New Roman"/>
+      </w:pPr>
+      <w:r>
+        <w:rPr>
           <w:b/>
           <w:bCs/>
         </w:rPr>
@@ -9451,7 +8851,7 @@
           <w:szCs w:val="24"/>
         </w:rPr>
       </w:pPr>
-      <w:bookmarkStart w:id="43" w:name="_Toc233228525"/>
+      <w:bookmarkStart w:id="43" w:name="_Toc233311762"/>
       <w:r>
         <w:rPr>
           <w:rFonts w:ascii="Times New Roman" w:hAnsi="Times New Roman" w:cs="Times New Roman"/>
@@ -9468,14 +8868,8 @@
         <w:spacing w:after="160" w:line="360" w:lineRule="auto"/>
         <w:ind w:firstLine="708"/>
         <w:jc w:val="both"/>
-        <w:rPr>
-          <w:rFonts w:ascii="Times New Roman" w:hAnsi="Times New Roman" w:cs="Times New Roman"/>
-        </w:rPr>
-      </w:pPr>
-      <w:r>
-        <w:rPr>
-          <w:rFonts w:ascii="Times New Roman" w:hAnsi="Times New Roman" w:cs="Times New Roman"/>
-        </w:rPr>
+      </w:pPr>
+      <w:r>
         <w:t>A continuación se presenta el modelo del diagrama de casos de uso general para el sistema SIVFA, que representa gráficamente las interacciones entre los tres actores principales (Cajero, Encargado de Bodega y Administrador) y el sistema de información.</w:t>
       </w:r>
     </w:p>
@@ -9483,13 +8877,9 @@
       <w:pPr>
         <w:spacing w:before="120" w:after="60" w:line="360" w:lineRule="auto"/>
         <w:jc w:val="center"/>
-        <w:rPr>
-          <w:rFonts w:ascii="Times New Roman" w:hAnsi="Times New Roman" w:cs="Times New Roman"/>
-        </w:rPr>
-      </w:pPr>
-      <w:r>
-        <w:rPr>
-          <w:rFonts w:ascii="Times New Roman" w:hAnsi="Times New Roman" w:cs="Times New Roman"/>
+      </w:pPr>
+      <w:r>
+        <w:rPr>
           <w:noProof/>
         </w:rPr>
         <w:drawing>
@@ -9536,13 +8926,9 @@
       <w:pPr>
         <w:spacing w:before="60" w:after="240" w:line="360" w:lineRule="auto"/>
         <w:jc w:val="center"/>
-        <w:rPr>
-          <w:rFonts w:ascii="Times New Roman" w:hAnsi="Times New Roman" w:cs="Times New Roman"/>
-        </w:rPr>
-      </w:pPr>
-      <w:r>
-        <w:rPr>
-          <w:rFonts w:ascii="Times New Roman" w:hAnsi="Times New Roman" w:cs="Times New Roman"/>
+      </w:pPr>
+      <w:r>
+        <w:rPr>
           <w:i/>
           <w:iCs/>
           <w:color w:val="595959"/>
@@ -9560,7 +8946,7 @@
           <w:szCs w:val="24"/>
         </w:rPr>
       </w:pPr>
-      <w:bookmarkStart w:id="44" w:name="_Toc233228526"/>
+      <w:bookmarkStart w:id="44" w:name="_Toc233311763"/>
       <w:r>
         <w:rPr>
           <w:rFonts w:ascii="Times New Roman" w:hAnsi="Times New Roman" w:cs="Times New Roman"/>
@@ -9667,7 +9053,7 @@
           <w:szCs w:val="24"/>
         </w:rPr>
       </w:pPr>
-      <w:bookmarkStart w:id="45" w:name="_Toc233228527"/>
+      <w:bookmarkStart w:id="45" w:name="_Toc233311764"/>
       <w:r>
         <w:rPr>
           <w:rFonts w:ascii="Times New Roman" w:hAnsi="Times New Roman" w:cs="Times New Roman"/>
@@ -9684,14 +9070,8 @@
         <w:spacing w:after="160" w:line="360" w:lineRule="auto"/>
         <w:ind w:firstLine="708"/>
         <w:jc w:val="both"/>
-        <w:rPr>
-          <w:rFonts w:ascii="Times New Roman" w:hAnsi="Times New Roman" w:cs="Times New Roman"/>
-        </w:rPr>
-      </w:pPr>
-      <w:r>
-        <w:rPr>
-          <w:rFonts w:ascii="Times New Roman" w:hAnsi="Times New Roman" w:cs="Times New Roman"/>
-        </w:rPr>
+      </w:pPr>
+      <w:r>
         <w:t>Para garantizar un marco de estimación coherente y fundamentado bajo prácticas Scrum, se seleccionan 7 Historias de Usuario principales para la aplicación de estimación por Planning Poker (escala Fibonacci modificada: 1, 2, 3, 5, 8, 13 puntos de historia) y la estimación por tres valores PERT (en días de desarrollo conceptual y técnico) para su posterior proyección de velocidad de sprint.</w:t>
       </w:r>
     </w:p>
@@ -9699,14 +9079,8 @@
       <w:pPr>
         <w:spacing w:after="160" w:line="360" w:lineRule="auto"/>
         <w:jc w:val="both"/>
-        <w:rPr>
-          <w:rFonts w:ascii="Times New Roman" w:hAnsi="Times New Roman" w:cs="Times New Roman"/>
-        </w:rPr>
-      </w:pPr>
-      <w:r>
-        <w:rPr>
-          <w:rFonts w:ascii="Times New Roman" w:hAnsi="Times New Roman" w:cs="Times New Roman"/>
-        </w:rPr>
+      </w:pPr>
+      <w:r>
         <w:t>La fórmula aplicada para el cálculo del Tiempo Esperado (Te) según PERT es:</w:t>
       </w:r>
     </w:p>
@@ -9714,13 +9088,9 @@
       <w:pPr>
         <w:spacing w:after="160" w:line="360" w:lineRule="auto"/>
         <w:jc w:val="center"/>
-        <w:rPr>
-          <w:rFonts w:ascii="Times New Roman" w:hAnsi="Times New Roman" w:cs="Times New Roman"/>
-        </w:rPr>
-      </w:pPr>
-      <w:r>
-        <w:rPr>
-          <w:rFonts w:ascii="Times New Roman" w:hAnsi="Times New Roman" w:cs="Times New Roman"/>
+      </w:pPr>
+      <w:r>
+        <w:rPr>
           <w:b/>
           <w:bCs/>
         </w:rPr>
@@ -9732,14 +9102,8 @@
         <w:spacing w:after="160" w:line="360" w:lineRule="auto"/>
         <w:ind w:firstLine="708"/>
         <w:jc w:val="both"/>
-        <w:rPr>
-          <w:rFonts w:ascii="Times New Roman" w:hAnsi="Times New Roman" w:cs="Times New Roman"/>
-        </w:rPr>
-      </w:pPr>
-      <w:r>
-        <w:rPr>
-          <w:rFonts w:ascii="Times New Roman" w:hAnsi="Times New Roman" w:cs="Times New Roman"/>
-        </w:rPr>
+      </w:pPr>
+      <w:r>
         <w:t>Donde O es el tiempo optimista, M el tiempo más probable y P el tiempo pesimista, expresados en días de trabajo. Todos los valores de la tabla siguiente se expresan en días.</w:t>
       </w:r>
     </w:p>
@@ -9795,13 +9159,9 @@
             <w:pPr>
               <w:spacing w:line="360" w:lineRule="auto"/>
               <w:jc w:val="center"/>
-              <w:rPr>
-                <w:rFonts w:ascii="Times New Roman" w:hAnsi="Times New Roman" w:cs="Times New Roman"/>
-              </w:rPr>
-            </w:pPr>
-            <w:r>
-              <w:rPr>
-                <w:rFonts w:ascii="Times New Roman" w:hAnsi="Times New Roman" w:cs="Times New Roman"/>
+            </w:pPr>
+            <w:r>
+              <w:rPr>
                 <w:b/>
                 <w:bCs/>
                 <w:color w:val="FFFFFF"/>
@@ -9832,13 +9192,9 @@
             <w:pPr>
               <w:spacing w:line="360" w:lineRule="auto"/>
               <w:jc w:val="center"/>
-              <w:rPr>
-                <w:rFonts w:ascii="Times New Roman" w:hAnsi="Times New Roman" w:cs="Times New Roman"/>
-              </w:rPr>
-            </w:pPr>
-            <w:r>
-              <w:rPr>
-                <w:rFonts w:ascii="Times New Roman" w:hAnsi="Times New Roman" w:cs="Times New Roman"/>
+            </w:pPr>
+            <w:r>
+              <w:rPr>
                 <w:b/>
                 <w:bCs/>
                 <w:color w:val="FFFFFF"/>
@@ -9869,13 +9225,9 @@
             <w:pPr>
               <w:spacing w:line="360" w:lineRule="auto"/>
               <w:jc w:val="center"/>
-              <w:rPr>
-                <w:rFonts w:ascii="Times New Roman" w:hAnsi="Times New Roman" w:cs="Times New Roman"/>
-              </w:rPr>
-            </w:pPr>
-            <w:r>
-              <w:rPr>
-                <w:rFonts w:ascii="Times New Roman" w:hAnsi="Times New Roman" w:cs="Times New Roman"/>
+            </w:pPr>
+            <w:r>
+              <w:rPr>
                 <w:b/>
                 <w:bCs/>
                 <w:color w:val="FFFFFF"/>
@@ -9906,13 +9258,9 @@
             <w:pPr>
               <w:spacing w:line="360" w:lineRule="auto"/>
               <w:jc w:val="center"/>
-              <w:rPr>
-                <w:rFonts w:ascii="Times New Roman" w:hAnsi="Times New Roman" w:cs="Times New Roman"/>
-              </w:rPr>
-            </w:pPr>
-            <w:r>
-              <w:rPr>
-                <w:rFonts w:ascii="Times New Roman" w:hAnsi="Times New Roman" w:cs="Times New Roman"/>
+            </w:pPr>
+            <w:r>
+              <w:rPr>
                 <w:b/>
                 <w:bCs/>
                 <w:color w:val="FFFFFF"/>
@@ -9943,13 +9291,9 @@
             <w:pPr>
               <w:spacing w:line="360" w:lineRule="auto"/>
               <w:jc w:val="center"/>
-              <w:rPr>
-                <w:rFonts w:ascii="Times New Roman" w:hAnsi="Times New Roman" w:cs="Times New Roman"/>
-              </w:rPr>
-            </w:pPr>
-            <w:r>
-              <w:rPr>
-                <w:rFonts w:ascii="Times New Roman" w:hAnsi="Times New Roman" w:cs="Times New Roman"/>
+            </w:pPr>
+            <w:r>
+              <w:rPr>
                 <w:b/>
                 <w:bCs/>
                 <w:color w:val="FFFFFF"/>
@@ -9980,13 +9324,9 @@
             <w:pPr>
               <w:spacing w:line="360" w:lineRule="auto"/>
               <w:jc w:val="center"/>
-              <w:rPr>
-                <w:rFonts w:ascii="Times New Roman" w:hAnsi="Times New Roman" w:cs="Times New Roman"/>
-              </w:rPr>
-            </w:pPr>
-            <w:r>
-              <w:rPr>
-                <w:rFonts w:ascii="Times New Roman" w:hAnsi="Times New Roman" w:cs="Times New Roman"/>
+            </w:pPr>
+            <w:r>
+              <w:rPr>
                 <w:b/>
                 <w:bCs/>
                 <w:color w:val="FFFFFF"/>
@@ -10017,13 +9357,9 @@
             <w:pPr>
               <w:spacing w:line="360" w:lineRule="auto"/>
               <w:jc w:val="center"/>
-              <w:rPr>
-                <w:rFonts w:ascii="Times New Roman" w:hAnsi="Times New Roman" w:cs="Times New Roman"/>
-              </w:rPr>
-            </w:pPr>
-            <w:r>
-              <w:rPr>
-                <w:rFonts w:ascii="Times New Roman" w:hAnsi="Times New Roman" w:cs="Times New Roman"/>
+            </w:pPr>
+            <w:r>
+              <w:rPr>
                 <w:b/>
                 <w:bCs/>
                 <w:color w:val="FFFFFF"/>
@@ -10055,14 +9391,8 @@
             <w:pPr>
               <w:spacing w:after="60" w:line="360" w:lineRule="auto"/>
               <w:jc w:val="center"/>
-              <w:rPr>
-                <w:rFonts w:ascii="Times New Roman" w:hAnsi="Times New Roman" w:cs="Times New Roman"/>
-              </w:rPr>
-            </w:pPr>
-            <w:r>
-              <w:rPr>
-                <w:rFonts w:ascii="Times New Roman" w:hAnsi="Times New Roman" w:cs="Times New Roman"/>
-              </w:rPr>
+            </w:pPr>
+            <w:r>
               <w:t>HU-01</w:t>
             </w:r>
           </w:p>
@@ -10088,14 +9418,8 @@
             <w:pPr>
               <w:spacing w:after="60" w:line="360" w:lineRule="auto"/>
               <w:jc w:val="both"/>
-              <w:rPr>
-                <w:rFonts w:ascii="Times New Roman" w:hAnsi="Times New Roman" w:cs="Times New Roman"/>
-              </w:rPr>
-            </w:pPr>
-            <w:r>
-              <w:rPr>
-                <w:rFonts w:ascii="Times New Roman" w:hAnsi="Times New Roman" w:cs="Times New Roman"/>
-              </w:rPr>
+            </w:pPr>
+            <w:r>
               <w:t>Control de Acceso por Roles</w:t>
             </w:r>
           </w:p>
@@ -10103,13 +9427,10 @@
             <w:pPr>
               <w:spacing w:after="60" w:line="360" w:lineRule="auto"/>
               <w:jc w:val="center"/>
-              <w:rPr>
-                <w:rFonts w:ascii="Times New Roman" w:hAnsi="Times New Roman" w:cs="Times New Roman"/>
-              </w:rPr>
-            </w:pPr>
-            <w:r>
-              <w:rPr>
-                <w:rFonts w:ascii="Times New Roman" w:hAnsi="Times New Roman" w:cs="Times New Roman"/>
+            </w:pPr>
+            <w:r>
+              <w:rPr>
+                <w:noProof/>
               </w:rPr>
               <w:drawing>
                 <wp:inline distT="0" distB="0" distL="0" distR="0" wp14:anchorId="2C8A2867" wp14:editId="6C269963">
@@ -10151,27 +9472,18 @@
           <w:p>
             <w:pPr>
               <w:spacing w:after="60" w:line="360" w:lineRule="auto"/>
-              <w:rPr>
-                <w:rFonts w:ascii="Times New Roman" w:hAnsi="Times New Roman" w:cs="Times New Roman"/>
-              </w:rPr>
             </w:pPr>
           </w:p>
           <w:p>
             <w:pPr>
               <w:spacing w:after="60" w:line="360" w:lineRule="auto"/>
               <w:jc w:val="center"/>
-              <w:rPr>
-                <w:rFonts w:ascii="Times New Roman" w:hAnsi="Times New Roman" w:cs="Times New Roman"/>
-              </w:rPr>
             </w:pPr>
           </w:p>
           <w:p>
             <w:pPr>
               <w:spacing w:after="60" w:line="360" w:lineRule="auto"/>
               <w:jc w:val="center"/>
-              <w:rPr>
-                <w:rFonts w:ascii="Times New Roman" w:hAnsi="Times New Roman" w:cs="Times New Roman"/>
-              </w:rPr>
             </w:pPr>
           </w:p>
         </w:tc>
@@ -10196,14 +9508,8 @@
             <w:pPr>
               <w:spacing w:after="60" w:line="360" w:lineRule="auto"/>
               <w:jc w:val="center"/>
-              <w:rPr>
-                <w:rFonts w:ascii="Times New Roman" w:hAnsi="Times New Roman" w:cs="Times New Roman"/>
-              </w:rPr>
-            </w:pPr>
-            <w:r>
-              <w:rPr>
-                <w:rFonts w:ascii="Times New Roman" w:hAnsi="Times New Roman" w:cs="Times New Roman"/>
-              </w:rPr>
+            </w:pPr>
+            <w:r>
               <w:t>5</w:t>
             </w:r>
           </w:p>
@@ -10229,14 +9535,8 @@
             <w:pPr>
               <w:spacing w:after="60" w:line="360" w:lineRule="auto"/>
               <w:jc w:val="center"/>
-              <w:rPr>
-                <w:rFonts w:ascii="Times New Roman" w:hAnsi="Times New Roman" w:cs="Times New Roman"/>
-              </w:rPr>
-            </w:pPr>
-            <w:r>
-              <w:rPr>
-                <w:rFonts w:ascii="Times New Roman" w:hAnsi="Times New Roman" w:cs="Times New Roman"/>
-              </w:rPr>
+            </w:pPr>
+            <w:r>
               <w:t>1</w:t>
             </w:r>
           </w:p>
@@ -10262,14 +9562,8 @@
             <w:pPr>
               <w:spacing w:after="60" w:line="360" w:lineRule="auto"/>
               <w:jc w:val="center"/>
-              <w:rPr>
-                <w:rFonts w:ascii="Times New Roman" w:hAnsi="Times New Roman" w:cs="Times New Roman"/>
-              </w:rPr>
-            </w:pPr>
-            <w:r>
-              <w:rPr>
-                <w:rFonts w:ascii="Times New Roman" w:hAnsi="Times New Roman" w:cs="Times New Roman"/>
-              </w:rPr>
+            </w:pPr>
+            <w:r>
               <w:t>2</w:t>
             </w:r>
           </w:p>
@@ -10295,14 +9589,8 @@
             <w:pPr>
               <w:spacing w:after="60" w:line="360" w:lineRule="auto"/>
               <w:jc w:val="center"/>
-              <w:rPr>
-                <w:rFonts w:ascii="Times New Roman" w:hAnsi="Times New Roman" w:cs="Times New Roman"/>
-              </w:rPr>
-            </w:pPr>
-            <w:r>
-              <w:rPr>
-                <w:rFonts w:ascii="Times New Roman" w:hAnsi="Times New Roman" w:cs="Times New Roman"/>
-              </w:rPr>
+            </w:pPr>
+            <w:r>
               <w:t>3</w:t>
             </w:r>
           </w:p>
@@ -10328,20 +9616,11 @@
             <w:pPr>
               <w:spacing w:after="60" w:line="360" w:lineRule="auto"/>
               <w:jc w:val="center"/>
-              <w:rPr>
-                <w:rFonts w:ascii="Times New Roman" w:hAnsi="Times New Roman" w:cs="Times New Roman"/>
-              </w:rPr>
-            </w:pPr>
-            <w:r>
-              <w:rPr>
-                <w:rFonts w:ascii="Times New Roman" w:hAnsi="Times New Roman" w:cs="Times New Roman"/>
-              </w:rPr>
+            </w:pPr>
+            <w:r>
               <w:t>2.</w:t>
             </w:r>
             <w:r>
-              <w:rPr>
-                <w:rFonts w:ascii="Times New Roman" w:hAnsi="Times New Roman" w:cs="Times New Roman"/>
-              </w:rPr>
               <w:t>8</w:t>
             </w:r>
           </w:p>
@@ -10370,14 +9649,8 @@
             <w:pPr>
               <w:spacing w:after="60" w:line="360" w:lineRule="auto"/>
               <w:jc w:val="center"/>
-              <w:rPr>
-                <w:rFonts w:ascii="Times New Roman" w:hAnsi="Times New Roman" w:cs="Times New Roman"/>
-              </w:rPr>
-            </w:pPr>
-            <w:r>
-              <w:rPr>
-                <w:rFonts w:ascii="Times New Roman" w:hAnsi="Times New Roman" w:cs="Times New Roman"/>
-              </w:rPr>
+            </w:pPr>
+            <w:r>
               <w:lastRenderedPageBreak/>
               <w:t>HU-02</w:t>
             </w:r>
@@ -10405,14 +9678,8 @@
             <w:pPr>
               <w:spacing w:after="60" w:line="360" w:lineRule="auto"/>
               <w:jc w:val="both"/>
-              <w:rPr>
-                <w:rFonts w:ascii="Times New Roman" w:hAnsi="Times New Roman" w:cs="Times New Roman"/>
-              </w:rPr>
-            </w:pPr>
-            <w:r>
-              <w:rPr>
-                <w:rFonts w:ascii="Times New Roman" w:hAnsi="Times New Roman" w:cs="Times New Roman"/>
-              </w:rPr>
+            </w:pPr>
+            <w:r>
               <w:t>Registro de Productos en Catálogo</w:t>
             </w:r>
           </w:p>
@@ -10420,13 +9687,10 @@
             <w:pPr>
               <w:spacing w:after="60" w:line="360" w:lineRule="auto"/>
               <w:jc w:val="center"/>
-              <w:rPr>
-                <w:rFonts w:ascii="Times New Roman" w:hAnsi="Times New Roman" w:cs="Times New Roman"/>
-              </w:rPr>
-            </w:pPr>
-            <w:r>
-              <w:rPr>
-                <w:rFonts w:ascii="Times New Roman" w:hAnsi="Times New Roman" w:cs="Times New Roman"/>
+            </w:pPr>
+            <w:r>
+              <w:rPr>
+                <w:noProof/>
               </w:rPr>
               <w:drawing>
                 <wp:inline distT="0" distB="0" distL="0" distR="0" wp14:anchorId="2938E08C" wp14:editId="4B9806DA">
@@ -10488,14 +9752,8 @@
             <w:pPr>
               <w:spacing w:after="60" w:line="360" w:lineRule="auto"/>
               <w:jc w:val="center"/>
-              <w:rPr>
-                <w:rFonts w:ascii="Times New Roman" w:hAnsi="Times New Roman" w:cs="Times New Roman"/>
-              </w:rPr>
-            </w:pPr>
-            <w:r>
-              <w:rPr>
-                <w:rFonts w:ascii="Times New Roman" w:hAnsi="Times New Roman" w:cs="Times New Roman"/>
-              </w:rPr>
+            </w:pPr>
+            <w:r>
               <w:t>3</w:t>
             </w:r>
           </w:p>
@@ -10522,14 +9780,8 @@
             <w:pPr>
               <w:spacing w:after="60" w:line="360" w:lineRule="auto"/>
               <w:jc w:val="center"/>
-              <w:rPr>
-                <w:rFonts w:ascii="Times New Roman" w:hAnsi="Times New Roman" w:cs="Times New Roman"/>
-              </w:rPr>
-            </w:pPr>
-            <w:r>
-              <w:rPr>
-                <w:rFonts w:ascii="Times New Roman" w:hAnsi="Times New Roman" w:cs="Times New Roman"/>
-              </w:rPr>
+            </w:pPr>
+            <w:r>
               <w:t>5</w:t>
             </w:r>
           </w:p>
@@ -10556,14 +9808,8 @@
             <w:pPr>
               <w:spacing w:after="60" w:line="360" w:lineRule="auto"/>
               <w:jc w:val="center"/>
-              <w:rPr>
-                <w:rFonts w:ascii="Times New Roman" w:hAnsi="Times New Roman" w:cs="Times New Roman"/>
-              </w:rPr>
-            </w:pPr>
-            <w:r>
-              <w:rPr>
-                <w:rFonts w:ascii="Times New Roman" w:hAnsi="Times New Roman" w:cs="Times New Roman"/>
-              </w:rPr>
+            </w:pPr>
+            <w:r>
               <w:t>5</w:t>
             </w:r>
           </w:p>
@@ -10590,14 +9836,8 @@
             <w:pPr>
               <w:spacing w:after="60" w:line="360" w:lineRule="auto"/>
               <w:jc w:val="center"/>
-              <w:rPr>
-                <w:rFonts w:ascii="Times New Roman" w:hAnsi="Times New Roman" w:cs="Times New Roman"/>
-              </w:rPr>
-            </w:pPr>
-            <w:r>
-              <w:rPr>
-                <w:rFonts w:ascii="Times New Roman" w:hAnsi="Times New Roman" w:cs="Times New Roman"/>
-              </w:rPr>
+            </w:pPr>
+            <w:r>
               <w:t>8</w:t>
             </w:r>
           </w:p>
@@ -10624,14 +9864,8 @@
             <w:pPr>
               <w:spacing w:after="60" w:line="360" w:lineRule="auto"/>
               <w:jc w:val="center"/>
-              <w:rPr>
-                <w:rFonts w:ascii="Times New Roman" w:hAnsi="Times New Roman" w:cs="Times New Roman"/>
-              </w:rPr>
-            </w:pPr>
-            <w:r>
-              <w:rPr>
-                <w:rFonts w:ascii="Times New Roman" w:hAnsi="Times New Roman" w:cs="Times New Roman"/>
-              </w:rPr>
+            </w:pPr>
+            <w:r>
               <w:t>5.3</w:t>
             </w:r>
           </w:p>
@@ -10659,14 +9893,8 @@
             <w:pPr>
               <w:spacing w:after="60" w:line="360" w:lineRule="auto"/>
               <w:jc w:val="center"/>
-              <w:rPr>
-                <w:rFonts w:ascii="Times New Roman" w:hAnsi="Times New Roman" w:cs="Times New Roman"/>
-              </w:rPr>
-            </w:pPr>
-            <w:r>
-              <w:rPr>
-                <w:rFonts w:ascii="Times New Roman" w:hAnsi="Times New Roman" w:cs="Times New Roman"/>
-              </w:rPr>
+            </w:pPr>
+            <w:r>
               <w:t>HU-03</w:t>
             </w:r>
           </w:p>
@@ -10692,14 +9920,8 @@
             <w:pPr>
               <w:spacing w:after="60" w:line="360" w:lineRule="auto"/>
               <w:jc w:val="both"/>
-              <w:rPr>
-                <w:rFonts w:ascii="Times New Roman" w:hAnsi="Times New Roman" w:cs="Times New Roman"/>
-              </w:rPr>
-            </w:pPr>
-            <w:r>
-              <w:rPr>
-                <w:rFonts w:ascii="Times New Roman" w:hAnsi="Times New Roman" w:cs="Times New Roman"/>
-              </w:rPr>
+            </w:pPr>
+            <w:r>
               <w:t>Consulta Rápida de Inventario</w:t>
             </w:r>
           </w:p>
@@ -10707,13 +9929,10 @@
             <w:pPr>
               <w:spacing w:after="60" w:line="360" w:lineRule="auto"/>
               <w:jc w:val="center"/>
-              <w:rPr>
-                <w:rFonts w:ascii="Times New Roman" w:hAnsi="Times New Roman" w:cs="Times New Roman"/>
-              </w:rPr>
-            </w:pPr>
-            <w:r>
-              <w:rPr>
-                <w:rFonts w:ascii="Times New Roman" w:hAnsi="Times New Roman" w:cs="Times New Roman"/>
+            </w:pPr>
+            <w:r>
+              <w:rPr>
+                <w:noProof/>
               </w:rPr>
               <w:drawing>
                 <wp:inline distT="0" distB="0" distL="0" distR="0" wp14:anchorId="6C79B035" wp14:editId="5DD87D75">
@@ -10756,27 +9975,18 @@
             <w:pPr>
               <w:spacing w:after="60" w:line="360" w:lineRule="auto"/>
               <w:jc w:val="center"/>
-              <w:rPr>
-                <w:rFonts w:ascii="Times New Roman" w:hAnsi="Times New Roman" w:cs="Times New Roman"/>
-              </w:rPr>
             </w:pPr>
           </w:p>
           <w:p>
             <w:pPr>
               <w:spacing w:after="60" w:line="360" w:lineRule="auto"/>
               <w:jc w:val="center"/>
-              <w:rPr>
-                <w:rFonts w:ascii="Times New Roman" w:hAnsi="Times New Roman" w:cs="Times New Roman"/>
-              </w:rPr>
             </w:pPr>
           </w:p>
           <w:p>
             <w:pPr>
               <w:spacing w:after="60" w:line="360" w:lineRule="auto"/>
               <w:jc w:val="center"/>
-              <w:rPr>
-                <w:rFonts w:ascii="Times New Roman" w:hAnsi="Times New Roman" w:cs="Times New Roman"/>
-              </w:rPr>
             </w:pPr>
           </w:p>
         </w:tc>
@@ -10801,14 +10011,8 @@
             <w:pPr>
               <w:spacing w:after="60" w:line="360" w:lineRule="auto"/>
               <w:jc w:val="center"/>
-              <w:rPr>
-                <w:rFonts w:ascii="Times New Roman" w:hAnsi="Times New Roman" w:cs="Times New Roman"/>
-              </w:rPr>
-            </w:pPr>
-            <w:r>
-              <w:rPr>
-                <w:rFonts w:ascii="Times New Roman" w:hAnsi="Times New Roman" w:cs="Times New Roman"/>
-              </w:rPr>
+            </w:pPr>
+            <w:r>
               <w:t>1</w:t>
             </w:r>
           </w:p>
@@ -10834,14 +10038,8 @@
             <w:pPr>
               <w:spacing w:after="60" w:line="360" w:lineRule="auto"/>
               <w:jc w:val="center"/>
-              <w:rPr>
-                <w:rFonts w:ascii="Times New Roman" w:hAnsi="Times New Roman" w:cs="Times New Roman"/>
-              </w:rPr>
-            </w:pPr>
-            <w:r>
-              <w:rPr>
-                <w:rFonts w:ascii="Times New Roman" w:hAnsi="Times New Roman" w:cs="Times New Roman"/>
-              </w:rPr>
+            </w:pPr>
+            <w:r>
               <w:t>2</w:t>
             </w:r>
           </w:p>
@@ -10867,14 +10065,8 @@
             <w:pPr>
               <w:spacing w:after="60" w:line="360" w:lineRule="auto"/>
               <w:jc w:val="center"/>
-              <w:rPr>
-                <w:rFonts w:ascii="Times New Roman" w:hAnsi="Times New Roman" w:cs="Times New Roman"/>
-              </w:rPr>
-            </w:pPr>
-            <w:r>
-              <w:rPr>
-                <w:rFonts w:ascii="Times New Roman" w:hAnsi="Times New Roman" w:cs="Times New Roman"/>
-              </w:rPr>
+            </w:pPr>
+            <w:r>
               <w:t>2</w:t>
             </w:r>
           </w:p>
@@ -10900,14 +10092,8 @@
             <w:pPr>
               <w:spacing w:after="60" w:line="360" w:lineRule="auto"/>
               <w:jc w:val="center"/>
-              <w:rPr>
-                <w:rFonts w:ascii="Times New Roman" w:hAnsi="Times New Roman" w:cs="Times New Roman"/>
-              </w:rPr>
-            </w:pPr>
-            <w:r>
-              <w:rPr>
-                <w:rFonts w:ascii="Times New Roman" w:hAnsi="Times New Roman" w:cs="Times New Roman"/>
-              </w:rPr>
+            </w:pPr>
+            <w:r>
               <w:t>3</w:t>
             </w:r>
           </w:p>
@@ -10933,14 +10119,8 @@
             <w:pPr>
               <w:spacing w:after="60" w:line="360" w:lineRule="auto"/>
               <w:jc w:val="center"/>
-              <w:rPr>
-                <w:rFonts w:ascii="Times New Roman" w:hAnsi="Times New Roman" w:cs="Times New Roman"/>
-              </w:rPr>
-            </w:pPr>
-            <w:r>
-              <w:rPr>
-                <w:rFonts w:ascii="Times New Roman" w:hAnsi="Times New Roman" w:cs="Times New Roman"/>
-              </w:rPr>
+            </w:pPr>
+            <w:r>
               <w:t>2</w:t>
             </w:r>
           </w:p>
@@ -10969,14 +10149,8 @@
             <w:pPr>
               <w:spacing w:after="60" w:line="360" w:lineRule="auto"/>
               <w:jc w:val="center"/>
-              <w:rPr>
-                <w:rFonts w:ascii="Times New Roman" w:hAnsi="Times New Roman" w:cs="Times New Roman"/>
-              </w:rPr>
-            </w:pPr>
-            <w:r>
-              <w:rPr>
-                <w:rFonts w:ascii="Times New Roman" w:hAnsi="Times New Roman" w:cs="Times New Roman"/>
-              </w:rPr>
+            </w:pPr>
+            <w:r>
               <w:lastRenderedPageBreak/>
               <w:t>HU-04</w:t>
             </w:r>
@@ -11004,14 +10178,8 @@
             <w:pPr>
               <w:spacing w:after="60" w:line="360" w:lineRule="auto"/>
               <w:jc w:val="both"/>
-              <w:rPr>
-                <w:rFonts w:ascii="Times New Roman" w:hAnsi="Times New Roman" w:cs="Times New Roman"/>
-              </w:rPr>
-            </w:pPr>
-            <w:r>
-              <w:rPr>
-                <w:rFonts w:ascii="Times New Roman" w:hAnsi="Times New Roman" w:cs="Times New Roman"/>
-              </w:rPr>
+            </w:pPr>
+            <w:r>
               <w:t>Escaneo de Artículos en Caja (POS)</w:t>
             </w:r>
           </w:p>
@@ -11019,13 +10187,10 @@
             <w:pPr>
               <w:spacing w:after="60" w:line="360" w:lineRule="auto"/>
               <w:jc w:val="center"/>
-              <w:rPr>
-                <w:rFonts w:ascii="Times New Roman" w:hAnsi="Times New Roman" w:cs="Times New Roman"/>
-              </w:rPr>
-            </w:pPr>
-            <w:r>
-              <w:rPr>
-                <w:rFonts w:ascii="Times New Roman" w:hAnsi="Times New Roman" w:cs="Times New Roman"/>
+            </w:pPr>
+            <w:r>
+              <w:rPr>
+                <w:noProof/>
               </w:rPr>
               <w:drawing>
                 <wp:inline distT="0" distB="0" distL="0" distR="0" wp14:anchorId="6F29B164" wp14:editId="4E18B3C0">
@@ -11087,14 +10252,8 @@
             <w:pPr>
               <w:spacing w:after="60" w:line="360" w:lineRule="auto"/>
               <w:jc w:val="center"/>
-              <w:rPr>
-                <w:rFonts w:ascii="Times New Roman" w:hAnsi="Times New Roman" w:cs="Times New Roman"/>
-              </w:rPr>
-            </w:pPr>
-            <w:r>
-              <w:rPr>
-                <w:rFonts w:ascii="Times New Roman" w:hAnsi="Times New Roman" w:cs="Times New Roman"/>
-              </w:rPr>
+            </w:pPr>
+            <w:r>
               <w:t>8</w:t>
             </w:r>
           </w:p>
@@ -11121,14 +10280,8 @@
             <w:pPr>
               <w:spacing w:after="60" w:line="360" w:lineRule="auto"/>
               <w:jc w:val="center"/>
-              <w:rPr>
-                <w:rFonts w:ascii="Times New Roman" w:hAnsi="Times New Roman" w:cs="Times New Roman"/>
-              </w:rPr>
-            </w:pPr>
-            <w:r>
-              <w:rPr>
-                <w:rFonts w:ascii="Times New Roman" w:hAnsi="Times New Roman" w:cs="Times New Roman"/>
-              </w:rPr>
+            </w:pPr>
+            <w:r>
               <w:t>3</w:t>
             </w:r>
           </w:p>
@@ -11155,14 +10308,8 @@
             <w:pPr>
               <w:spacing w:after="60" w:line="360" w:lineRule="auto"/>
               <w:jc w:val="center"/>
-              <w:rPr>
-                <w:rFonts w:ascii="Times New Roman" w:hAnsi="Times New Roman" w:cs="Times New Roman"/>
-              </w:rPr>
-            </w:pPr>
-            <w:r>
-              <w:rPr>
-                <w:rFonts w:ascii="Times New Roman" w:hAnsi="Times New Roman" w:cs="Times New Roman"/>
-              </w:rPr>
+            </w:pPr>
+            <w:r>
               <w:t>8</w:t>
             </w:r>
           </w:p>
@@ -11189,14 +10336,8 @@
             <w:pPr>
               <w:spacing w:after="60" w:line="360" w:lineRule="auto"/>
               <w:jc w:val="center"/>
-              <w:rPr>
-                <w:rFonts w:ascii="Times New Roman" w:hAnsi="Times New Roman" w:cs="Times New Roman"/>
-              </w:rPr>
-            </w:pPr>
-            <w:r>
-              <w:rPr>
-                <w:rFonts w:ascii="Times New Roman" w:hAnsi="Times New Roman" w:cs="Times New Roman"/>
-              </w:rPr>
+            </w:pPr>
+            <w:r>
               <w:t>13</w:t>
             </w:r>
           </w:p>
@@ -11223,14 +10364,8 @@
             <w:pPr>
               <w:spacing w:after="60" w:line="360" w:lineRule="auto"/>
               <w:jc w:val="center"/>
-              <w:rPr>
-                <w:rFonts w:ascii="Times New Roman" w:hAnsi="Times New Roman" w:cs="Times New Roman"/>
-              </w:rPr>
-            </w:pPr>
-            <w:r>
-              <w:rPr>
-                <w:rFonts w:ascii="Times New Roman" w:hAnsi="Times New Roman" w:cs="Times New Roman"/>
-              </w:rPr>
+            </w:pPr>
+            <w:r>
               <w:t>8</w:t>
             </w:r>
           </w:p>
@@ -11258,14 +10393,8 @@
             <w:pPr>
               <w:spacing w:after="60" w:line="360" w:lineRule="auto"/>
               <w:jc w:val="center"/>
-              <w:rPr>
-                <w:rFonts w:ascii="Times New Roman" w:hAnsi="Times New Roman" w:cs="Times New Roman"/>
-              </w:rPr>
-            </w:pPr>
-            <w:r>
-              <w:rPr>
-                <w:rFonts w:ascii="Times New Roman" w:hAnsi="Times New Roman" w:cs="Times New Roman"/>
-              </w:rPr>
+            </w:pPr>
+            <w:r>
               <w:t>HU-05</w:t>
             </w:r>
           </w:p>
@@ -11291,14 +10420,8 @@
             <w:pPr>
               <w:spacing w:after="60" w:line="360" w:lineRule="auto"/>
               <w:jc w:val="both"/>
-              <w:rPr>
-                <w:rFonts w:ascii="Times New Roman" w:hAnsi="Times New Roman" w:cs="Times New Roman"/>
-              </w:rPr>
-            </w:pPr>
-            <w:r>
-              <w:rPr>
-                <w:rFonts w:ascii="Times New Roman" w:hAnsi="Times New Roman" w:cs="Times New Roman"/>
-              </w:rPr>
+            </w:pPr>
+            <w:r>
               <w:t>Selección de Métodos de Pago</w:t>
             </w:r>
           </w:p>
@@ -11306,13 +10429,10 @@
             <w:pPr>
               <w:spacing w:after="60" w:line="360" w:lineRule="auto"/>
               <w:jc w:val="center"/>
-              <w:rPr>
-                <w:rFonts w:ascii="Times New Roman" w:hAnsi="Times New Roman" w:cs="Times New Roman"/>
-              </w:rPr>
-            </w:pPr>
-            <w:r>
-              <w:rPr>
-                <w:rFonts w:ascii="Times New Roman" w:hAnsi="Times New Roman" w:cs="Times New Roman"/>
+            </w:pPr>
+            <w:r>
+              <w:rPr>
+                <w:noProof/>
               </w:rPr>
               <w:drawing>
                 <wp:inline distT="0" distB="0" distL="0" distR="0" wp14:anchorId="4FAE2C6A" wp14:editId="783FBA60">
@@ -11355,18 +10475,12 @@
             <w:pPr>
               <w:spacing w:after="60" w:line="360" w:lineRule="auto"/>
               <w:jc w:val="center"/>
-              <w:rPr>
-                <w:rFonts w:ascii="Times New Roman" w:hAnsi="Times New Roman" w:cs="Times New Roman"/>
-              </w:rPr>
             </w:pPr>
           </w:p>
           <w:p>
             <w:pPr>
               <w:spacing w:after="60" w:line="360" w:lineRule="auto"/>
               <w:jc w:val="center"/>
-              <w:rPr>
-                <w:rFonts w:ascii="Times New Roman" w:hAnsi="Times New Roman" w:cs="Times New Roman"/>
-              </w:rPr>
             </w:pPr>
           </w:p>
         </w:tc>
@@ -11391,14 +10505,8 @@
             <w:pPr>
               <w:spacing w:after="60" w:line="360" w:lineRule="auto"/>
               <w:jc w:val="center"/>
-              <w:rPr>
-                <w:rFonts w:ascii="Times New Roman" w:hAnsi="Times New Roman" w:cs="Times New Roman"/>
-              </w:rPr>
-            </w:pPr>
-            <w:r>
-              <w:rPr>
-                <w:rFonts w:ascii="Times New Roman" w:hAnsi="Times New Roman" w:cs="Times New Roman"/>
-              </w:rPr>
+            </w:pPr>
+            <w:r>
               <w:t>8</w:t>
             </w:r>
           </w:p>
@@ -11424,14 +10532,8 @@
             <w:pPr>
               <w:spacing w:after="60" w:line="360" w:lineRule="auto"/>
               <w:jc w:val="center"/>
-              <w:rPr>
-                <w:rFonts w:ascii="Times New Roman" w:hAnsi="Times New Roman" w:cs="Times New Roman"/>
-              </w:rPr>
-            </w:pPr>
-            <w:r>
-              <w:rPr>
-                <w:rFonts w:ascii="Times New Roman" w:hAnsi="Times New Roman" w:cs="Times New Roman"/>
-              </w:rPr>
+            </w:pPr>
+            <w:r>
               <w:t>1</w:t>
             </w:r>
           </w:p>
@@ -11457,14 +10559,8 @@
             <w:pPr>
               <w:spacing w:after="60" w:line="360" w:lineRule="auto"/>
               <w:jc w:val="center"/>
-              <w:rPr>
-                <w:rFonts w:ascii="Times New Roman" w:hAnsi="Times New Roman" w:cs="Times New Roman"/>
-              </w:rPr>
-            </w:pPr>
-            <w:r>
-              <w:rPr>
-                <w:rFonts w:ascii="Times New Roman" w:hAnsi="Times New Roman" w:cs="Times New Roman"/>
-              </w:rPr>
+            </w:pPr>
+            <w:r>
               <w:t>3</w:t>
             </w:r>
           </w:p>
@@ -11490,14 +10586,8 @@
             <w:pPr>
               <w:spacing w:after="60" w:line="360" w:lineRule="auto"/>
               <w:jc w:val="center"/>
-              <w:rPr>
-                <w:rFonts w:ascii="Times New Roman" w:hAnsi="Times New Roman" w:cs="Times New Roman"/>
-              </w:rPr>
-            </w:pPr>
-            <w:r>
-              <w:rPr>
-                <w:rFonts w:ascii="Times New Roman" w:hAnsi="Times New Roman" w:cs="Times New Roman"/>
-              </w:rPr>
+            </w:pPr>
+            <w:r>
               <w:t>8</w:t>
             </w:r>
           </w:p>
@@ -11523,14 +10613,8 @@
             <w:pPr>
               <w:spacing w:after="60" w:line="360" w:lineRule="auto"/>
               <w:jc w:val="center"/>
-              <w:rPr>
-                <w:rFonts w:ascii="Times New Roman" w:hAnsi="Times New Roman" w:cs="Times New Roman"/>
-              </w:rPr>
-            </w:pPr>
-            <w:r>
-              <w:rPr>
-                <w:rFonts w:ascii="Times New Roman" w:hAnsi="Times New Roman" w:cs="Times New Roman"/>
-              </w:rPr>
+            </w:pPr>
+            <w:r>
               <w:t>5</w:t>
             </w:r>
           </w:p>
@@ -11559,14 +10643,8 @@
             <w:pPr>
               <w:spacing w:after="60" w:line="360" w:lineRule="auto"/>
               <w:jc w:val="center"/>
-              <w:rPr>
-                <w:rFonts w:ascii="Times New Roman" w:hAnsi="Times New Roman" w:cs="Times New Roman"/>
-              </w:rPr>
-            </w:pPr>
-            <w:r>
-              <w:rPr>
-                <w:rFonts w:ascii="Times New Roman" w:hAnsi="Times New Roman" w:cs="Times New Roman"/>
-              </w:rPr>
+            </w:pPr>
+            <w:r>
               <w:lastRenderedPageBreak/>
               <w:t>HU-07</w:t>
             </w:r>
@@ -11594,14 +10672,8 @@
             <w:pPr>
               <w:spacing w:after="60" w:line="360" w:lineRule="auto"/>
               <w:jc w:val="both"/>
-              <w:rPr>
-                <w:rFonts w:ascii="Times New Roman" w:hAnsi="Times New Roman" w:cs="Times New Roman"/>
-              </w:rPr>
-            </w:pPr>
-            <w:r>
-              <w:rPr>
-                <w:rFonts w:ascii="Times New Roman" w:hAnsi="Times New Roman" w:cs="Times New Roman"/>
-              </w:rPr>
+            </w:pPr>
+            <w:r>
               <w:t>Monitoreo y Alertas de Stock Mínimo</w:t>
             </w:r>
           </w:p>
@@ -11609,13 +10681,10 @@
             <w:pPr>
               <w:spacing w:after="60" w:line="360" w:lineRule="auto"/>
               <w:jc w:val="center"/>
-              <w:rPr>
-                <w:rFonts w:ascii="Times New Roman" w:hAnsi="Times New Roman" w:cs="Times New Roman"/>
-              </w:rPr>
-            </w:pPr>
-            <w:r>
-              <w:rPr>
-                <w:rFonts w:ascii="Times New Roman" w:hAnsi="Times New Roman" w:cs="Times New Roman"/>
+            </w:pPr>
+            <w:r>
+              <w:rPr>
+                <w:noProof/>
               </w:rPr>
               <w:drawing>
                 <wp:inline distT="0" distB="0" distL="0" distR="0" wp14:anchorId="68619458" wp14:editId="7A5B92F7">
@@ -11677,14 +10746,8 @@
             <w:pPr>
               <w:spacing w:after="60" w:line="360" w:lineRule="auto"/>
               <w:jc w:val="center"/>
-              <w:rPr>
-                <w:rFonts w:ascii="Times New Roman" w:hAnsi="Times New Roman" w:cs="Times New Roman"/>
-              </w:rPr>
-            </w:pPr>
-            <w:r>
-              <w:rPr>
-                <w:rFonts w:ascii="Times New Roman" w:hAnsi="Times New Roman" w:cs="Times New Roman"/>
-              </w:rPr>
+            </w:pPr>
+            <w:r>
               <w:t>3</w:t>
             </w:r>
           </w:p>
@@ -11711,14 +10774,8 @@
             <w:pPr>
               <w:spacing w:after="60" w:line="360" w:lineRule="auto"/>
               <w:jc w:val="center"/>
-              <w:rPr>
-                <w:rFonts w:ascii="Times New Roman" w:hAnsi="Times New Roman" w:cs="Times New Roman"/>
-              </w:rPr>
-            </w:pPr>
-            <w:r>
-              <w:rPr>
-                <w:rFonts w:ascii="Times New Roman" w:hAnsi="Times New Roman" w:cs="Times New Roman"/>
-              </w:rPr>
+            </w:pPr>
+            <w:r>
               <w:t>1</w:t>
             </w:r>
           </w:p>
@@ -11745,14 +10802,8 @@
             <w:pPr>
               <w:spacing w:after="60" w:line="360" w:lineRule="auto"/>
               <w:jc w:val="center"/>
-              <w:rPr>
-                <w:rFonts w:ascii="Times New Roman" w:hAnsi="Times New Roman" w:cs="Times New Roman"/>
-              </w:rPr>
-            </w:pPr>
-            <w:r>
-              <w:rPr>
-                <w:rFonts w:ascii="Times New Roman" w:hAnsi="Times New Roman" w:cs="Times New Roman"/>
-              </w:rPr>
+            </w:pPr>
+            <w:r>
               <w:t>3</w:t>
             </w:r>
           </w:p>
@@ -11779,14 +10830,8 @@
             <w:pPr>
               <w:spacing w:after="60" w:line="360" w:lineRule="auto"/>
               <w:jc w:val="center"/>
-              <w:rPr>
-                <w:rFonts w:ascii="Times New Roman" w:hAnsi="Times New Roman" w:cs="Times New Roman"/>
-              </w:rPr>
-            </w:pPr>
-            <w:r>
-              <w:rPr>
-                <w:rFonts w:ascii="Times New Roman" w:hAnsi="Times New Roman" w:cs="Times New Roman"/>
-              </w:rPr>
+            </w:pPr>
+            <w:r>
               <w:t>5</w:t>
             </w:r>
           </w:p>
@@ -11813,14 +10858,8 @@
             <w:pPr>
               <w:spacing w:after="60" w:line="360" w:lineRule="auto"/>
               <w:jc w:val="center"/>
-              <w:rPr>
-                <w:rFonts w:ascii="Times New Roman" w:hAnsi="Times New Roman" w:cs="Times New Roman"/>
-              </w:rPr>
-            </w:pPr>
-            <w:r>
-              <w:rPr>
-                <w:rFonts w:ascii="Times New Roman" w:hAnsi="Times New Roman" w:cs="Times New Roman"/>
-              </w:rPr>
+            </w:pPr>
+            <w:r>
               <w:t>3</w:t>
             </w:r>
           </w:p>
@@ -11848,14 +10887,8 @@
             <w:pPr>
               <w:spacing w:after="60" w:line="360" w:lineRule="auto"/>
               <w:jc w:val="center"/>
-              <w:rPr>
-                <w:rFonts w:ascii="Times New Roman" w:hAnsi="Times New Roman" w:cs="Times New Roman"/>
-              </w:rPr>
-            </w:pPr>
-            <w:r>
-              <w:rPr>
-                <w:rFonts w:ascii="Times New Roman" w:hAnsi="Times New Roman" w:cs="Times New Roman"/>
-              </w:rPr>
+            </w:pPr>
+            <w:r>
               <w:t>HU-10</w:t>
             </w:r>
           </w:p>
@@ -11881,14 +10914,8 @@
             <w:pPr>
               <w:spacing w:after="60" w:line="360" w:lineRule="auto"/>
               <w:jc w:val="both"/>
-              <w:rPr>
-                <w:rFonts w:ascii="Times New Roman" w:hAnsi="Times New Roman" w:cs="Times New Roman"/>
-              </w:rPr>
-            </w:pPr>
-            <w:r>
-              <w:rPr>
-                <w:rFonts w:ascii="Times New Roman" w:hAnsi="Times New Roman" w:cs="Times New Roman"/>
-              </w:rPr>
+            </w:pPr>
+            <w:r>
               <w:t>Generación de Reportes de Ventas</w:t>
             </w:r>
           </w:p>
@@ -11896,13 +10923,10 @@
             <w:pPr>
               <w:spacing w:after="60" w:line="360" w:lineRule="auto"/>
               <w:jc w:val="center"/>
-              <w:rPr>
-                <w:rFonts w:ascii="Times New Roman" w:hAnsi="Times New Roman" w:cs="Times New Roman"/>
-              </w:rPr>
-            </w:pPr>
-            <w:r>
-              <w:rPr>
-                <w:rFonts w:ascii="Times New Roman" w:hAnsi="Times New Roman" w:cs="Times New Roman"/>
+            </w:pPr>
+            <w:r>
+              <w:rPr>
+                <w:noProof/>
               </w:rPr>
               <w:drawing>
                 <wp:inline distT="0" distB="0" distL="0" distR="0" wp14:anchorId="20E99437" wp14:editId="000C22DA">
@@ -11963,14 +10987,8 @@
             <w:pPr>
               <w:spacing w:after="60" w:line="360" w:lineRule="auto"/>
               <w:jc w:val="center"/>
-              <w:rPr>
-                <w:rFonts w:ascii="Times New Roman" w:hAnsi="Times New Roman" w:cs="Times New Roman"/>
-              </w:rPr>
-            </w:pPr>
-            <w:r>
-              <w:rPr>
-                <w:rFonts w:ascii="Times New Roman" w:hAnsi="Times New Roman" w:cs="Times New Roman"/>
-              </w:rPr>
+            </w:pPr>
+            <w:r>
               <w:t>5</w:t>
             </w:r>
           </w:p>
@@ -11996,14 +11014,8 @@
             <w:pPr>
               <w:spacing w:after="60" w:line="360" w:lineRule="auto"/>
               <w:jc w:val="center"/>
-              <w:rPr>
-                <w:rFonts w:ascii="Times New Roman" w:hAnsi="Times New Roman" w:cs="Times New Roman"/>
-              </w:rPr>
-            </w:pPr>
-            <w:r>
-              <w:rPr>
-                <w:rFonts w:ascii="Times New Roman" w:hAnsi="Times New Roman" w:cs="Times New Roman"/>
-              </w:rPr>
+            </w:pPr>
+            <w:r>
               <w:t>1</w:t>
             </w:r>
           </w:p>
@@ -12029,14 +11041,8 @@
             <w:pPr>
               <w:spacing w:after="60" w:line="360" w:lineRule="auto"/>
               <w:jc w:val="center"/>
-              <w:rPr>
-                <w:rFonts w:ascii="Times New Roman" w:hAnsi="Times New Roman" w:cs="Times New Roman"/>
-              </w:rPr>
-            </w:pPr>
-            <w:r>
-              <w:rPr>
-                <w:rFonts w:ascii="Times New Roman" w:hAnsi="Times New Roman" w:cs="Times New Roman"/>
-              </w:rPr>
+            </w:pPr>
+            <w:r>
               <w:t>1</w:t>
             </w:r>
           </w:p>
@@ -12062,14 +11068,8 @@
             <w:pPr>
               <w:spacing w:after="60" w:line="360" w:lineRule="auto"/>
               <w:jc w:val="center"/>
-              <w:rPr>
-                <w:rFonts w:ascii="Times New Roman" w:hAnsi="Times New Roman" w:cs="Times New Roman"/>
-              </w:rPr>
-            </w:pPr>
-            <w:r>
-              <w:rPr>
-                <w:rFonts w:ascii="Times New Roman" w:hAnsi="Times New Roman" w:cs="Times New Roman"/>
-              </w:rPr>
+            </w:pPr>
+            <w:r>
               <w:t>13</w:t>
             </w:r>
           </w:p>
@@ -12095,14 +11095,8 @@
             <w:pPr>
               <w:spacing w:after="60" w:line="360" w:lineRule="auto"/>
               <w:jc w:val="center"/>
-              <w:rPr>
-                <w:rFonts w:ascii="Times New Roman" w:hAnsi="Times New Roman" w:cs="Times New Roman"/>
-              </w:rPr>
-            </w:pPr>
-            <w:r>
-              <w:rPr>
-                <w:rFonts w:ascii="Times New Roman" w:hAnsi="Times New Roman" w:cs="Times New Roman"/>
-              </w:rPr>
+            </w:pPr>
+            <w:r>
               <w:t>5</w:t>
             </w:r>
           </w:p>
@@ -12131,14 +11125,8 @@
             <w:pPr>
               <w:spacing w:after="60" w:line="360" w:lineRule="auto"/>
               <w:jc w:val="center"/>
-              <w:rPr>
-                <w:rFonts w:ascii="Times New Roman" w:hAnsi="Times New Roman" w:cs="Times New Roman"/>
-              </w:rPr>
-            </w:pPr>
-            <w:r>
-              <w:rPr>
-                <w:rFonts w:ascii="Times New Roman" w:hAnsi="Times New Roman" w:cs="Times New Roman"/>
-              </w:rPr>
+            </w:pPr>
+            <w:r>
               <w:t>TOTAL</w:t>
             </w:r>
           </w:p>
@@ -12165,14 +11153,8 @@
             <w:pPr>
               <w:spacing w:after="60" w:line="360" w:lineRule="auto"/>
               <w:jc w:val="both"/>
-              <w:rPr>
-                <w:rFonts w:ascii="Times New Roman" w:hAnsi="Times New Roman" w:cs="Times New Roman"/>
-              </w:rPr>
-            </w:pPr>
-            <w:r>
-              <w:rPr>
-                <w:rFonts w:ascii="Times New Roman" w:hAnsi="Times New Roman" w:cs="Times New Roman"/>
-              </w:rPr>
+            </w:pPr>
+            <w:r>
               <w:t>Estimaciones consolidadas</w:t>
             </w:r>
           </w:p>
@@ -12199,14 +11181,8 @@
             <w:pPr>
               <w:spacing w:after="60" w:line="360" w:lineRule="auto"/>
               <w:jc w:val="center"/>
-              <w:rPr>
-                <w:rFonts w:ascii="Times New Roman" w:hAnsi="Times New Roman" w:cs="Times New Roman"/>
-              </w:rPr>
-            </w:pPr>
-            <w:r>
-              <w:rPr>
-                <w:rFonts w:ascii="Times New Roman" w:hAnsi="Times New Roman" w:cs="Times New Roman"/>
-              </w:rPr>
+            </w:pPr>
+            <w:r>
               <w:t>33</w:t>
             </w:r>
           </w:p>
@@ -12233,14 +11209,8 @@
             <w:pPr>
               <w:spacing w:after="60" w:line="360" w:lineRule="auto"/>
               <w:jc w:val="center"/>
-              <w:rPr>
-                <w:rFonts w:ascii="Times New Roman" w:hAnsi="Times New Roman" w:cs="Times New Roman"/>
-              </w:rPr>
-            </w:pPr>
-            <w:r>
-              <w:rPr>
-                <w:rFonts w:ascii="Times New Roman" w:hAnsi="Times New Roman" w:cs="Times New Roman"/>
-              </w:rPr>
+            </w:pPr>
+            <w:r>
               <w:t>14</w:t>
             </w:r>
           </w:p>
@@ -12267,14 +11237,8 @@
             <w:pPr>
               <w:spacing w:after="60" w:line="360" w:lineRule="auto"/>
               <w:jc w:val="center"/>
-              <w:rPr>
-                <w:rFonts w:ascii="Times New Roman" w:hAnsi="Times New Roman" w:cs="Times New Roman"/>
-              </w:rPr>
-            </w:pPr>
-            <w:r>
-              <w:rPr>
-                <w:rFonts w:ascii="Times New Roman" w:hAnsi="Times New Roman" w:cs="Times New Roman"/>
-              </w:rPr>
+            </w:pPr>
+            <w:r>
               <w:t>24</w:t>
             </w:r>
           </w:p>
@@ -12301,14 +11265,8 @@
             <w:pPr>
               <w:spacing w:after="60" w:line="360" w:lineRule="auto"/>
               <w:jc w:val="center"/>
-              <w:rPr>
-                <w:rFonts w:ascii="Times New Roman" w:hAnsi="Times New Roman" w:cs="Times New Roman"/>
-              </w:rPr>
-            </w:pPr>
-            <w:r>
-              <w:rPr>
-                <w:rFonts w:ascii="Times New Roman" w:hAnsi="Times New Roman" w:cs="Times New Roman"/>
-              </w:rPr>
+            </w:pPr>
+            <w:r>
               <w:t>53</w:t>
             </w:r>
           </w:p>
@@ -12335,14 +11293,8 @@
             <w:pPr>
               <w:spacing w:after="60" w:line="360" w:lineRule="auto"/>
               <w:jc w:val="center"/>
-              <w:rPr>
-                <w:rFonts w:ascii="Times New Roman" w:hAnsi="Times New Roman" w:cs="Times New Roman"/>
-              </w:rPr>
-            </w:pPr>
-            <w:r>
-              <w:rPr>
-                <w:rFonts w:ascii="Times New Roman" w:hAnsi="Times New Roman" w:cs="Times New Roman"/>
-              </w:rPr>
+            </w:pPr>
+            <w:r>
               <w:t>31.1</w:t>
             </w:r>
           </w:p>
@@ -12354,7 +11306,6 @@
         <w:spacing w:before="60" w:after="240" w:line="360" w:lineRule="auto"/>
         <w:jc w:val="center"/>
         <w:rPr>
-          <w:rFonts w:ascii="Times New Roman" w:hAnsi="Times New Roman" w:cs="Times New Roman"/>
           <w:i/>
           <w:iCs/>
           <w:color w:val="595959"/>
@@ -12362,7 +11313,6 @@
       </w:pPr>
       <w:r>
         <w:rPr>
-          <w:rFonts w:ascii="Times New Roman" w:hAnsi="Times New Roman" w:cs="Times New Roman"/>
           <w:i/>
           <w:iCs/>
           <w:color w:val="595959"/>
@@ -12380,7 +11330,7 @@
           <w:szCs w:val="24"/>
         </w:rPr>
       </w:pPr>
-      <w:bookmarkStart w:id="46" w:name="_Toc233228528"/>
+      <w:bookmarkStart w:id="46" w:name="_Toc233311765"/>
       <w:r>
         <w:rPr>
           <w:rFonts w:ascii="Times New Roman" w:hAnsi="Times New Roman" w:cs="Times New Roman"/>
@@ -12397,14 +11347,8 @@
         <w:spacing w:after="160" w:line="360" w:lineRule="auto"/>
         <w:ind w:firstLine="708"/>
         <w:jc w:val="both"/>
-        <w:rPr>
-          <w:rFonts w:ascii="Times New Roman" w:hAnsi="Times New Roman" w:cs="Times New Roman"/>
-        </w:rPr>
-      </w:pPr>
-      <w:r>
-        <w:rPr>
-          <w:rFonts w:ascii="Times New Roman" w:hAnsi="Times New Roman" w:cs="Times New Roman"/>
-        </w:rPr>
+      </w:pPr>
+      <w:r>
         <w:t>Se asume un equipo ágil compuesto por 2 desarrolladores analistas, dedicando tiempo parcial de estudio al proyecto integrador, con una velocidad inicial estimada de 12 a 15 puntos de historia (SP) por sprint de dos semanas (10 días hábiles de desarrollo por ciclo):</w:t>
       </w:r>
     </w:p>
@@ -12418,7 +11362,7 @@
           <w:szCs w:val="24"/>
         </w:rPr>
       </w:pPr>
-      <w:bookmarkStart w:id="47" w:name="_Toc233228529"/>
+      <w:bookmarkStart w:id="47" w:name="_Toc233311766"/>
       <w:r>
         <w:rPr>
           <w:rFonts w:ascii="Times New Roman" w:hAnsi="Times New Roman" w:cs="Times New Roman"/>
@@ -12479,7 +11423,7 @@
           <w:szCs w:val="24"/>
         </w:rPr>
       </w:pPr>
-      <w:bookmarkStart w:id="48" w:name="_Toc233228530"/>
+      <w:bookmarkStart w:id="48" w:name="_Toc233311767"/>
       <w:r>
         <w:rPr>
           <w:rFonts w:ascii="Times New Roman" w:hAnsi="Times New Roman" w:cs="Times New Roman"/>
@@ -12541,7 +11485,7 @@
           <w:szCs w:val="24"/>
         </w:rPr>
       </w:pPr>
-      <w:bookmarkStart w:id="49" w:name="_Toc233228531"/>
+      <w:bookmarkStart w:id="49" w:name="_Toc233311768"/>
       <w:r>
         <w:rPr>
           <w:rFonts w:ascii="Times New Roman" w:hAnsi="Times New Roman" w:cs="Times New Roman"/>
@@ -12558,14 +11502,8 @@
         <w:spacing w:after="160" w:line="360" w:lineRule="auto"/>
         <w:ind w:firstLine="708"/>
         <w:jc w:val="both"/>
-        <w:rPr>
-          <w:rFonts w:ascii="Times New Roman" w:hAnsi="Times New Roman" w:cs="Times New Roman"/>
-        </w:rPr>
-      </w:pPr>
-      <w:r>
-        <w:rPr>
-          <w:rFonts w:ascii="Times New Roman" w:hAnsi="Times New Roman" w:cs="Times New Roman"/>
-        </w:rPr>
+      </w:pPr>
+      <w:r>
         <w:t>Con el fin de cumplir con el control de versiones requerido, se plantea la estructura inicial del repositorio Git que contendrá la documentación ordenada de ambas fases del proyecto integrador, aplicando una adaptación de la estrategia de ramificación GitFlow para la gestión documental de manera colaborativa.</w:t>
       </w:r>
     </w:p>
@@ -12579,7 +11517,7 @@
           <w:szCs w:val="24"/>
         </w:rPr>
       </w:pPr>
-      <w:bookmarkStart w:id="50" w:name="_Toc233228532"/>
+      <w:bookmarkStart w:id="50" w:name="_Toc233311769"/>
       <w:r>
         <w:rPr>
           <w:rFonts w:ascii="Times New Roman" w:hAnsi="Times New Roman" w:cs="Times New Roman"/>
@@ -12631,13 +11569,10 @@
           <w:p>
             <w:pPr>
               <w:spacing w:line="360" w:lineRule="auto"/>
-              <w:rPr>
-                <w:rFonts w:ascii="Times New Roman" w:hAnsi="Times New Roman" w:cs="Times New Roman"/>
-              </w:rPr>
-            </w:pPr>
-            <w:r>
-              <w:rPr>
-                <w:rFonts w:ascii="Times New Roman" w:eastAsia="Courier New" w:hAnsi="Times New Roman" w:cs="Times New Roman"/>
+            </w:pPr>
+            <w:r>
+              <w:rPr>
+                <w:rFonts w:eastAsia="Courier New"/>
               </w:rPr>
               <w:t>/PROYECTO-SIVFA</w:t>
             </w:r>
@@ -12645,27 +11580,24 @@
           <w:p>
             <w:pPr>
               <w:spacing w:line="360" w:lineRule="auto"/>
-              <w:rPr>
-                <w:rFonts w:ascii="Times New Roman" w:hAnsi="Times New Roman" w:cs="Times New Roman"/>
-              </w:rPr>
-            </w:pPr>
-            <w:r>
-              <w:rPr>
-                <w:rFonts w:ascii="Times New Roman" w:eastAsia="Courier New" w:hAnsi="Times New Roman" w:cs="Times New Roman"/>
+            </w:pPr>
+            <w:r>
+              <w:rPr>
+                <w:rFonts w:eastAsia="Courier New"/>
               </w:rPr>
               <w:t>├── .</w:t>
             </w:r>
             <w:proofErr w:type="spellStart"/>
             <w:r>
               <w:rPr>
-                <w:rFonts w:ascii="Times New Roman" w:eastAsia="Courier New" w:hAnsi="Times New Roman" w:cs="Times New Roman"/>
+                <w:rFonts w:eastAsia="Courier New"/>
               </w:rPr>
               <w:t>gitignore</w:t>
             </w:r>
             <w:proofErr w:type="spellEnd"/>
             <w:r>
               <w:rPr>
-                <w:rFonts w:ascii="Times New Roman" w:eastAsia="Courier New" w:hAnsi="Times New Roman" w:cs="Times New Roman"/>
+                <w:rFonts w:eastAsia="Courier New"/>
               </w:rPr>
               <w:t xml:space="preserve">              # Archivos temporales a ignorar</w:t>
             </w:r>
@@ -12673,13 +11605,10 @@
           <w:p>
             <w:pPr>
               <w:spacing w:line="360" w:lineRule="auto"/>
-              <w:rPr>
-                <w:rFonts w:ascii="Times New Roman" w:hAnsi="Times New Roman" w:cs="Times New Roman"/>
-              </w:rPr>
-            </w:pPr>
-            <w:r>
-              <w:rPr>
-                <w:rFonts w:ascii="Times New Roman" w:eastAsia="Courier New" w:hAnsi="Times New Roman" w:cs="Times New Roman"/>
+            </w:pPr>
+            <w:r>
+              <w:rPr>
+                <w:rFonts w:eastAsia="Courier New"/>
               </w:rPr>
               <w:t>├── README.md               # Descripción inicial y guías</w:t>
             </w:r>
@@ -12687,27 +11616,24 @@
           <w:p>
             <w:pPr>
               <w:spacing w:line="360" w:lineRule="auto"/>
-              <w:rPr>
-                <w:rFonts w:ascii="Times New Roman" w:hAnsi="Times New Roman" w:cs="Times New Roman"/>
-              </w:rPr>
-            </w:pPr>
-            <w:r>
-              <w:rPr>
-                <w:rFonts w:ascii="Times New Roman" w:eastAsia="Courier New" w:hAnsi="Times New Roman" w:cs="Times New Roman"/>
+            </w:pPr>
+            <w:r>
+              <w:rPr>
+                <w:rFonts w:eastAsia="Courier New"/>
               </w:rPr>
               <w:t>├── /</w:t>
             </w:r>
             <w:proofErr w:type="spellStart"/>
             <w:r>
               <w:rPr>
-                <w:rFonts w:ascii="Times New Roman" w:eastAsia="Courier New" w:hAnsi="Times New Roman" w:cs="Times New Roman"/>
+                <w:rFonts w:eastAsia="Courier New"/>
               </w:rPr>
               <w:t>docs</w:t>
             </w:r>
             <w:proofErr w:type="spellEnd"/>
             <w:r>
               <w:rPr>
-                <w:rFonts w:ascii="Times New Roman" w:eastAsia="Courier New" w:hAnsi="Times New Roman" w:cs="Times New Roman"/>
+                <w:rFonts w:eastAsia="Courier New"/>
               </w:rPr>
               <w:t xml:space="preserve">                   # Carpeta de entregables oficiales</w:t>
             </w:r>
@@ -12715,13 +11641,10 @@
           <w:p>
             <w:pPr>
               <w:spacing w:line="360" w:lineRule="auto"/>
-              <w:rPr>
-                <w:rFonts w:ascii="Times New Roman" w:hAnsi="Times New Roman" w:cs="Times New Roman"/>
-              </w:rPr>
-            </w:pPr>
-            <w:r>
-              <w:rPr>
-                <w:rFonts w:ascii="Times New Roman" w:eastAsia="Courier New" w:hAnsi="Times New Roman" w:cs="Times New Roman"/>
+            </w:pPr>
+            <w:r>
+              <w:rPr>
+                <w:rFonts w:eastAsia="Courier New"/>
               </w:rPr>
               <w:t>│   ├── /fase-1-analisis    # Documentación de la Fase 1</w:t>
             </w:r>
@@ -12729,13 +11652,10 @@
           <w:p>
             <w:pPr>
               <w:spacing w:line="360" w:lineRule="auto"/>
-              <w:rPr>
-                <w:rFonts w:ascii="Times New Roman" w:hAnsi="Times New Roman" w:cs="Times New Roman"/>
-              </w:rPr>
-            </w:pPr>
-            <w:r>
-              <w:rPr>
-                <w:rFonts w:ascii="Times New Roman" w:eastAsia="Courier New" w:hAnsi="Times New Roman" w:cs="Times New Roman"/>
+            </w:pPr>
+            <w:r>
+              <w:rPr>
+                <w:rFonts w:eastAsia="Courier New"/>
               </w:rPr>
               <w:t>│   │   ├── Proyecto_Final_AS2-Fase1_Equipo1.pdf</w:t>
             </w:r>
@@ -12743,13 +11663,10 @@
           <w:p>
             <w:pPr>
               <w:spacing w:line="360" w:lineRule="auto"/>
-              <w:rPr>
-                <w:rFonts w:ascii="Times New Roman" w:hAnsi="Times New Roman" w:cs="Times New Roman"/>
-              </w:rPr>
-            </w:pPr>
-            <w:r>
-              <w:rPr>
-                <w:rFonts w:ascii="Times New Roman" w:eastAsia="Courier New" w:hAnsi="Times New Roman" w:cs="Times New Roman"/>
+            </w:pPr>
+            <w:r>
+              <w:rPr>
+                <w:rFonts w:eastAsia="Courier New"/>
               </w:rPr>
               <w:t>│   │   └── /diagramas      # Fuentes y exportaciones UML</w:t>
             </w:r>
@@ -12757,13 +11674,10 @@
           <w:p>
             <w:pPr>
               <w:spacing w:line="360" w:lineRule="auto"/>
-              <w:rPr>
-                <w:rFonts w:ascii="Times New Roman" w:hAnsi="Times New Roman" w:cs="Times New Roman"/>
-              </w:rPr>
-            </w:pPr>
-            <w:r>
-              <w:rPr>
-                <w:rFonts w:ascii="Times New Roman" w:eastAsia="Courier New" w:hAnsi="Times New Roman" w:cs="Times New Roman"/>
+            </w:pPr>
+            <w:r>
+              <w:rPr>
+                <w:rFonts w:eastAsia="Courier New"/>
               </w:rPr>
               <w:t>│   └── /fase-2-diseno      # Reservado para la entrega final</w:t>
             </w:r>
@@ -12771,13 +11685,10 @@
           <w:p>
             <w:pPr>
               <w:spacing w:line="360" w:lineRule="auto"/>
-              <w:rPr>
-                <w:rFonts w:ascii="Times New Roman" w:hAnsi="Times New Roman" w:cs="Times New Roman"/>
-              </w:rPr>
-            </w:pPr>
-            <w:r>
-              <w:rPr>
-                <w:rFonts w:ascii="Times New Roman" w:eastAsia="Courier New" w:hAnsi="Times New Roman" w:cs="Times New Roman"/>
+            </w:pPr>
+            <w:r>
+              <w:rPr>
+                <w:rFonts w:eastAsia="Courier New"/>
               </w:rPr>
               <w:t>├── /mockups                # Diseño y diagramación de pantallas</w:t>
             </w:r>
@@ -12785,27 +11696,24 @@
           <w:p>
             <w:pPr>
               <w:spacing w:line="360" w:lineRule="auto"/>
-              <w:rPr>
-                <w:rFonts w:ascii="Times New Roman" w:hAnsi="Times New Roman" w:cs="Times New Roman"/>
-              </w:rPr>
-            </w:pPr>
-            <w:r>
-              <w:rPr>
-                <w:rFonts w:ascii="Times New Roman" w:eastAsia="Courier New" w:hAnsi="Times New Roman" w:cs="Times New Roman"/>
+            </w:pPr>
+            <w:r>
+              <w:rPr>
+                <w:rFonts w:eastAsia="Courier New"/>
               </w:rPr>
               <w:t>└── /</w:t>
             </w:r>
             <w:proofErr w:type="spellStart"/>
             <w:r>
               <w:rPr>
-                <w:rFonts w:ascii="Times New Roman" w:eastAsia="Courier New" w:hAnsi="Times New Roman" w:cs="Times New Roman"/>
+                <w:rFonts w:eastAsia="Courier New"/>
               </w:rPr>
               <w:t>bitacoras</w:t>
             </w:r>
             <w:proofErr w:type="spellEnd"/>
             <w:r>
               <w:rPr>
-                <w:rFonts w:ascii="Times New Roman" w:eastAsia="Courier New" w:hAnsi="Times New Roman" w:cs="Times New Roman"/>
+                <w:rFonts w:eastAsia="Courier New"/>
               </w:rPr>
               <w:t xml:space="preserve">              # Registro semanal por estudiante</w:t>
             </w:r>
@@ -12817,13 +11725,9 @@
       <w:pPr>
         <w:spacing w:before="60" w:after="240" w:line="360" w:lineRule="auto"/>
         <w:jc w:val="center"/>
-        <w:rPr>
-          <w:rFonts w:ascii="Times New Roman" w:hAnsi="Times New Roman" w:cs="Times New Roman"/>
-        </w:rPr>
-      </w:pPr>
-      <w:r>
-        <w:rPr>
-          <w:rFonts w:ascii="Times New Roman" w:hAnsi="Times New Roman" w:cs="Times New Roman"/>
+      </w:pPr>
+      <w:r>
+        <w:rPr>
           <w:i/>
           <w:iCs/>
           <w:color w:val="595959"/>
@@ -12841,7 +11745,7 @@
           <w:szCs w:val="24"/>
         </w:rPr>
       </w:pPr>
-      <w:bookmarkStart w:id="51" w:name="_Toc233228533"/>
+      <w:bookmarkStart w:id="51" w:name="_Toc233311770"/>
       <w:r>
         <w:rPr>
           <w:rFonts w:ascii="Times New Roman" w:hAnsi="Times New Roman" w:cs="Times New Roman"/>
@@ -12947,6 +11851,12 @@
         </w:rPr>
         <w:t>-inicial, feature/historias-usuario, etc.) creadas de forma individual por los estudiantes para editar secciones específicas del proyecto sin interrumpir el flujo del documento principal de forma descontrolada.</w:t>
       </w:r>
+    </w:p>
+    <w:p>
+      <w:pPr>
+        <w:spacing w:after="80" w:line="360" w:lineRule="auto"/>
+        <w:jc w:val="both"/>
+      </w:pPr>
     </w:p>
     <w:sectPr>
       <w:headerReference w:type="default" r:id="rId17"/>
@@ -13821,6 +12731,11 @@
   <w:style w:type="paragraph" w:default="1" w:styleId="Normal">
     <w:name w:val="Normal"/>
     <w:qFormat/>
+    <w:rsid w:val="00E86B7A"/>
+    <w:rPr>
+      <w:rFonts w:ascii="Times New Roman" w:eastAsia="Times New Roman" w:hAnsi="Times New Roman" w:cs="Times New Roman"/>
+      <w:color w:val="auto"/>
+    </w:rPr>
   </w:style>
   <w:style w:type="paragraph" w:styleId="Ttulo1">
     <w:name w:val="heading 1"/>
@@ -14048,6 +12963,10 @@
     <w:pPr>
       <w:spacing w:after="100"/>
     </w:pPr>
+    <w:rPr>
+      <w:rFonts w:ascii="Arial" w:eastAsia="Arial" w:hAnsi="Arial" w:cs="Arial"/>
+      <w:color w:val="1A1A1A"/>
+    </w:rPr>
   </w:style>
   <w:style w:type="paragraph" w:styleId="TDC2">
     <w:name w:val="toc 2"/>
@@ -14061,6 +12980,10 @@
       <w:spacing w:after="100"/>
       <w:ind w:left="240"/>
     </w:pPr>
+    <w:rPr>
+      <w:rFonts w:ascii="Arial" w:eastAsia="Arial" w:hAnsi="Arial" w:cs="Arial"/>
+      <w:color w:val="1A1A1A"/>
+    </w:rPr>
   </w:style>
   <w:style w:type="paragraph" w:styleId="TDC3">
     <w:name w:val="toc 3"/>
@@ -14074,6 +12997,10 @@
       <w:spacing w:after="100"/>
       <w:ind w:left="480"/>
     </w:pPr>
+    <w:rPr>
+      <w:rFonts w:ascii="Arial" w:eastAsia="Arial" w:hAnsi="Arial" w:cs="Arial"/>
+      <w:color w:val="1A1A1A"/>
+    </w:rPr>
   </w:style>
   <w:style w:type="paragraph" w:styleId="NormalWeb">
     <w:name w:val="Normal (Web)"/>
@@ -14085,10 +13012,19 @@
     <w:pPr>
       <w:spacing w:before="100" w:beforeAutospacing="1" w:after="100" w:afterAutospacing="1"/>
     </w:pPr>
-    <w:rPr>
-      <w:rFonts w:ascii="Times New Roman" w:eastAsia="Times New Roman" w:hAnsi="Times New Roman" w:cs="Times New Roman"/>
-      <w:color w:val="auto"/>
-    </w:rPr>
+  </w:style>
+  <w:style w:type="paragraph" w:customStyle="1" w:styleId="ng-star-inserted">
+    <w:name w:val="ng-star-inserted"/>
+    <w:basedOn w:val="Normal"/>
+    <w:rsid w:val="00E86B7A"/>
+    <w:pPr>
+      <w:spacing w:before="100" w:beforeAutospacing="1" w:after="100" w:afterAutospacing="1"/>
+    </w:pPr>
+  </w:style>
+  <w:style w:type="character" w:customStyle="1" w:styleId="ng-star-inserted1">
+    <w:name w:val="ng-star-inserted1"/>
+    <w:basedOn w:val="Fuentedeprrafopredeter"/>
+    <w:rsid w:val="00E86B7A"/>
   </w:style>
 </w:styles>
 </file>
